--- a/Design_Docs/GARUDA-AHB2APB-SPEC-001.docx
+++ b/Design_Docs/GARUDA-AHB2APB-SPEC-001.docx
@@ -2,44 +2,41 @@
 <file path=word/document.xml><?xml version="1.0" encoding="utf-8"?>
 <w:document xmlns:w="http://schemas.openxmlformats.org/wordprocessingml/2006/main" xmlns:m="http://schemas.openxmlformats.org/officeDocument/2006/math" xmlns:r="http://schemas.openxmlformats.org/officeDocument/2006/relationships" xmlns:o="urn:schemas-microsoft-com:office:office" xmlns:v="urn:schemas-microsoft-com:vml" xmlns:w10="urn:schemas-microsoft-com:office:word" xmlns:a="http://schemas.openxmlformats.org/drawingml/2006/main" xmlns:pic="http://schemas.openxmlformats.org/drawingml/2006/picture" xmlns:wp="http://schemas.openxmlformats.org/drawingml/2006/wordprocessingDrawing">
   <w:body>
+    <w:bookmarkStart w:id="56" w:name="X300a0de44a532ac67783a10036277a3a6ffff01"/>
     <w:p>
       <w:pPr>
         <w:pStyle w:val="Heading1"/>
       </w:pPr>
-      <w:bookmarkStart w:id="20" w:name="X300a0de44a532ac67783a10036277a3a6ffff01"/>
       <w:r>
         <w:t xml:space="preserve">GARUDA AHB-to-APB Bridge — Design Specification</w:t>
       </w:r>
-      <w:bookmarkEnd w:id="20"/>
     </w:p>
+    <w:bookmarkStart w:id="20" w:name="Xee8498aa8c87dd42cd65edb36b9d23d240ee498"/>
     <w:p>
       <w:pPr>
         <w:pStyle w:val="Heading2"/>
       </w:pPr>
-      <w:bookmarkStart w:id="21" w:name="Xee8498aa8c87dd42cd65edb36b9d23d240ee498"/>
       <w:r>
         <w:t xml:space="preserve">0.1 Identity</w:t>
       </w:r>
-      <w:bookmarkEnd w:id="21"/>
     </w:p>
     <w:tbl>
       <w:tblPr>
         <w:tblStyle w:val="Table"/>
-        <w:tblW w:type="pct" w:w="0.0"/>
-        <w:tblLook w:firstRow="1"/>
+        <w:tblW w:type="auto" w:w="0"/>
+        <w:tblLook w:firstRow="1" w:lastRow="0" w:firstColumn="0" w:lastColumn="0" w:noHBand="0" w:noVBand="0" w:val="0020"/>
+        <w:jc w:val="start"/>
       </w:tblPr>
-      <w:tblGrid/>
+      <w:tblGrid>
+        <w:gridCol w:w="3960"/>
+        <w:gridCol w:w="3960"/>
+      </w:tblGrid>
       <w:tr>
         <w:trPr>
-          <w:cnfStyle w:firstRow="1"/>
+          <w:tblHeader w:val="true"/>
         </w:trPr>
         <w:tc>
-          <w:tcPr>
-            <w:tcBorders>
-              <w:bottom w:val="single"/>
-            </w:tcBorders>
-            <w:vAlign w:val="bottom"/>
-          </w:tcPr>
+          <w:tcPr/>
           <w:p>
             <w:pPr>
               <w:pStyle w:val="Compact"/>
@@ -51,12 +48,7 @@
           </w:p>
         </w:tc>
         <w:tc>
-          <w:tcPr>
-            <w:tcBorders>
-              <w:bottom w:val="single"/>
-            </w:tcBorders>
-            <w:vAlign w:val="bottom"/>
-          </w:tcPr>
+          <w:tcPr/>
           <w:p>
             <w:pPr>
               <w:pStyle w:val="Compact"/>
@@ -70,6 +62,7 @@
       </w:tr>
       <w:tr>
         <w:tc>
+          <w:tcPr/>
           <w:p>
             <w:pPr>
               <w:pStyle w:val="Compact"/>
@@ -81,6 +74,7 @@
           </w:p>
         </w:tc>
         <w:tc>
+          <w:tcPr/>
           <w:p>
             <w:pPr>
               <w:pStyle w:val="Compact"/>
@@ -94,6 +88,7 @@
       </w:tr>
       <w:tr>
         <w:tc>
+          <w:tcPr/>
           <w:p>
             <w:pPr>
               <w:pStyle w:val="Compact"/>
@@ -105,6 +100,7 @@
           </w:p>
         </w:tc>
         <w:tc>
+          <w:tcPr/>
           <w:p>
             <w:pPr>
               <w:pStyle w:val="Compact"/>
@@ -118,6 +114,7 @@
       </w:tr>
       <w:tr>
         <w:tc>
+          <w:tcPr/>
           <w:p>
             <w:pPr>
               <w:pStyle w:val="Compact"/>
@@ -129,6 +126,7 @@
           </w:p>
         </w:tc>
         <w:tc>
+          <w:tcPr/>
           <w:p>
             <w:pPr>
               <w:pStyle w:val="Compact"/>
@@ -142,6 +140,7 @@
       </w:tr>
       <w:tr>
         <w:tc>
+          <w:tcPr/>
           <w:p>
             <w:pPr>
               <w:pStyle w:val="Compact"/>
@@ -153,6 +152,7 @@
           </w:p>
         </w:tc>
         <w:tc>
+          <w:tcPr/>
           <w:p>
             <w:pPr>
               <w:pStyle w:val="Compact"/>
@@ -166,6 +166,7 @@
       </w:tr>
       <w:tr>
         <w:tc>
+          <w:tcPr/>
           <w:p>
             <w:pPr>
               <w:pStyle w:val="Compact"/>
@@ -177,6 +178,7 @@
           </w:p>
         </w:tc>
         <w:tc>
+          <w:tcPr/>
           <w:p>
             <w:pPr>
               <w:pStyle w:val="Compact"/>
@@ -208,6 +210,7 @@
       </w:tr>
       <w:tr>
         <w:tc>
+          <w:tcPr/>
           <w:p>
             <w:pPr>
               <w:pStyle w:val="Compact"/>
@@ -219,6 +222,7 @@
           </w:p>
         </w:tc>
         <w:tc>
+          <w:tcPr/>
           <w:p>
             <w:pPr>
               <w:pStyle w:val="Compact"/>
@@ -232,6 +236,7 @@
       </w:tr>
       <w:tr>
         <w:tc>
+          <w:tcPr/>
           <w:p>
             <w:pPr>
               <w:pStyle w:val="Compact"/>
@@ -243,6 +248,7 @@
           </w:p>
         </w:tc>
         <w:tc>
+          <w:tcPr/>
           <w:p>
             <w:pPr>
               <w:pStyle w:val="Compact"/>
@@ -255,34 +261,34 @@
         </w:tc>
       </w:tr>
     </w:tbl>
+    <w:bookmarkEnd w:id="20"/>
+    <w:bookmarkStart w:id="21" w:name="Xb1b59fb676dd662d835fe73b7735d76294c3e07"/>
     <w:p>
       <w:pPr>
         <w:pStyle w:val="Heading2"/>
       </w:pPr>
-      <w:bookmarkStart w:id="22" w:name="Xb1b59fb676dd662d835fe73b7735d76294c3e07"/>
       <w:r>
         <w:t xml:space="preserve">0.2 Revision history</w:t>
       </w:r>
-      <w:bookmarkEnd w:id="22"/>
     </w:p>
     <w:tbl>
       <w:tblPr>
         <w:tblStyle w:val="Table"/>
-        <w:tblW w:type="pct" w:w="0.0"/>
-        <w:tblLook w:firstRow="1"/>
+        <w:tblW w:type="auto" w:w="0"/>
+        <w:tblLook w:firstRow="1" w:lastRow="0" w:firstColumn="0" w:lastColumn="0" w:noHBand="0" w:noVBand="0" w:val="0020"/>
+        <w:jc w:val="start"/>
       </w:tblPr>
-      <w:tblGrid/>
+      <w:tblGrid>
+        <w:gridCol w:w="2640"/>
+        <w:gridCol w:w="2640"/>
+        <w:gridCol w:w="2640"/>
+      </w:tblGrid>
       <w:tr>
         <w:trPr>
-          <w:cnfStyle w:firstRow="1"/>
+          <w:tblHeader w:val="true"/>
         </w:trPr>
         <w:tc>
-          <w:tcPr>
-            <w:tcBorders>
-              <w:bottom w:val="single"/>
-            </w:tcBorders>
-            <w:vAlign w:val="bottom"/>
-          </w:tcPr>
+          <w:tcPr/>
           <w:p>
             <w:pPr>
               <w:pStyle w:val="Compact"/>
@@ -294,12 +300,7 @@
           </w:p>
         </w:tc>
         <w:tc>
-          <w:tcPr>
-            <w:tcBorders>
-              <w:bottom w:val="single"/>
-            </w:tcBorders>
-            <w:vAlign w:val="bottom"/>
-          </w:tcPr>
+          <w:tcPr/>
           <w:p>
             <w:pPr>
               <w:pStyle w:val="Compact"/>
@@ -311,12 +312,7 @@
           </w:p>
         </w:tc>
         <w:tc>
-          <w:tcPr>
-            <w:tcBorders>
-              <w:bottom w:val="single"/>
-            </w:tcBorders>
-            <w:vAlign w:val="bottom"/>
-          </w:tcPr>
+          <w:tcPr/>
           <w:p>
             <w:pPr>
               <w:pStyle w:val="Compact"/>
@@ -330,6 +326,7 @@
       </w:tr>
       <w:tr>
         <w:tc>
+          <w:tcPr/>
           <w:p>
             <w:pPr>
               <w:pStyle w:val="Compact"/>
@@ -341,6 +338,7 @@
           </w:p>
         </w:tc>
         <w:tc>
+          <w:tcPr/>
           <w:p>
             <w:pPr>
               <w:pStyle w:val="Compact"/>
@@ -367,6 +365,7 @@
           </w:p>
         </w:tc>
         <w:tc>
+          <w:tcPr/>
           <w:p>
             <w:pPr>
               <w:pStyle w:val="Compact"/>
@@ -380,6 +379,7 @@
       </w:tr>
       <w:tr>
         <w:tc>
+          <w:tcPr/>
           <w:p>
             <w:pPr>
               <w:pStyle w:val="Compact"/>
@@ -391,6 +391,7 @@
           </w:p>
         </w:tc>
         <w:tc>
+          <w:tcPr/>
           <w:p>
             <w:pPr>
               <w:pStyle w:val="Compact"/>
@@ -453,6 +454,7 @@
           </w:p>
         </w:tc>
         <w:tc>
+          <w:tcPr/>
           <w:p>
             <w:pPr>
               <w:pStyle w:val="Compact"/>
@@ -460,20 +462,73 @@
             </w:pPr>
             <w:r>
               <w:t xml:space="preserve">ADR-0002, 0008, 0020</w:t>
+            </w:r>
+          </w:p>
+        </w:tc>
+      </w:tr>
+      <w:tr>
+        <w:tc>
+          <w:tcPr/>
+          <w:p>
+            <w:pPr>
+              <w:pStyle w:val="Compact"/>
+              <w:jc w:val="left"/>
+            </w:pPr>
+            <w:r>
+              <w:t xml:space="preserve">2.0a</w:t>
+            </w:r>
+          </w:p>
+        </w:tc>
+        <w:tc>
+          <w:tcPr/>
+          <w:p>
+            <w:pPr>
+              <w:pStyle w:val="Compact"/>
+              <w:jc w:val="left"/>
+            </w:pPr>
+            <w:r>
+              <w:t xml:space="preserve">[N-7.20] states the single</w:t>
+            </w:r>
+            <w:r>
+              <w:t xml:space="preserve"> </w:t>
+            </w:r>
+            <w:r>
+              <w:rPr>
+                <w:rStyle w:val="VerbatimChar"/>
+              </w:rPr>
+              <w:t xml:space="preserve">PSLVERR</w:t>
+            </w:r>
+            <w:r>
+              <w:t xml:space="preserve"> </w:t>
+            </w:r>
+            <w:r>
+              <w:t xml:space="preserve">rule: only for an offset that is not a register; a write to a read-only register is ignored (Track A task 0.5, 2026-10-12).</w:t>
+            </w:r>
+          </w:p>
+        </w:tc>
+        <w:tc>
+          <w:tcPr/>
+          <w:p>
+            <w:pPr>
+              <w:pStyle w:val="Compact"/>
+              <w:jc w:val="left"/>
+            </w:pPr>
+            <w:r>
+              <w:t xml:space="preserve">AUD-13</w:t>
             </w:r>
           </w:p>
         </w:tc>
       </w:tr>
     </w:tbl>
+    <w:bookmarkEnd w:id="21"/>
+    <w:bookmarkStart w:id="22" w:name="X7d72cd5e2ccd5281d575eeaae2e7a05cbe542e8"/>
     <w:p>
       <w:pPr>
         <w:pStyle w:val="Heading2"/>
       </w:pPr>
-      <w:bookmarkStart w:id="23" w:name="X7d72cd5e2ccd5281d575eeaae2e7a05cbe542e8"/>
       <w:r>
         <w:t xml:space="preserve">0.3 Normative references</w:t>
       </w:r>
-      <w:bookmarkEnd w:id="23"/>
     </w:p>
     <w:p>
       <w:pPr>
@@ -582,18 +637,21 @@
       <w:r>
         <w:rPr>
           <w:rStyle w:val="VerbatimChar"/>
+          <w:bCs/>
           <w:b/>
         </w:rPr>
         <w:t xml:space="preserve">pclk</w:t>
       </w:r>
       <w:r>
         <w:rPr>
+          <w:bCs/>
           <w:b/>
         </w:rPr>
         <w:t xml:space="preserve"> </w:t>
       </w:r>
       <w:r>
         <w:rPr>
+          <w:bCs/>
           <w:b/>
         </w:rPr>
         <w:t xml:space="preserve">generation and the phase indicator. The no-CDC argument lives there; this document consumes it.</w:t>
@@ -627,25 +685,24 @@
         </w:pict>
       </w:r>
     </w:p>
+    <w:bookmarkEnd w:id="22"/>
+    <w:bookmarkStart w:id="26" w:name="X4666c8db187a468bd7c4d1efd69e1ca31a62544"/>
     <w:p>
       <w:pPr>
         <w:pStyle w:val="Heading2"/>
       </w:pPr>
-      <w:bookmarkStart w:id="24" w:name="X4666c8db187a468bd7c4d1efd69e1ca31a62544"/>
       <w:r>
         <w:t xml:space="preserve">1 Purpose and scope</w:t>
       </w:r>
-      <w:bookmarkEnd w:id="24"/>
     </w:p>
+    <w:bookmarkStart w:id="23" w:name="X982033b5eecaea9e0967e965864423587568394"/>
     <w:p>
       <w:pPr>
         <w:pStyle w:val="Heading3"/>
       </w:pPr>
-      <w:bookmarkStart w:id="25" w:name="X982033b5eecaea9e0967e965864423587568394"/>
       <w:r>
         <w:t xml:space="preserve">1.1 In scope</w:t>
       </w:r>
-      <w:bookmarkEnd w:id="25"/>
     </w:p>
     <w:p>
       <w:pPr>
@@ -688,15 +745,15 @@
         <w:t xml:space="preserve">and the peripheral timeout.</w:t>
       </w:r>
     </w:p>
+    <w:bookmarkEnd w:id="23"/>
+    <w:bookmarkStart w:id="24" w:name="X132851fb01253333d36643f8ae8b0fecae9f6a0"/>
     <w:p>
       <w:pPr>
         <w:pStyle w:val="Heading3"/>
       </w:pPr>
-      <w:bookmarkStart w:id="26" w:name="X132851fb01253333d36643f8ae8b0fecae9f6a0"/>
       <w:r>
         <w:t xml:space="preserve">1.2 Out of scope</w:t>
       </w:r>
-      <w:bookmarkEnd w:id="26"/>
     </w:p>
     <w:p>
       <w:pPr>
@@ -758,15 +815,15 @@
         <w:t xml:space="preserve">The DMA's own APB config port, which is a peripheral on window 4 like any other.</w:t>
       </w:r>
     </w:p>
+    <w:bookmarkEnd w:id="24"/>
+    <w:bookmarkStart w:id="25" w:name="X80bfcdcb160848ba745c11af297c4cf4534c52e"/>
     <w:p>
       <w:pPr>
         <w:pStyle w:val="Heading3"/>
       </w:pPr>
-      <w:bookmarkStart w:id="27" w:name="X80bfcdcb160848ba745c11af297c4cf4534c52e"/>
       <w:r>
         <w:t xml:space="preserve">1.3 What Rev 1.4 got wrong</w:t>
       </w:r>
-      <w:bookmarkEnd w:id="27"/>
     </w:p>
     <w:p>
       <w:pPr>
@@ -788,6 +845,7 @@
       </w:pPr>
       <w:r>
         <w:rPr>
+          <w:bCs/>
           <w:b/>
         </w:rPr>
         <w:t xml:space="preserve">The clock.</w:t>
@@ -865,6 +923,7 @@
       </w:pPr>
       <w:r>
         <w:rPr>
+          <w:bCs/>
           <w:b/>
         </w:rPr>
         <w:t xml:space="preserve">The crossing.</w:t>
@@ -943,34 +1002,35 @@
         </w:pict>
       </w:r>
     </w:p>
+    <w:bookmarkEnd w:id="25"/>
+    <w:bookmarkEnd w:id="26"/>
+    <w:bookmarkStart w:id="27" w:name="X7ac32b3a81e4212c01abd06ff86531ccba71244"/>
     <w:p>
       <w:pPr>
         <w:pStyle w:val="Heading2"/>
       </w:pPr>
-      <w:bookmarkStart w:id="28" w:name="X7ac32b3a81e4212c01abd06ff86531ccba71244"/>
       <w:r>
         <w:t xml:space="preserve">2 Requirements</w:t>
       </w:r>
-      <w:bookmarkEnd w:id="28"/>
     </w:p>
     <w:tbl>
       <w:tblPr>
         <w:tblStyle w:val="Table"/>
-        <w:tblW w:type="pct" w:w="0.0"/>
-        <w:tblLook w:firstRow="1"/>
+        <w:tblW w:type="auto" w:w="0"/>
+        <w:tblLook w:firstRow="1" w:lastRow="0" w:firstColumn="0" w:lastColumn="0" w:noHBand="0" w:noVBand="0" w:val="0020"/>
+        <w:jc w:val="start"/>
       </w:tblPr>
-      <w:tblGrid/>
+      <w:tblGrid>
+        <w:gridCol w:w="2640"/>
+        <w:gridCol w:w="2640"/>
+        <w:gridCol w:w="2640"/>
+      </w:tblGrid>
       <w:tr>
         <w:trPr>
-          <w:cnfStyle w:firstRow="1"/>
+          <w:tblHeader w:val="true"/>
         </w:trPr>
         <w:tc>
-          <w:tcPr>
-            <w:tcBorders>
-              <w:bottom w:val="single"/>
-            </w:tcBorders>
-            <w:vAlign w:val="bottom"/>
-          </w:tcPr>
+          <w:tcPr/>
           <w:p>
             <w:pPr>
               <w:pStyle w:val="Compact"/>
@@ -982,12 +1042,7 @@
           </w:p>
         </w:tc>
         <w:tc>
-          <w:tcPr>
-            <w:tcBorders>
-              <w:bottom w:val="single"/>
-            </w:tcBorders>
-            <w:vAlign w:val="bottom"/>
-          </w:tcPr>
+          <w:tcPr/>
           <w:p>
             <w:pPr>
               <w:pStyle w:val="Compact"/>
@@ -999,12 +1054,7 @@
           </w:p>
         </w:tc>
         <w:tc>
-          <w:tcPr>
-            <w:tcBorders>
-              <w:bottom w:val="single"/>
-            </w:tcBorders>
-            <w:vAlign w:val="bottom"/>
-          </w:tcPr>
+          <w:tcPr/>
           <w:p>
             <w:pPr>
               <w:pStyle w:val="Compact"/>
@@ -1018,6 +1068,7 @@
       </w:tr>
       <w:tr>
         <w:tc>
+          <w:tcPr/>
           <w:p>
             <w:pPr>
               <w:pStyle w:val="Compact"/>
@@ -1029,6 +1080,7 @@
           </w:p>
         </w:tc>
         <w:tc>
+          <w:tcPr/>
           <w:p>
             <w:pPr>
               <w:pStyle w:val="Compact"/>
@@ -1040,6 +1092,7 @@
           </w:p>
         </w:tc>
         <w:tc>
+          <w:tcPr/>
           <w:p>
             <w:pPr>
               <w:pStyle w:val="Compact"/>
@@ -1053,6 +1106,7 @@
       </w:tr>
       <w:tr>
         <w:tc>
+          <w:tcPr/>
           <w:p>
             <w:pPr>
               <w:pStyle w:val="Compact"/>
@@ -1064,6 +1118,7 @@
           </w:p>
         </w:tc>
         <w:tc>
+          <w:tcPr/>
           <w:p>
             <w:pPr>
               <w:pStyle w:val="Compact"/>
@@ -1075,6 +1130,7 @@
           </w:p>
         </w:tc>
         <w:tc>
+          <w:tcPr/>
           <w:p>
             <w:pPr>
               <w:pStyle w:val="Compact"/>
@@ -1088,6 +1144,7 @@
       </w:tr>
       <w:tr>
         <w:tc>
+          <w:tcPr/>
           <w:p>
             <w:pPr>
               <w:pStyle w:val="Compact"/>
@@ -1099,6 +1156,7 @@
           </w:p>
         </w:tc>
         <w:tc>
+          <w:tcPr/>
           <w:p>
             <w:pPr>
               <w:pStyle w:val="Compact"/>
@@ -1110,6 +1168,7 @@
           </w:p>
         </w:tc>
         <w:tc>
+          <w:tcPr/>
           <w:p>
             <w:pPr>
               <w:pStyle w:val="Compact"/>
@@ -1123,6 +1182,7 @@
       </w:tr>
       <w:tr>
         <w:tc>
+          <w:tcPr/>
           <w:p>
             <w:pPr>
               <w:pStyle w:val="Compact"/>
@@ -1134,6 +1194,7 @@
           </w:p>
         </w:tc>
         <w:tc>
+          <w:tcPr/>
           <w:p>
             <w:pPr>
               <w:pStyle w:val="Compact"/>
@@ -1172,6 +1233,7 @@
           </w:p>
         </w:tc>
         <w:tc>
+          <w:tcPr/>
           <w:p>
             <w:pPr>
               <w:pStyle w:val="Compact"/>
@@ -1185,6 +1247,7 @@
       </w:tr>
       <w:tr>
         <w:tc>
+          <w:tcPr/>
           <w:p>
             <w:pPr>
               <w:pStyle w:val="Compact"/>
@@ -1196,6 +1259,7 @@
           </w:p>
         </w:tc>
         <w:tc>
+          <w:tcPr/>
           <w:p>
             <w:pPr>
               <w:pStyle w:val="Compact"/>
@@ -1207,6 +1271,7 @@
           </w:p>
         </w:tc>
         <w:tc>
+          <w:tcPr/>
           <w:p>
             <w:pPr>
               <w:pStyle w:val="Compact"/>
@@ -1220,6 +1285,7 @@
       </w:tr>
       <w:tr>
         <w:tc>
+          <w:tcPr/>
           <w:p>
             <w:pPr>
               <w:pStyle w:val="Compact"/>
@@ -1231,6 +1297,7 @@
           </w:p>
         </w:tc>
         <w:tc>
+          <w:tcPr/>
           <w:p>
             <w:pPr>
               <w:pStyle w:val="Compact"/>
@@ -1242,6 +1309,7 @@
           </w:p>
         </w:tc>
         <w:tc>
+          <w:tcPr/>
           <w:p>
             <w:pPr>
               <w:pStyle w:val="Compact"/>
@@ -1255,6 +1323,7 @@
       </w:tr>
       <w:tr>
         <w:tc>
+          <w:tcPr/>
           <w:p>
             <w:pPr>
               <w:pStyle w:val="Compact"/>
@@ -1266,6 +1335,7 @@
           </w:p>
         </w:tc>
         <w:tc>
+          <w:tcPr/>
           <w:p>
             <w:pPr>
               <w:pStyle w:val="Compact"/>
@@ -1292,6 +1362,7 @@
           </w:p>
         </w:tc>
         <w:tc>
+          <w:tcPr/>
           <w:p>
             <w:pPr>
               <w:pStyle w:val="Compact"/>
@@ -1305,6 +1376,7 @@
       </w:tr>
       <w:tr>
         <w:tc>
+          <w:tcPr/>
           <w:p>
             <w:pPr>
               <w:pStyle w:val="Compact"/>
@@ -1316,6 +1388,7 @@
           </w:p>
         </w:tc>
         <w:tc>
+          <w:tcPr/>
           <w:p>
             <w:pPr>
               <w:pStyle w:val="Compact"/>
@@ -1327,6 +1400,7 @@
           </w:p>
         </w:tc>
         <w:tc>
+          <w:tcPr/>
           <w:p>
             <w:pPr>
               <w:pStyle w:val="Compact"/>
@@ -1346,15 +1420,15 @@
         </w:pict>
       </w:r>
     </w:p>
+    <w:bookmarkEnd w:id="27"/>
+    <w:bookmarkStart w:id="28" w:name="X1a7d97650db9c8935e98f54c49fc0d1c2422484"/>
     <w:p>
       <w:pPr>
         <w:pStyle w:val="Heading2"/>
       </w:pPr>
-      <w:bookmarkStart w:id="29" w:name="X1a7d97650db9c8935e98f54c49fc0d1c2422484"/>
       <w:r>
         <w:t xml:space="preserve">3 Block diagram</w:t>
       </w:r>
-      <w:bookmarkEnd w:id="29"/>
     </w:p>
     <w:p>
       <w:pPr>
@@ -1665,34 +1739,35 @@
         </w:pict>
       </w:r>
     </w:p>
+    <w:bookmarkEnd w:id="28"/>
+    <w:bookmarkStart w:id="29" w:name="Xebf6fc5ba8dcde2af88cf555221c19004ccfe53"/>
     <w:p>
       <w:pPr>
         <w:pStyle w:val="Heading2"/>
       </w:pPr>
-      <w:bookmarkStart w:id="30" w:name="Xebf6fc5ba8dcde2af88cf555221c19004ccfe53"/>
       <w:r>
         <w:t xml:space="preserve">4 Sub-block inventory</w:t>
       </w:r>
-      <w:bookmarkEnd w:id="30"/>
     </w:p>
     <w:tbl>
       <w:tblPr>
         <w:tblStyle w:val="Table"/>
-        <w:tblW w:type="pct" w:w="0.0"/>
-        <w:tblLook w:firstRow="1"/>
+        <w:tblW w:type="auto" w:w="0"/>
+        <w:tblLook w:firstRow="1" w:lastRow="0" w:firstColumn="0" w:lastColumn="0" w:noHBand="0" w:noVBand="0" w:val="0020"/>
+        <w:jc w:val="start"/>
       </w:tblPr>
-      <w:tblGrid/>
+      <w:tblGrid>
+        <w:gridCol w:w="1980"/>
+        <w:gridCol w:w="1980"/>
+        <w:gridCol w:w="1980"/>
+        <w:gridCol w:w="1980"/>
+      </w:tblGrid>
       <w:tr>
         <w:trPr>
-          <w:cnfStyle w:firstRow="1"/>
+          <w:tblHeader w:val="true"/>
         </w:trPr>
         <w:tc>
-          <w:tcPr>
-            <w:tcBorders>
-              <w:bottom w:val="single"/>
-            </w:tcBorders>
-            <w:vAlign w:val="bottom"/>
-          </w:tcPr>
+          <w:tcPr/>
           <w:p>
             <w:pPr>
               <w:pStyle w:val="Compact"/>
@@ -1704,12 +1779,7 @@
           </w:p>
         </w:tc>
         <w:tc>
-          <w:tcPr>
-            <w:tcBorders>
-              <w:bottom w:val="single"/>
-            </w:tcBorders>
-            <w:vAlign w:val="bottom"/>
-          </w:tcPr>
+          <w:tcPr/>
           <w:p>
             <w:pPr>
               <w:pStyle w:val="Compact"/>
@@ -1721,12 +1791,7 @@
           </w:p>
         </w:tc>
         <w:tc>
-          <w:tcPr>
-            <w:tcBorders>
-              <w:bottom w:val="single"/>
-            </w:tcBorders>
-            <w:vAlign w:val="bottom"/>
-          </w:tcPr>
+          <w:tcPr/>
           <w:p>
             <w:pPr>
               <w:pStyle w:val="Compact"/>
@@ -1738,12 +1803,7 @@
           </w:p>
         </w:tc>
         <w:tc>
-          <w:tcPr>
-            <w:tcBorders>
-              <w:bottom w:val="single"/>
-            </w:tcBorders>
-            <w:vAlign w:val="bottom"/>
-          </w:tcPr>
+          <w:tcPr/>
           <w:p>
             <w:pPr>
               <w:pStyle w:val="Compact"/>
@@ -1757,6 +1817,7 @@
       </w:tr>
       <w:tr>
         <w:tc>
+          <w:tcPr/>
           <w:p>
             <w:pPr>
               <w:pStyle w:val="Compact"/>
@@ -1771,6 +1832,7 @@
           </w:p>
         </w:tc>
         <w:tc>
+          <w:tcPr/>
           <w:p>
             <w:pPr>
               <w:pStyle w:val="Compact"/>
@@ -1782,6 +1844,7 @@
           </w:p>
         </w:tc>
         <w:tc>
+          <w:tcPr/>
           <w:p>
             <w:pPr>
               <w:pStyle w:val="Compact"/>
@@ -1796,6 +1859,7 @@
           </w:p>
         </w:tc>
         <w:tc>
+          <w:tcPr/>
           <w:p>
             <w:pPr>
               <w:pStyle w:val="Compact"/>
@@ -1830,6 +1894,7 @@
       </w:tr>
       <w:tr>
         <w:tc>
+          <w:tcPr/>
           <w:p>
             <w:pPr>
               <w:pStyle w:val="Compact"/>
@@ -1844,6 +1909,7 @@
           </w:p>
         </w:tc>
         <w:tc>
+          <w:tcPr/>
           <w:p>
             <w:pPr>
               <w:pStyle w:val="Compact"/>
@@ -1855,6 +1921,7 @@
           </w:p>
         </w:tc>
         <w:tc>
+          <w:tcPr/>
           <w:p>
             <w:pPr>
               <w:pStyle w:val="Compact"/>
@@ -1869,6 +1936,7 @@
           </w:p>
         </w:tc>
         <w:tc>
+          <w:tcPr/>
           <w:p>
             <w:pPr>
               <w:pStyle w:val="Compact"/>
@@ -1906,6 +1974,7 @@
       </w:tr>
       <w:tr>
         <w:tc>
+          <w:tcPr/>
           <w:p>
             <w:pPr>
               <w:pStyle w:val="Compact"/>
@@ -1920,6 +1989,7 @@
           </w:p>
         </w:tc>
         <w:tc>
+          <w:tcPr/>
           <w:p>
             <w:pPr>
               <w:pStyle w:val="Compact"/>
@@ -1931,6 +2001,7 @@
           </w:p>
         </w:tc>
         <w:tc>
+          <w:tcPr/>
           <w:p>
             <w:pPr>
               <w:pStyle w:val="Compact"/>
@@ -1945,6 +2016,7 @@
           </w:p>
         </w:tc>
         <w:tc>
+          <w:tcPr/>
           <w:p>
             <w:pPr>
               <w:pStyle w:val="Compact"/>
@@ -1970,6 +2042,7 @@
       </w:tr>
       <w:tr>
         <w:tc>
+          <w:tcPr/>
           <w:p>
             <w:pPr>
               <w:pStyle w:val="Compact"/>
@@ -1984,6 +2057,7 @@
           </w:p>
         </w:tc>
         <w:tc>
+          <w:tcPr/>
           <w:p>
             <w:pPr>
               <w:pStyle w:val="Compact"/>
@@ -1995,6 +2069,7 @@
           </w:p>
         </w:tc>
         <w:tc>
+          <w:tcPr/>
           <w:p>
             <w:pPr>
               <w:pStyle w:val="Compact"/>
@@ -2009,6 +2084,7 @@
           </w:p>
         </w:tc>
         <w:tc>
+          <w:tcPr/>
           <w:p>
             <w:pPr>
               <w:pStyle w:val="Compact"/>
@@ -2022,6 +2098,7 @@
       </w:tr>
       <w:tr>
         <w:tc>
+          <w:tcPr/>
           <w:p>
             <w:pPr>
               <w:pStyle w:val="Compact"/>
@@ -2036,6 +2113,7 @@
           </w:p>
         </w:tc>
         <w:tc>
+          <w:tcPr/>
           <w:p>
             <w:pPr>
               <w:pStyle w:val="Compact"/>
@@ -2047,6 +2125,7 @@
           </w:p>
         </w:tc>
         <w:tc>
+          <w:tcPr/>
           <w:p>
             <w:pPr>
               <w:pStyle w:val="Compact"/>
@@ -2061,6 +2140,7 @@
           </w:p>
         </w:tc>
         <w:tc>
+          <w:tcPr/>
           <w:p>
             <w:pPr>
               <w:pStyle w:val="Compact"/>
@@ -2089,6 +2169,7 @@
       </w:tr>
       <w:tr>
         <w:tc>
+          <w:tcPr/>
           <w:p>
             <w:pPr>
               <w:pStyle w:val="Compact"/>
@@ -2103,6 +2184,7 @@
           </w:p>
         </w:tc>
         <w:tc>
+          <w:tcPr/>
           <w:p>
             <w:pPr>
               <w:pStyle w:val="Compact"/>
@@ -2114,6 +2196,7 @@
           </w:p>
         </w:tc>
         <w:tc>
+          <w:tcPr/>
           <w:p>
             <w:pPr>
               <w:pStyle w:val="Compact"/>
@@ -2128,6 +2211,7 @@
           </w:p>
         </w:tc>
         <w:tc>
+          <w:tcPr/>
           <w:p>
             <w:pPr>
               <w:pStyle w:val="Compact"/>
@@ -2141,6 +2225,7 @@
       </w:tr>
       <w:tr>
         <w:tc>
+          <w:tcPr/>
           <w:p>
             <w:pPr>
               <w:pStyle w:val="Compact"/>
@@ -2155,6 +2240,7 @@
           </w:p>
         </w:tc>
         <w:tc>
+          <w:tcPr/>
           <w:p>
             <w:pPr>
               <w:pStyle w:val="Compact"/>
@@ -2166,6 +2252,7 @@
           </w:p>
         </w:tc>
         <w:tc>
+          <w:tcPr/>
           <w:p>
             <w:pPr>
               <w:pStyle w:val="Compact"/>
@@ -2180,6 +2267,7 @@
           </w:p>
         </w:tc>
         <w:tc>
+          <w:tcPr/>
           <w:p>
             <w:pPr>
               <w:pStyle w:val="Compact"/>
@@ -2241,21 +2329,21 @@
         </w:pict>
       </w:r>
     </w:p>
+    <w:bookmarkEnd w:id="29"/>
+    <w:bookmarkStart w:id="33" w:name="X1571269831bc8f18807262f96c888bdf754311e"/>
     <w:p>
       <w:pPr>
         <w:pStyle w:val="Heading2"/>
       </w:pPr>
-      <w:bookmarkStart w:id="31" w:name="X1571269831bc8f18807262f96c888bdf754311e"/>
       <w:r>
         <w:t xml:space="preserve">5 Interfaces</w:t>
       </w:r>
-      <w:bookmarkEnd w:id="31"/>
     </w:p>
+    <w:bookmarkStart w:id="30" w:name="X5165e855a7d3ccd11a822a9f31ffe971681a41a"/>
     <w:p>
       <w:pPr>
         <w:pStyle w:val="Heading3"/>
       </w:pPr>
-      <w:bookmarkStart w:id="32" w:name="X5165e855a7d3ccd11a822a9f31ffe971681a41a"/>
       <w:r>
         <w:t xml:space="preserve">5.1 AHB slave side (</w:t>
       </w:r>
@@ -2268,26 +2356,27 @@
       <w:r>
         <w:t xml:space="preserve">)</w:t>
       </w:r>
-      <w:bookmarkEnd w:id="32"/>
     </w:p>
     <w:tbl>
       <w:tblPr>
         <w:tblStyle w:val="Table"/>
-        <w:tblW w:type="pct" w:w="0.0"/>
-        <w:tblLook w:firstRow="1"/>
+        <w:tblW w:type="auto" w:w="0"/>
+        <w:tblLook w:firstRow="1" w:lastRow="0" w:firstColumn="0" w:lastColumn="0" w:noHBand="0" w:noVBand="0" w:val="0020"/>
+        <w:jc w:val="start"/>
       </w:tblPr>
-      <w:tblGrid/>
+      <w:tblGrid>
+        <w:gridCol w:w="1584"/>
+        <w:gridCol w:w="1584"/>
+        <w:gridCol w:w="1584"/>
+        <w:gridCol w:w="1584"/>
+        <w:gridCol w:w="1584"/>
+      </w:tblGrid>
       <w:tr>
         <w:trPr>
-          <w:cnfStyle w:firstRow="1"/>
+          <w:tblHeader w:val="true"/>
         </w:trPr>
         <w:tc>
-          <w:tcPr>
-            <w:tcBorders>
-              <w:bottom w:val="single"/>
-            </w:tcBorders>
-            <w:vAlign w:val="bottom"/>
-          </w:tcPr>
+          <w:tcPr/>
           <w:p>
             <w:pPr>
               <w:pStyle w:val="Compact"/>
@@ -2299,12 +2388,7 @@
           </w:p>
         </w:tc>
         <w:tc>
-          <w:tcPr>
-            <w:tcBorders>
-              <w:bottom w:val="single"/>
-            </w:tcBorders>
-            <w:vAlign w:val="bottom"/>
-          </w:tcPr>
+          <w:tcPr/>
           <w:p>
             <w:pPr>
               <w:pStyle w:val="Compact"/>
@@ -2316,12 +2400,7 @@
           </w:p>
         </w:tc>
         <w:tc>
-          <w:tcPr>
-            <w:tcBorders>
-              <w:bottom w:val="single"/>
-            </w:tcBorders>
-            <w:vAlign w:val="bottom"/>
-          </w:tcPr>
+          <w:tcPr/>
           <w:p>
             <w:pPr>
               <w:pStyle w:val="Compact"/>
@@ -2333,12 +2412,7 @@
           </w:p>
         </w:tc>
         <w:tc>
-          <w:tcPr>
-            <w:tcBorders>
-              <w:bottom w:val="single"/>
-            </w:tcBorders>
-            <w:vAlign w:val="bottom"/>
-          </w:tcPr>
+          <w:tcPr/>
           <w:p>
             <w:pPr>
               <w:pStyle w:val="Compact"/>
@@ -2350,12 +2424,7 @@
           </w:p>
         </w:tc>
         <w:tc>
-          <w:tcPr>
-            <w:tcBorders>
-              <w:bottom w:val="single"/>
-            </w:tcBorders>
-            <w:vAlign w:val="bottom"/>
-          </w:tcPr>
+          <w:tcPr/>
           <w:p>
             <w:pPr>
               <w:pStyle w:val="Compact"/>
@@ -2369,6 +2438,7 @@
       </w:tr>
       <w:tr>
         <w:tc>
+          <w:tcPr/>
           <w:p>
             <w:pPr>
               <w:pStyle w:val="Compact"/>
@@ -2395,6 +2465,7 @@
           </w:p>
         </w:tc>
         <w:tc>
+          <w:tcPr/>
           <w:p>
             <w:pPr>
               <w:pStyle w:val="Compact"/>
@@ -2406,6 +2477,7 @@
           </w:p>
         </w:tc>
         <w:tc>
+          <w:tcPr/>
           <w:p>
             <w:pPr>
               <w:pStyle w:val="Compact"/>
@@ -2417,6 +2489,7 @@
           </w:p>
         </w:tc>
         <w:tc>
+          <w:tcPr/>
           <w:p>
             <w:pPr>
               <w:pStyle w:val="Compact"/>
@@ -2428,11 +2501,17 @@
           </w:p>
         </w:tc>
         <w:tc>
-          <w:p/>
+          <w:tcPr/>
+          <w:p>
+            <w:pPr>
+              <w:pStyle w:val="Compact"/>
+            </w:pPr>
+          </w:p>
         </w:tc>
       </w:tr>
       <w:tr>
         <w:tc>
+          <w:tcPr/>
           <w:p>
             <w:pPr>
               <w:pStyle w:val="Compact"/>
@@ -2459,6 +2538,7 @@
           </w:p>
         </w:tc>
         <w:tc>
+          <w:tcPr/>
           <w:p>
             <w:pPr>
               <w:pStyle w:val="Compact"/>
@@ -2470,6 +2550,7 @@
           </w:p>
         </w:tc>
         <w:tc>
+          <w:tcPr/>
           <w:p>
             <w:pPr>
               <w:pStyle w:val="Compact"/>
@@ -2481,6 +2562,7 @@
           </w:p>
         </w:tc>
         <w:tc>
+          <w:tcPr/>
           <w:p>
             <w:pPr>
               <w:pStyle w:val="Compact"/>
@@ -2492,11 +2574,17 @@
           </w:p>
         </w:tc>
         <w:tc>
-          <w:p/>
+          <w:tcPr/>
+          <w:p>
+            <w:pPr>
+              <w:pStyle w:val="Compact"/>
+            </w:pPr>
+          </w:p>
         </w:tc>
       </w:tr>
       <w:tr>
         <w:tc>
+          <w:tcPr/>
           <w:p>
             <w:pPr>
               <w:pStyle w:val="Compact"/>
@@ -2511,6 +2599,7 @@
           </w:p>
         </w:tc>
         <w:tc>
+          <w:tcPr/>
           <w:p>
             <w:pPr>
               <w:pStyle w:val="Compact"/>
@@ -2522,6 +2611,7 @@
           </w:p>
         </w:tc>
         <w:tc>
+          <w:tcPr/>
           <w:p>
             <w:pPr>
               <w:pStyle w:val="Compact"/>
@@ -2533,6 +2623,7 @@
           </w:p>
         </w:tc>
         <w:tc>
+          <w:tcPr/>
           <w:p>
             <w:pPr>
               <w:pStyle w:val="Compact"/>
@@ -2544,6 +2635,7 @@
           </w:p>
         </w:tc>
         <w:tc>
+          <w:tcPr/>
           <w:p>
             <w:pPr>
               <w:pStyle w:val="Compact"/>
@@ -2599,6 +2691,7 @@
       </w:tr>
       <w:tr>
         <w:tc>
+          <w:tcPr/>
           <w:p>
             <w:pPr>
               <w:pStyle w:val="Compact"/>
@@ -2613,6 +2706,7 @@
           </w:p>
         </w:tc>
         <w:tc>
+          <w:tcPr/>
           <w:p>
             <w:pPr>
               <w:pStyle w:val="Compact"/>
@@ -2624,6 +2718,7 @@
           </w:p>
         </w:tc>
         <w:tc>
+          <w:tcPr/>
           <w:p>
             <w:pPr>
               <w:pStyle w:val="Compact"/>
@@ -2635,6 +2730,7 @@
           </w:p>
         </w:tc>
         <w:tc>
+          <w:tcPr/>
           <w:p>
             <w:pPr>
               <w:pStyle w:val="Compact"/>
@@ -2646,11 +2742,17 @@
           </w:p>
         </w:tc>
         <w:tc>
-          <w:p/>
+          <w:tcPr/>
+          <w:p>
+            <w:pPr>
+              <w:pStyle w:val="Compact"/>
+            </w:pPr>
+          </w:p>
         </w:tc>
       </w:tr>
       <w:tr>
         <w:tc>
+          <w:tcPr/>
           <w:p>
             <w:pPr>
               <w:pStyle w:val="Compact"/>
@@ -2665,6 +2767,7 @@
           </w:p>
         </w:tc>
         <w:tc>
+          <w:tcPr/>
           <w:p>
             <w:pPr>
               <w:pStyle w:val="Compact"/>
@@ -2676,6 +2779,7 @@
           </w:p>
         </w:tc>
         <w:tc>
+          <w:tcPr/>
           <w:p>
             <w:pPr>
               <w:pStyle w:val="Compact"/>
@@ -2687,6 +2791,7 @@
           </w:p>
         </w:tc>
         <w:tc>
+          <w:tcPr/>
           <w:p>
             <w:pPr>
               <w:pStyle w:val="Compact"/>
@@ -2698,11 +2803,17 @@
           </w:p>
         </w:tc>
         <w:tc>
-          <w:p/>
+          <w:tcPr/>
+          <w:p>
+            <w:pPr>
+              <w:pStyle w:val="Compact"/>
+            </w:pPr>
+          </w:p>
         </w:tc>
       </w:tr>
       <w:tr>
         <w:tc>
+          <w:tcPr/>
           <w:p>
             <w:pPr>
               <w:pStyle w:val="Compact"/>
@@ -2717,6 +2828,7 @@
           </w:p>
         </w:tc>
         <w:tc>
+          <w:tcPr/>
           <w:p>
             <w:pPr>
               <w:pStyle w:val="Compact"/>
@@ -2728,6 +2840,7 @@
           </w:p>
         </w:tc>
         <w:tc>
+          <w:tcPr/>
           <w:p>
             <w:pPr>
               <w:pStyle w:val="Compact"/>
@@ -2739,6 +2852,7 @@
           </w:p>
         </w:tc>
         <w:tc>
+          <w:tcPr/>
           <w:p>
             <w:pPr>
               <w:pStyle w:val="Compact"/>
@@ -2750,11 +2864,17 @@
           </w:p>
         </w:tc>
         <w:tc>
-          <w:p/>
+          <w:tcPr/>
+          <w:p>
+            <w:pPr>
+              <w:pStyle w:val="Compact"/>
+            </w:pPr>
+          </w:p>
         </w:tc>
       </w:tr>
       <w:tr>
         <w:tc>
+          <w:tcPr/>
           <w:p>
             <w:pPr>
               <w:pStyle w:val="Compact"/>
@@ -2781,6 +2901,7 @@
           </w:p>
         </w:tc>
         <w:tc>
+          <w:tcPr/>
           <w:p>
             <w:pPr>
               <w:pStyle w:val="Compact"/>
@@ -2792,6 +2913,7 @@
           </w:p>
         </w:tc>
         <w:tc>
+          <w:tcPr/>
           <w:p>
             <w:pPr>
               <w:pStyle w:val="Compact"/>
@@ -2803,6 +2925,7 @@
           </w:p>
         </w:tc>
         <w:tc>
+          <w:tcPr/>
           <w:p>
             <w:pPr>
               <w:pStyle w:val="Compact"/>
@@ -2814,11 +2937,17 @@
           </w:p>
         </w:tc>
         <w:tc>
-          <w:p/>
+          <w:tcPr/>
+          <w:p>
+            <w:pPr>
+              <w:pStyle w:val="Compact"/>
+            </w:pPr>
+          </w:p>
         </w:tc>
       </w:tr>
       <w:tr>
         <w:tc>
+          <w:tcPr/>
           <w:p>
             <w:pPr>
               <w:pStyle w:val="Compact"/>
@@ -2833,6 +2962,7 @@
           </w:p>
         </w:tc>
         <w:tc>
+          <w:tcPr/>
           <w:p>
             <w:pPr>
               <w:pStyle w:val="Compact"/>
@@ -2844,6 +2974,7 @@
           </w:p>
         </w:tc>
         <w:tc>
+          <w:tcPr/>
           <w:p>
             <w:pPr>
               <w:pStyle w:val="Compact"/>
@@ -2855,6 +2986,7 @@
           </w:p>
         </w:tc>
         <w:tc>
+          <w:tcPr/>
           <w:p>
             <w:pPr>
               <w:pStyle w:val="Compact"/>
@@ -2866,11 +2998,17 @@
           </w:p>
         </w:tc>
         <w:tc>
-          <w:p/>
+          <w:tcPr/>
+          <w:p>
+            <w:pPr>
+              <w:pStyle w:val="Compact"/>
+            </w:pPr>
+          </w:p>
         </w:tc>
       </w:tr>
       <w:tr>
         <w:tc>
+          <w:tcPr/>
           <w:p>
             <w:pPr>
               <w:pStyle w:val="Compact"/>
@@ -2885,6 +3023,7 @@
           </w:p>
         </w:tc>
         <w:tc>
+          <w:tcPr/>
           <w:p>
             <w:pPr>
               <w:pStyle w:val="Compact"/>
@@ -2896,6 +3035,7 @@
           </w:p>
         </w:tc>
         <w:tc>
+          <w:tcPr/>
           <w:p>
             <w:pPr>
               <w:pStyle w:val="Compact"/>
@@ -2907,6 +3047,7 @@
           </w:p>
         </w:tc>
         <w:tc>
+          <w:tcPr/>
           <w:p>
             <w:pPr>
               <w:pStyle w:val="Compact"/>
@@ -2918,11 +3059,17 @@
           </w:p>
         </w:tc>
         <w:tc>
-          <w:p/>
+          <w:tcPr/>
+          <w:p>
+            <w:pPr>
+              <w:pStyle w:val="Compact"/>
+            </w:pPr>
+          </w:p>
         </w:tc>
       </w:tr>
       <w:tr>
         <w:tc>
+          <w:tcPr/>
           <w:p>
             <w:pPr>
               <w:pStyle w:val="Compact"/>
@@ -2937,6 +3084,7 @@
           </w:p>
         </w:tc>
         <w:tc>
+          <w:tcPr/>
           <w:p>
             <w:pPr>
               <w:pStyle w:val="Compact"/>
@@ -2948,6 +3096,7 @@
           </w:p>
         </w:tc>
         <w:tc>
+          <w:tcPr/>
           <w:p>
             <w:pPr>
               <w:pStyle w:val="Compact"/>
@@ -2959,13 +3108,15 @@
           </w:p>
         </w:tc>
         <w:tc>
-          <w:p>
-            <w:pPr>
-              <w:pStyle w:val="Compact"/>
-              <w:jc w:val="left"/>
-            </w:pPr>
-            <w:r>
-              <w:rPr>
+          <w:tcPr/>
+          <w:p>
+            <w:pPr>
+              <w:pStyle w:val="Compact"/>
+              <w:jc w:val="left"/>
+            </w:pPr>
+            <w:r>
+              <w:rPr>
+                <w:bCs/>
                 <w:b/>
               </w:rPr>
               <w:t xml:space="preserve">0</w:t>
@@ -2973,6 +3124,7 @@
           </w:p>
         </w:tc>
         <w:tc>
+          <w:tcPr/>
           <w:p>
             <w:pPr>
               <w:pStyle w:val="Compact"/>
@@ -2986,6 +3138,7 @@
       </w:tr>
       <w:tr>
         <w:tc>
+          <w:tcPr/>
           <w:p>
             <w:pPr>
               <w:pStyle w:val="Compact"/>
@@ -3000,6 +3153,7 @@
           </w:p>
         </w:tc>
         <w:tc>
+          <w:tcPr/>
           <w:p>
             <w:pPr>
               <w:pStyle w:val="Compact"/>
@@ -3011,6 +3165,7 @@
           </w:p>
         </w:tc>
         <w:tc>
+          <w:tcPr/>
           <w:p>
             <w:pPr>
               <w:pStyle w:val="Compact"/>
@@ -3022,6 +3177,7 @@
           </w:p>
         </w:tc>
         <w:tc>
+          <w:tcPr/>
           <w:p>
             <w:pPr>
               <w:pStyle w:val="Compact"/>
@@ -3033,15 +3189,21 @@
           </w:p>
         </w:tc>
         <w:tc>
-          <w:p/>
+          <w:tcPr/>
+          <w:p>
+            <w:pPr>
+              <w:pStyle w:val="Compact"/>
+            </w:pPr>
+          </w:p>
         </w:tc>
       </w:tr>
     </w:tbl>
+    <w:bookmarkEnd w:id="30"/>
+    <w:bookmarkStart w:id="31" w:name="Xdc4b51214263fb64d8f5353c7099061fed3b341"/>
     <w:p>
       <w:pPr>
         <w:pStyle w:val="Heading3"/>
       </w:pPr>
-      <w:bookmarkStart w:id="33" w:name="Xdc4b51214263fb64d8f5353c7099061fed3b341"/>
       <w:r>
         <w:t xml:space="preserve">5.2 APB master side (</w:t>
       </w:r>
@@ -3054,26 +3216,26 @@
       <w:r>
         <w:t xml:space="preserve">)</w:t>
       </w:r>
-      <w:bookmarkEnd w:id="33"/>
     </w:p>
     <w:tbl>
       <w:tblPr>
         <w:tblStyle w:val="Table"/>
-        <w:tblW w:type="pct" w:w="0.0"/>
-        <w:tblLook w:firstRow="1"/>
+        <w:tblW w:type="auto" w:w="0"/>
+        <w:tblLook w:firstRow="1" w:lastRow="0" w:firstColumn="0" w:lastColumn="0" w:noHBand="0" w:noVBand="0" w:val="0020"/>
+        <w:jc w:val="start"/>
       </w:tblPr>
-      <w:tblGrid/>
+      <w:tblGrid>
+        <w:gridCol w:w="1980"/>
+        <w:gridCol w:w="1980"/>
+        <w:gridCol w:w="1980"/>
+        <w:gridCol w:w="1980"/>
+      </w:tblGrid>
       <w:tr>
         <w:trPr>
-          <w:cnfStyle w:firstRow="1"/>
+          <w:tblHeader w:val="true"/>
         </w:trPr>
         <w:tc>
-          <w:tcPr>
-            <w:tcBorders>
-              <w:bottom w:val="single"/>
-            </w:tcBorders>
-            <w:vAlign w:val="bottom"/>
-          </w:tcPr>
+          <w:tcPr/>
           <w:p>
             <w:pPr>
               <w:pStyle w:val="Compact"/>
@@ -3085,12 +3247,7 @@
           </w:p>
         </w:tc>
         <w:tc>
-          <w:tcPr>
-            <w:tcBorders>
-              <w:bottom w:val="single"/>
-            </w:tcBorders>
-            <w:vAlign w:val="bottom"/>
-          </w:tcPr>
+          <w:tcPr/>
           <w:p>
             <w:pPr>
               <w:pStyle w:val="Compact"/>
@@ -3102,12 +3259,7 @@
           </w:p>
         </w:tc>
         <w:tc>
-          <w:tcPr>
-            <w:tcBorders>
-              <w:bottom w:val="single"/>
-            </w:tcBorders>
-            <w:vAlign w:val="bottom"/>
-          </w:tcPr>
+          <w:tcPr/>
           <w:p>
             <w:pPr>
               <w:pStyle w:val="Compact"/>
@@ -3119,12 +3271,7 @@
           </w:p>
         </w:tc>
         <w:tc>
-          <w:tcPr>
-            <w:tcBorders>
-              <w:bottom w:val="single"/>
-            </w:tcBorders>
-            <w:vAlign w:val="bottom"/>
-          </w:tcPr>
+          <w:tcPr/>
           <w:p>
             <w:pPr>
               <w:pStyle w:val="Compact"/>
@@ -3138,6 +3285,7 @@
       </w:tr>
       <w:tr>
         <w:tc>
+          <w:tcPr/>
           <w:p>
             <w:pPr>
               <w:pStyle w:val="Compact"/>
@@ -3152,6 +3300,7 @@
           </w:p>
         </w:tc>
         <w:tc>
+          <w:tcPr/>
           <w:p>
             <w:pPr>
               <w:pStyle w:val="Compact"/>
@@ -3163,6 +3312,7 @@
           </w:p>
         </w:tc>
         <w:tc>
+          <w:tcPr/>
           <w:p>
             <w:pPr>
               <w:pStyle w:val="Compact"/>
@@ -3174,6 +3324,7 @@
           </w:p>
         </w:tc>
         <w:tc>
+          <w:tcPr/>
           <w:p>
             <w:pPr>
               <w:pStyle w:val="Compact"/>
@@ -3187,6 +3338,7 @@
       </w:tr>
       <w:tr>
         <w:tc>
+          <w:tcPr/>
           <w:p>
             <w:pPr>
               <w:pStyle w:val="Compact"/>
@@ -3201,6 +3353,7 @@
           </w:p>
         </w:tc>
         <w:tc>
+          <w:tcPr/>
           <w:p>
             <w:pPr>
               <w:pStyle w:val="Compact"/>
@@ -3212,6 +3365,7 @@
           </w:p>
         </w:tc>
         <w:tc>
+          <w:tcPr/>
           <w:p>
             <w:pPr>
               <w:pStyle w:val="Compact"/>
@@ -3223,6 +3377,7 @@
           </w:p>
         </w:tc>
         <w:tc>
+          <w:tcPr/>
           <w:p>
             <w:pPr>
               <w:pStyle w:val="Compact"/>
@@ -3236,6 +3391,7 @@
       </w:tr>
       <w:tr>
         <w:tc>
+          <w:tcPr/>
           <w:p>
             <w:pPr>
               <w:pStyle w:val="Compact"/>
@@ -3250,6 +3406,7 @@
           </w:p>
         </w:tc>
         <w:tc>
+          <w:tcPr/>
           <w:p>
             <w:pPr>
               <w:pStyle w:val="Compact"/>
@@ -3261,6 +3418,7 @@
           </w:p>
         </w:tc>
         <w:tc>
+          <w:tcPr/>
           <w:p>
             <w:pPr>
               <w:pStyle w:val="Compact"/>
@@ -3272,6 +3430,7 @@
           </w:p>
         </w:tc>
         <w:tc>
+          <w:tcPr/>
           <w:p>
             <w:pPr>
               <w:pStyle w:val="Compact"/>
@@ -3285,6 +3444,7 @@
       </w:tr>
       <w:tr>
         <w:tc>
+          <w:tcPr/>
           <w:p>
             <w:pPr>
               <w:pStyle w:val="Compact"/>
@@ -3299,6 +3459,7 @@
           </w:p>
         </w:tc>
         <w:tc>
+          <w:tcPr/>
           <w:p>
             <w:pPr>
               <w:pStyle w:val="Compact"/>
@@ -3310,6 +3471,7 @@
           </w:p>
         </w:tc>
         <w:tc>
+          <w:tcPr/>
           <w:p>
             <w:pPr>
               <w:pStyle w:val="Compact"/>
@@ -3321,11 +3483,17 @@
           </w:p>
         </w:tc>
         <w:tc>
-          <w:p/>
+          <w:tcPr/>
+          <w:p>
+            <w:pPr>
+              <w:pStyle w:val="Compact"/>
+            </w:pPr>
+          </w:p>
         </w:tc>
       </w:tr>
       <w:tr>
         <w:tc>
+          <w:tcPr/>
           <w:p>
             <w:pPr>
               <w:pStyle w:val="Compact"/>
@@ -3340,6 +3508,7 @@
           </w:p>
         </w:tc>
         <w:tc>
+          <w:tcPr/>
           <w:p>
             <w:pPr>
               <w:pStyle w:val="Compact"/>
@@ -3351,6 +3520,7 @@
           </w:p>
         </w:tc>
         <w:tc>
+          <w:tcPr/>
           <w:p>
             <w:pPr>
               <w:pStyle w:val="Compact"/>
@@ -3362,11 +3532,17 @@
           </w:p>
         </w:tc>
         <w:tc>
-          <w:p/>
+          <w:tcPr/>
+          <w:p>
+            <w:pPr>
+              <w:pStyle w:val="Compact"/>
+            </w:pPr>
+          </w:p>
         </w:tc>
       </w:tr>
       <w:tr>
         <w:tc>
+          <w:tcPr/>
           <w:p>
             <w:pPr>
               <w:pStyle w:val="Compact"/>
@@ -3381,6 +3557,7 @@
           </w:p>
         </w:tc>
         <w:tc>
+          <w:tcPr/>
           <w:p>
             <w:pPr>
               <w:pStyle w:val="Compact"/>
@@ -3392,6 +3569,7 @@
           </w:p>
         </w:tc>
         <w:tc>
+          <w:tcPr/>
           <w:p>
             <w:pPr>
               <w:pStyle w:val="Compact"/>
@@ -3403,11 +3581,17 @@
           </w:p>
         </w:tc>
         <w:tc>
-          <w:p/>
+          <w:tcPr/>
+          <w:p>
+            <w:pPr>
+              <w:pStyle w:val="Compact"/>
+            </w:pPr>
+          </w:p>
         </w:tc>
       </w:tr>
       <w:tr>
         <w:tc>
+          <w:tcPr/>
           <w:p>
             <w:pPr>
               <w:pStyle w:val="Compact"/>
@@ -3422,6 +3606,7 @@
           </w:p>
         </w:tc>
         <w:tc>
+          <w:tcPr/>
           <w:p>
             <w:pPr>
               <w:pStyle w:val="Compact"/>
@@ -3433,6 +3618,7 @@
           </w:p>
         </w:tc>
         <w:tc>
+          <w:tcPr/>
           <w:p>
             <w:pPr>
               <w:pStyle w:val="Compact"/>
@@ -3444,11 +3630,17 @@
           </w:p>
         </w:tc>
         <w:tc>
-          <w:p/>
+          <w:tcPr/>
+          <w:p>
+            <w:pPr>
+              <w:pStyle w:val="Compact"/>
+            </w:pPr>
+          </w:p>
         </w:tc>
       </w:tr>
       <w:tr>
         <w:tc>
+          <w:tcPr/>
           <w:p>
             <w:pPr>
               <w:pStyle w:val="Compact"/>
@@ -3463,6 +3655,7 @@
           </w:p>
         </w:tc>
         <w:tc>
+          <w:tcPr/>
           <w:p>
             <w:pPr>
               <w:pStyle w:val="Compact"/>
@@ -3474,6 +3667,7 @@
           </w:p>
         </w:tc>
         <w:tc>
+          <w:tcPr/>
           <w:p>
             <w:pPr>
               <w:pStyle w:val="Compact"/>
@@ -3485,38 +3679,44 @@
           </w:p>
         </w:tc>
         <w:tc>
-          <w:p/>
+          <w:tcPr/>
+          <w:p>
+            <w:pPr>
+              <w:pStyle w:val="Compact"/>
+            </w:pPr>
+          </w:p>
         </w:tc>
       </w:tr>
     </w:tbl>
+    <w:bookmarkEnd w:id="31"/>
+    <w:bookmarkStart w:id="32" w:name="Xe25a01286cced289e9d5e04976819821e604cca"/>
     <w:p>
       <w:pPr>
         <w:pStyle w:val="Heading3"/>
       </w:pPr>
-      <w:bookmarkStart w:id="34" w:name="Xe25a01286cced289e9d5e04976819821e604cca"/>
       <w:r>
         <w:t xml:space="preserve">5.3 Parameters</w:t>
       </w:r>
-      <w:bookmarkEnd w:id="34"/>
     </w:p>
     <w:tbl>
       <w:tblPr>
         <w:tblStyle w:val="Table"/>
-        <w:tblW w:type="pct" w:w="0.0"/>
-        <w:tblLook w:firstRow="1"/>
+        <w:tblW w:type="auto" w:w="0"/>
+        <w:tblLook w:firstRow="1" w:lastRow="0" w:firstColumn="0" w:lastColumn="0" w:noHBand="0" w:noVBand="0" w:val="0020"/>
+        <w:jc w:val="start"/>
       </w:tblPr>
-      <w:tblGrid/>
+      <w:tblGrid>
+        <w:gridCol w:w="1980"/>
+        <w:gridCol w:w="1980"/>
+        <w:gridCol w:w="1980"/>
+        <w:gridCol w:w="1980"/>
+      </w:tblGrid>
       <w:tr>
         <w:trPr>
-          <w:cnfStyle w:firstRow="1"/>
+          <w:tblHeader w:val="true"/>
         </w:trPr>
         <w:tc>
-          <w:tcPr>
-            <w:tcBorders>
-              <w:bottom w:val="single"/>
-            </w:tcBorders>
-            <w:vAlign w:val="bottom"/>
-          </w:tcPr>
+          <w:tcPr/>
           <w:p>
             <w:pPr>
               <w:pStyle w:val="Compact"/>
@@ -3528,12 +3728,7 @@
           </w:p>
         </w:tc>
         <w:tc>
-          <w:tcPr>
-            <w:tcBorders>
-              <w:bottom w:val="single"/>
-            </w:tcBorders>
-            <w:vAlign w:val="bottom"/>
-          </w:tcPr>
+          <w:tcPr/>
           <w:p>
             <w:pPr>
               <w:pStyle w:val="Compact"/>
@@ -3545,12 +3740,7 @@
           </w:p>
         </w:tc>
         <w:tc>
-          <w:tcPr>
-            <w:tcBorders>
-              <w:bottom w:val="single"/>
-            </w:tcBorders>
-            <w:vAlign w:val="bottom"/>
-          </w:tcPr>
+          <w:tcPr/>
           <w:p>
             <w:pPr>
               <w:pStyle w:val="Compact"/>
@@ -3562,12 +3752,7 @@
           </w:p>
         </w:tc>
         <w:tc>
-          <w:tcPr>
-            <w:tcBorders>
-              <w:bottom w:val="single"/>
-            </w:tcBorders>
-            <w:vAlign w:val="bottom"/>
-          </w:tcPr>
+          <w:tcPr/>
           <w:p>
             <w:pPr>
               <w:pStyle w:val="Compact"/>
@@ -3581,6 +3766,7 @@
       </w:tr>
       <w:tr>
         <w:tc>
+          <w:tcPr/>
           <w:p>
             <w:pPr>
               <w:pStyle w:val="Compact"/>
@@ -3595,6 +3781,7 @@
           </w:p>
         </w:tc>
         <w:tc>
+          <w:tcPr/>
           <w:p>
             <w:pPr>
               <w:pStyle w:val="Compact"/>
@@ -3606,6 +3793,7 @@
           </w:p>
         </w:tc>
         <w:tc>
+          <w:tcPr/>
           <w:p>
             <w:pPr>
               <w:pStyle w:val="Compact"/>
@@ -3626,6 +3814,7 @@
           </w:p>
         </w:tc>
         <w:tc>
+          <w:tcPr/>
           <w:p>
             <w:pPr>
               <w:pStyle w:val="Compact"/>
@@ -3644,6 +3833,7 @@
       </w:pPr>
       <w:r>
         <w:rPr>
+          <w:bCs/>
           <w:b/>
         </w:rPr>
         <w:t xml:space="preserve">[N-5.1]</w:t>
@@ -3683,15 +3873,16 @@
         </w:pict>
       </w:r>
     </w:p>
+    <w:bookmarkEnd w:id="32"/>
+    <w:bookmarkEnd w:id="33"/>
+    <w:bookmarkStart w:id="35" w:name="X993360f134ac5f4020b563a2e981249bc87d383"/>
     <w:p>
       <w:pPr>
         <w:pStyle w:val="Heading2"/>
       </w:pPr>
-      <w:bookmarkStart w:id="35" w:name="X993360f134ac5f4020b563a2e981249bc87d383"/>
       <w:r>
         <w:t xml:space="preserve">6 Register map</w:t>
       </w:r>
-      <w:bookmarkEnd w:id="35"/>
     </w:p>
     <w:p>
       <w:pPr>
@@ -3699,6 +3890,7 @@
       </w:pPr>
       <w:r>
         <w:rPr>
+          <w:bCs/>
           <w:b/>
         </w:rPr>
         <w:t xml:space="preserve">[N-6.1]</w:t>
@@ -3791,15 +3983,14 @@
         <w:t xml:space="preserve">, not to the bridge.</w:t>
       </w:r>
     </w:p>
+    <w:bookmarkStart w:id="34" w:name="X43e2cce244e9c932f20e175c11fb5852514ab32"/>
     <w:p>
       <w:pPr>
         <w:pStyle w:val="Heading3"/>
       </w:pPr>
-      <w:bookmarkStart w:id="36" w:name="X43e2cce244e9c932f20e175c11fb5852514ab32"/>
       <w:r>
         <w:t xml:space="preserve">6.1 Window map</w:t>
       </w:r>
-      <w:bookmarkEnd w:id="36"/>
     </w:p>
     <w:p>
       <w:pPr>
@@ -3836,6 +4027,7 @@
       </w:pPr>
       <w:r>
         <w:rPr>
+          <w:bCs/>
           <w:b/>
         </w:rPr>
         <w:t xml:space="preserve">The window number IS the address nibble</w:t>
@@ -3848,6 +4040,7 @@
       </w:r>
       <w:r>
         <w:rPr>
+          <w:iCs/>
           <w:i/>
         </w:rPr>
         <w:t xml:space="preserve">n</w:t>
@@ -3875,6 +4068,7 @@
       </w:r>
       <w:r>
         <w:rPr>
+          <w:iCs/>
           <w:i/>
         </w:rPr>
         <w:t xml:space="preserve">n</w:t>
@@ -3926,18 +4120,21 @@
       </w:r>
       <w:r>
         <w:rPr>
+          <w:bCs/>
           <w:b/>
         </w:rPr>
         <w:t xml:space="preserve">Window 0</w:t>
       </w:r>
       <w:r>
         <w:rPr>
+          <w:bCs/>
           <w:b/>
         </w:rPr>
         <w:t xml:space="preserve"> </w:t>
       </w:r>
       <w:r>
         <w:rPr>
+          <w:bCs/>
           <w:b/>
         </w:rPr>
         <w:t xml:space="preserve">(</w:t>
@@ -3945,12 +4142,14 @@
       <w:r>
         <w:rPr>
           <w:rStyle w:val="VerbatimChar"/>
+          <w:bCs/>
           <w:b/>
         </w:rPr>
         <w:t xml:space="preserve">0x4000_0000</w:t>
       </w:r>
       <w:r>
         <w:rPr>
+          <w:bCs/>
           <w:b/>
         </w:rPr>
         <w:t xml:space="preserve">) is block 14, the SPI slave</w:t>
@@ -3998,42 +4197,49 @@
       </w:pPr>
       <w:r>
         <w:rPr>
+          <w:iCs/>
           <w:i/>
         </w:rPr>
         <w:t xml:space="preserve">(Corrected 2026-09-26: this table previously numbered the rows 0..10 against</w:t>
       </w:r>
       <w:r>
         <w:rPr>
+          <w:iCs/>
           <w:i/>
         </w:rPr>
         <w:t xml:space="preserve"> </w:t>
       </w:r>
       <w:r>
         <w:rPr>
+          <w:iCs/>
           <w:i/>
         </w:rPr>
         <w:t xml:space="preserve">the same base addresses, making every window number one lower than the</w:t>
       </w:r>
       <w:r>
         <w:rPr>
+          <w:iCs/>
           <w:i/>
         </w:rPr>
         <w:t xml:space="preserve"> </w:t>
       </w:r>
       <w:r>
         <w:rPr>
+          <w:iCs/>
           <w:i/>
         </w:rPr>
         <w:t xml:space="preserve">hardware's. GARUDA-DMA/CLIC/TIMERS/CLKRST-SPEC-001 each inherited that error.</w:t>
       </w:r>
       <w:r>
         <w:rPr>
+          <w:iCs/>
           <w:i/>
         </w:rPr>
         <w:t xml:space="preserve"> </w:t>
       </w:r>
       <w:r>
         <w:rPr>
+          <w:iCs/>
           <w:i/>
         </w:rPr>
         <w:t xml:space="preserve">The base addresses were right throughout; only the index was wrong.)</w:t>
@@ -4042,21 +4248,23 @@
     <w:tbl>
       <w:tblPr>
         <w:tblStyle w:val="Table"/>
-        <w:tblW w:type="pct" w:w="0.0"/>
-        <w:tblLook w:firstRow="1"/>
+        <w:tblW w:type="auto" w:w="0"/>
+        <w:tblLook w:firstRow="1" w:lastRow="0" w:firstColumn="0" w:lastColumn="0" w:noHBand="0" w:noVBand="0" w:val="0020"/>
+        <w:jc w:val="start"/>
       </w:tblPr>
-      <w:tblGrid/>
+      <w:tblGrid>
+        <w:gridCol w:w="1584"/>
+        <w:gridCol w:w="1584"/>
+        <w:gridCol w:w="1584"/>
+        <w:gridCol w:w="1584"/>
+        <w:gridCol w:w="1584"/>
+      </w:tblGrid>
       <w:tr>
         <w:trPr>
-          <w:cnfStyle w:firstRow="1"/>
+          <w:tblHeader w:val="true"/>
         </w:trPr>
         <w:tc>
-          <w:tcPr>
-            <w:tcBorders>
-              <w:bottom w:val="single"/>
-            </w:tcBorders>
-            <w:vAlign w:val="bottom"/>
-          </w:tcPr>
+          <w:tcPr/>
           <w:p>
             <w:pPr>
               <w:pStyle w:val="Compact"/>
@@ -4068,12 +4276,7 @@
           </w:p>
         </w:tc>
         <w:tc>
-          <w:tcPr>
-            <w:tcBorders>
-              <w:bottom w:val="single"/>
-            </w:tcBorders>
-            <w:vAlign w:val="bottom"/>
-          </w:tcPr>
+          <w:tcPr/>
           <w:p>
             <w:pPr>
               <w:pStyle w:val="Compact"/>
@@ -4085,12 +4288,7 @@
           </w:p>
         </w:tc>
         <w:tc>
-          <w:tcPr>
-            <w:tcBorders>
-              <w:bottom w:val="single"/>
-            </w:tcBorders>
-            <w:vAlign w:val="bottom"/>
-          </w:tcPr>
+          <w:tcPr/>
           <w:p>
             <w:pPr>
               <w:pStyle w:val="Compact"/>
@@ -4102,12 +4300,7 @@
           </w:p>
         </w:tc>
         <w:tc>
-          <w:tcPr>
-            <w:tcBorders>
-              <w:bottom w:val="single"/>
-            </w:tcBorders>
-            <w:vAlign w:val="bottom"/>
-          </w:tcPr>
+          <w:tcPr/>
           <w:p>
             <w:pPr>
               <w:pStyle w:val="Compact"/>
@@ -4119,12 +4312,7 @@
           </w:p>
         </w:tc>
         <w:tc>
-          <w:tcPr>
-            <w:tcBorders>
-              <w:bottom w:val="single"/>
-            </w:tcBorders>
-            <w:vAlign w:val="bottom"/>
-          </w:tcPr>
+          <w:tcPr/>
           <w:p>
             <w:pPr>
               <w:pStyle w:val="Compact"/>
@@ -4147,6 +4335,7 @@
       </w:tr>
       <w:tr>
         <w:tc>
+          <w:tcPr/>
           <w:p>
             <w:pPr>
               <w:pStyle w:val="Compact"/>
@@ -4158,6 +4347,7 @@
           </w:p>
         </w:tc>
         <w:tc>
+          <w:tcPr/>
           <w:p>
             <w:pPr>
               <w:pStyle w:val="Compact"/>
@@ -4172,6 +4362,7 @@
           </w:p>
         </w:tc>
         <w:tc>
+          <w:tcPr/>
           <w:p>
             <w:pPr>
               <w:pStyle w:val="Compact"/>
@@ -4183,6 +4374,7 @@
           </w:p>
         </w:tc>
         <w:tc>
+          <w:tcPr/>
           <w:p>
             <w:pPr>
               <w:pStyle w:val="Compact"/>
@@ -4197,6 +4389,7 @@
           </w:p>
         </w:tc>
         <w:tc>
+          <w:tcPr/>
           <w:p>
             <w:pPr>
               <w:pStyle w:val="Compact"/>
@@ -4210,6 +4403,7 @@
       </w:tr>
       <w:tr>
         <w:tc>
+          <w:tcPr/>
           <w:p>
             <w:pPr>
               <w:pStyle w:val="Compact"/>
@@ -4221,6 +4415,7 @@
           </w:p>
         </w:tc>
         <w:tc>
+          <w:tcPr/>
           <w:p>
             <w:pPr>
               <w:pStyle w:val="Compact"/>
@@ -4235,6 +4430,7 @@
           </w:p>
         </w:tc>
         <w:tc>
+          <w:tcPr/>
           <w:p>
             <w:pPr>
               <w:pStyle w:val="Compact"/>
@@ -4246,6 +4442,7 @@
           </w:p>
         </w:tc>
         <w:tc>
+          <w:tcPr/>
           <w:p>
             <w:pPr>
               <w:pStyle w:val="Compact"/>
@@ -4260,6 +4457,7 @@
           </w:p>
         </w:tc>
         <w:tc>
+          <w:tcPr/>
           <w:p>
             <w:pPr>
               <w:pStyle w:val="Compact"/>
@@ -4273,6 +4471,7 @@
       </w:tr>
       <w:tr>
         <w:tc>
+          <w:tcPr/>
           <w:p>
             <w:pPr>
               <w:pStyle w:val="Compact"/>
@@ -4284,6 +4483,7 @@
           </w:p>
         </w:tc>
         <w:tc>
+          <w:tcPr/>
           <w:p>
             <w:pPr>
               <w:pStyle w:val="Compact"/>
@@ -4298,6 +4498,7 @@
           </w:p>
         </w:tc>
         <w:tc>
+          <w:tcPr/>
           <w:p>
             <w:pPr>
               <w:pStyle w:val="Compact"/>
@@ -4309,6 +4510,7 @@
           </w:p>
         </w:tc>
         <w:tc>
+          <w:tcPr/>
           <w:p>
             <w:pPr>
               <w:pStyle w:val="Compact"/>
@@ -4323,6 +4525,7 @@
           </w:p>
         </w:tc>
         <w:tc>
+          <w:tcPr/>
           <w:p>
             <w:pPr>
               <w:pStyle w:val="Compact"/>
@@ -4336,6 +4539,7 @@
       </w:tr>
       <w:tr>
         <w:tc>
+          <w:tcPr/>
           <w:p>
             <w:pPr>
               <w:pStyle w:val="Compact"/>
@@ -4347,6 +4551,7 @@
           </w:p>
         </w:tc>
         <w:tc>
+          <w:tcPr/>
           <w:p>
             <w:pPr>
               <w:pStyle w:val="Compact"/>
@@ -4361,6 +4566,7 @@
           </w:p>
         </w:tc>
         <w:tc>
+          <w:tcPr/>
           <w:p>
             <w:pPr>
               <w:pStyle w:val="Compact"/>
@@ -4372,6 +4578,7 @@
           </w:p>
         </w:tc>
         <w:tc>
+          <w:tcPr/>
           <w:p>
             <w:pPr>
               <w:pStyle w:val="Compact"/>
@@ -4386,6 +4593,7 @@
           </w:p>
         </w:tc>
         <w:tc>
+          <w:tcPr/>
           <w:p>
             <w:pPr>
               <w:pStyle w:val="Compact"/>
@@ -4399,6 +4607,7 @@
       </w:tr>
       <w:tr>
         <w:tc>
+          <w:tcPr/>
           <w:p>
             <w:pPr>
               <w:pStyle w:val="Compact"/>
@@ -4410,6 +4619,7 @@
           </w:p>
         </w:tc>
         <w:tc>
+          <w:tcPr/>
           <w:p>
             <w:pPr>
               <w:pStyle w:val="Compact"/>
@@ -4424,6 +4634,7 @@
           </w:p>
         </w:tc>
         <w:tc>
+          <w:tcPr/>
           <w:p>
             <w:pPr>
               <w:pStyle w:val="Compact"/>
@@ -4435,6 +4646,7 @@
           </w:p>
         </w:tc>
         <w:tc>
+          <w:tcPr/>
           <w:p>
             <w:pPr>
               <w:pStyle w:val="Compact"/>
@@ -4449,6 +4661,7 @@
           </w:p>
         </w:tc>
         <w:tc>
+          <w:tcPr/>
           <w:p>
             <w:pPr>
               <w:pStyle w:val="Compact"/>
@@ -4462,6 +4675,7 @@
       </w:tr>
       <w:tr>
         <w:tc>
+          <w:tcPr/>
           <w:p>
             <w:pPr>
               <w:pStyle w:val="Compact"/>
@@ -4473,6 +4687,7 @@
           </w:p>
         </w:tc>
         <w:tc>
+          <w:tcPr/>
           <w:p>
             <w:pPr>
               <w:pStyle w:val="Compact"/>
@@ -4487,6 +4702,7 @@
           </w:p>
         </w:tc>
         <w:tc>
+          <w:tcPr/>
           <w:p>
             <w:pPr>
               <w:pStyle w:val="Compact"/>
@@ -4498,6 +4714,7 @@
           </w:p>
         </w:tc>
         <w:tc>
+          <w:tcPr/>
           <w:p>
             <w:pPr>
               <w:pStyle w:val="Compact"/>
@@ -4512,6 +4729,7 @@
           </w:p>
         </w:tc>
         <w:tc>
+          <w:tcPr/>
           <w:p>
             <w:pPr>
               <w:pStyle w:val="Compact"/>
@@ -4525,6 +4743,7 @@
       </w:tr>
       <w:tr>
         <w:tc>
+          <w:tcPr/>
           <w:p>
             <w:pPr>
               <w:pStyle w:val="Compact"/>
@@ -4536,6 +4755,7 @@
           </w:p>
         </w:tc>
         <w:tc>
+          <w:tcPr/>
           <w:p>
             <w:pPr>
               <w:pStyle w:val="Compact"/>
@@ -4550,6 +4770,7 @@
           </w:p>
         </w:tc>
         <w:tc>
+          <w:tcPr/>
           <w:p>
             <w:pPr>
               <w:pStyle w:val="Compact"/>
@@ -4561,6 +4782,7 @@
           </w:p>
         </w:tc>
         <w:tc>
+          <w:tcPr/>
           <w:p>
             <w:pPr>
               <w:pStyle w:val="Compact"/>
@@ -4575,6 +4797,7 @@
           </w:p>
         </w:tc>
         <w:tc>
+          <w:tcPr/>
           <w:p>
             <w:pPr>
               <w:pStyle w:val="Compact"/>
@@ -4588,6 +4811,7 @@
       </w:tr>
       <w:tr>
         <w:tc>
+          <w:tcPr/>
           <w:p>
             <w:pPr>
               <w:pStyle w:val="Compact"/>
@@ -4599,6 +4823,7 @@
           </w:p>
         </w:tc>
         <w:tc>
+          <w:tcPr/>
           <w:p>
             <w:pPr>
               <w:pStyle w:val="Compact"/>
@@ -4613,6 +4838,7 @@
           </w:p>
         </w:tc>
         <w:tc>
+          <w:tcPr/>
           <w:p>
             <w:pPr>
               <w:pStyle w:val="Compact"/>
@@ -4624,6 +4850,7 @@
           </w:p>
         </w:tc>
         <w:tc>
+          <w:tcPr/>
           <w:p>
             <w:pPr>
               <w:pStyle w:val="Compact"/>
@@ -4638,6 +4865,7 @@
           </w:p>
         </w:tc>
         <w:tc>
+          <w:tcPr/>
           <w:p>
             <w:pPr>
               <w:pStyle w:val="Compact"/>
@@ -4651,6 +4879,7 @@
       </w:tr>
       <w:tr>
         <w:tc>
+          <w:tcPr/>
           <w:p>
             <w:pPr>
               <w:pStyle w:val="Compact"/>
@@ -4662,6 +4891,7 @@
           </w:p>
         </w:tc>
         <w:tc>
+          <w:tcPr/>
           <w:p>
             <w:pPr>
               <w:pStyle w:val="Compact"/>
@@ -4676,6 +4906,7 @@
           </w:p>
         </w:tc>
         <w:tc>
+          <w:tcPr/>
           <w:p>
             <w:pPr>
               <w:pStyle w:val="Compact"/>
@@ -4687,6 +4918,7 @@
           </w:p>
         </w:tc>
         <w:tc>
+          <w:tcPr/>
           <w:p>
             <w:pPr>
               <w:pStyle w:val="Compact"/>
@@ -4701,6 +4933,7 @@
           </w:p>
         </w:tc>
         <w:tc>
+          <w:tcPr/>
           <w:p>
             <w:pPr>
               <w:pStyle w:val="Compact"/>
@@ -4714,6 +4947,7 @@
       </w:tr>
       <w:tr>
         <w:tc>
+          <w:tcPr/>
           <w:p>
             <w:pPr>
               <w:pStyle w:val="Compact"/>
@@ -4725,6 +4959,7 @@
           </w:p>
         </w:tc>
         <w:tc>
+          <w:tcPr/>
           <w:p>
             <w:pPr>
               <w:pStyle w:val="Compact"/>
@@ -4739,6 +4974,7 @@
           </w:p>
         </w:tc>
         <w:tc>
+          <w:tcPr/>
           <w:p>
             <w:pPr>
               <w:pStyle w:val="Compact"/>
@@ -4750,6 +4986,7 @@
           </w:p>
         </w:tc>
         <w:tc>
+          <w:tcPr/>
           <w:p>
             <w:pPr>
               <w:pStyle w:val="Compact"/>
@@ -4779,6 +5016,7 @@
           </w:p>
         </w:tc>
         <w:tc>
+          <w:tcPr/>
           <w:p>
             <w:pPr>
               <w:pStyle w:val="Compact"/>
@@ -4792,6 +5030,7 @@
       </w:tr>
       <w:tr>
         <w:tc>
+          <w:tcPr/>
           <w:p>
             <w:pPr>
               <w:pStyle w:val="Compact"/>
@@ -4803,6 +5042,7 @@
           </w:p>
         </w:tc>
         <w:tc>
+          <w:tcPr/>
           <w:p>
             <w:pPr>
               <w:pStyle w:val="Compact"/>
@@ -4817,6 +5057,7 @@
           </w:p>
         </w:tc>
         <w:tc>
+          <w:tcPr/>
           <w:p>
             <w:pPr>
               <w:pStyle w:val="Compact"/>
@@ -4828,6 +5069,7 @@
           </w:p>
         </w:tc>
         <w:tc>
+          <w:tcPr/>
           <w:p>
             <w:pPr>
               <w:pStyle w:val="Compact"/>
@@ -4842,6 +5084,7 @@
           </w:p>
         </w:tc>
         <w:tc>
+          <w:tcPr/>
           <w:p>
             <w:pPr>
               <w:pStyle w:val="Compact"/>
@@ -4855,6 +5098,7 @@
       </w:tr>
       <w:tr>
         <w:tc>
+          <w:tcPr/>
           <w:p>
             <w:pPr>
               <w:pStyle w:val="Compact"/>
@@ -4866,6 +5110,7 @@
           </w:p>
         </w:tc>
         <w:tc>
+          <w:tcPr/>
           <w:p>
             <w:pPr>
               <w:pStyle w:val="Compact"/>
@@ -4880,6 +5125,7 @@
           </w:p>
         </w:tc>
         <w:tc>
+          <w:tcPr/>
           <w:p>
             <w:pPr>
               <w:pStyle w:val="Compact"/>
@@ -4891,6 +5137,7 @@
           </w:p>
         </w:tc>
         <w:tc>
+          <w:tcPr/>
           <w:p>
             <w:pPr>
               <w:pStyle w:val="Compact"/>
@@ -4905,6 +5152,7 @@
           </w:p>
         </w:tc>
         <w:tc>
+          <w:tcPr/>
           <w:p>
             <w:pPr>
               <w:pStyle w:val="Compact"/>
@@ -4923,6 +5171,7 @@
       </w:pPr>
       <w:r>
         <w:rPr>
+          <w:bCs/>
           <w:b/>
         </w:rPr>
         <w:t xml:space="preserve">[N-6.2]</w:t>
@@ -5031,25 +5280,25 @@
         </w:pict>
       </w:r>
     </w:p>
+    <w:bookmarkEnd w:id="34"/>
+    <w:bookmarkEnd w:id="35"/>
+    <w:bookmarkStart w:id="43" w:name="X43b40caff11aa9e2dfba708922741378dc13e92"/>
     <w:p>
       <w:pPr>
         <w:pStyle w:val="Heading2"/>
       </w:pPr>
-      <w:bookmarkStart w:id="37" w:name="X43b40caff11aa9e2dfba708922741378dc13e92"/>
       <w:r>
         <w:t xml:space="preserve">7 Functional description</w:t>
       </w:r>
-      <w:bookmarkEnd w:id="37"/>
     </w:p>
+    <w:bookmarkStart w:id="36" w:name="X9be003902b98f803499a794a4fd18e3b31c2b9e"/>
     <w:p>
       <w:pPr>
         <w:pStyle w:val="Heading3"/>
       </w:pPr>
-      <w:bookmarkStart w:id="38" w:name="X9be003902b98f803499a794a4fd18e3b31c2b9e"/>
       <w:r>
         <w:t xml:space="preserve">7.1 Transfer conversion</w:t>
       </w:r>
-      <w:bookmarkEnd w:id="38"/>
     </w:p>
     <w:p>
       <w:pPr>
@@ -5057,6 +5306,7 @@
       </w:pPr>
       <w:r>
         <w:rPr>
+          <w:bCs/>
           <w:b/>
         </w:rPr>
         <w:t xml:space="preserve">[N-7.1]</w:t>
@@ -5107,21 +5357,22 @@
     <w:tbl>
       <w:tblPr>
         <w:tblStyle w:val="Table"/>
-        <w:tblW w:type="pct" w:w="0.0"/>
-        <w:tblLook w:firstRow="1"/>
+        <w:tblW w:type="auto" w:w="0"/>
+        <w:tblLook w:firstRow="1" w:lastRow="0" w:firstColumn="0" w:lastColumn="0" w:noHBand="0" w:noVBand="0" w:val="0020"/>
+        <w:jc w:val="start"/>
       </w:tblPr>
-      <w:tblGrid/>
+      <w:tblGrid>
+        <w:gridCol w:w="1980"/>
+        <w:gridCol w:w="1980"/>
+        <w:gridCol w:w="1980"/>
+        <w:gridCol w:w="1980"/>
+      </w:tblGrid>
       <w:tr>
         <w:trPr>
-          <w:cnfStyle w:firstRow="1"/>
+          <w:tblHeader w:val="true"/>
         </w:trPr>
         <w:tc>
-          <w:tcPr>
-            <w:tcBorders>
-              <w:bottom w:val="single"/>
-            </w:tcBorders>
-            <w:vAlign w:val="bottom"/>
-          </w:tcPr>
+          <w:tcPr/>
           <w:p>
             <w:pPr>
               <w:pStyle w:val="Compact"/>
@@ -5133,12 +5384,7 @@
           </w:p>
         </w:tc>
         <w:tc>
-          <w:tcPr>
-            <w:tcBorders>
-              <w:bottom w:val="single"/>
-            </w:tcBorders>
-            <w:vAlign w:val="bottom"/>
-          </w:tcPr>
+          <w:tcPr/>
           <w:p>
             <w:pPr>
               <w:pStyle w:val="Compact"/>
@@ -5153,12 +5399,7 @@
           </w:p>
         </w:tc>
         <w:tc>
-          <w:tcPr>
-            <w:tcBorders>
-              <w:bottom w:val="single"/>
-            </w:tcBorders>
-            <w:vAlign w:val="bottom"/>
-          </w:tcPr>
+          <w:tcPr/>
           <w:p>
             <w:pPr>
               <w:pStyle w:val="Compact"/>
@@ -5173,12 +5414,7 @@
           </w:p>
         </w:tc>
         <w:tc>
-          <w:tcPr>
-            <w:tcBorders>
-              <w:bottom w:val="single"/>
-            </w:tcBorders>
-            <w:vAlign w:val="bottom"/>
-          </w:tcPr>
+          <w:tcPr/>
           <w:p>
             <w:pPr>
               <w:pStyle w:val="Compact"/>
@@ -5192,6 +5428,7 @@
       </w:tr>
       <w:tr>
         <w:tc>
+          <w:tcPr/>
           <w:p>
             <w:pPr>
               <w:pStyle w:val="Compact"/>
@@ -5203,6 +5440,7 @@
           </w:p>
         </w:tc>
         <w:tc>
+          <w:tcPr/>
           <w:p>
             <w:pPr>
               <w:pStyle w:val="Compact"/>
@@ -5214,6 +5452,7 @@
           </w:p>
         </w:tc>
         <w:tc>
+          <w:tcPr/>
           <w:p>
             <w:pPr>
               <w:pStyle w:val="Compact"/>
@@ -5225,6 +5464,7 @@
           </w:p>
         </w:tc>
         <w:tc>
+          <w:tcPr/>
           <w:p>
             <w:pPr>
               <w:pStyle w:val="Compact"/>
@@ -5238,6 +5478,7 @@
       </w:tr>
       <w:tr>
         <w:tc>
+          <w:tcPr/>
           <w:p>
             <w:pPr>
               <w:pStyle w:val="Compact"/>
@@ -5249,6 +5490,7 @@
           </w:p>
         </w:tc>
         <w:tc>
+          <w:tcPr/>
           <w:p>
             <w:pPr>
               <w:pStyle w:val="Compact"/>
@@ -5260,6 +5502,7 @@
           </w:p>
         </w:tc>
         <w:tc>
+          <w:tcPr/>
           <w:p>
             <w:pPr>
               <w:pStyle w:val="Compact"/>
@@ -5271,6 +5514,7 @@
           </w:p>
         </w:tc>
         <w:tc>
+          <w:tcPr/>
           <w:p>
             <w:pPr>
               <w:pStyle w:val="Compact"/>
@@ -5293,6 +5537,7 @@
       </w:tr>
       <w:tr>
         <w:tc>
+          <w:tcPr/>
           <w:p>
             <w:pPr>
               <w:pStyle w:val="Compact"/>
@@ -5304,6 +5549,7 @@
           </w:p>
         </w:tc>
         <w:tc>
+          <w:tcPr/>
           <w:p>
             <w:pPr>
               <w:pStyle w:val="Compact"/>
@@ -5315,6 +5561,7 @@
           </w:p>
         </w:tc>
         <w:tc>
+          <w:tcPr/>
           <w:p>
             <w:pPr>
               <w:pStyle w:val="Compact"/>
@@ -5326,6 +5573,7 @@
           </w:p>
         </w:tc>
         <w:tc>
+          <w:tcPr/>
           <w:p>
             <w:pPr>
               <w:pStyle w:val="Compact"/>
@@ -5381,6 +5629,7 @@
       </w:tr>
       <w:tr>
         <w:tc>
+          <w:tcPr/>
           <w:p>
             <w:pPr>
               <w:pStyle w:val="Compact"/>
@@ -5392,6 +5641,7 @@
           </w:p>
         </w:tc>
         <w:tc>
+          <w:tcPr/>
           <w:p>
             <w:pPr>
               <w:pStyle w:val="Compact"/>
@@ -5403,6 +5653,7 @@
           </w:p>
         </w:tc>
         <w:tc>
+          <w:tcPr/>
           <w:p>
             <w:pPr>
               <w:pStyle w:val="Compact"/>
@@ -5414,6 +5665,7 @@
           </w:p>
         </w:tc>
         <w:tc>
+          <w:tcPr/>
           <w:p>
             <w:pPr>
               <w:pStyle w:val="Compact"/>
@@ -5453,6 +5705,7 @@
       </w:pPr>
       <w:r>
         <w:rPr>
+          <w:bCs/>
           <w:b/>
         </w:rPr>
         <w:t xml:space="preserve">[N-7.2]</w:t>
@@ -5479,6 +5732,7 @@
       </w:pPr>
       <w:r>
         <w:rPr>
+          <w:bCs/>
           <w:b/>
         </w:rPr>
         <w:t xml:space="preserve">[N-7.3]</w:t>
@@ -5550,15 +5804,15 @@
         <w:t xml:space="preserve">immaterial; DMA exists so that per-byte peripheral traffic does not pay it.</w:t>
       </w:r>
     </w:p>
+    <w:bookmarkEnd w:id="36"/>
+    <w:bookmarkStart w:id="37" w:name="X6f3bf5f3abe56a32c975d672914f5847d67253e"/>
     <w:p>
       <w:pPr>
         <w:pStyle w:val="Heading3"/>
       </w:pPr>
-      <w:bookmarkStart w:id="39" w:name="X6f3bf5f3abe56a32c975d672914f5847d67253e"/>
       <w:r>
         <w:t xml:space="preserve">7.2 Why no CDC is required — the proof</w:t>
       </w:r>
-      <w:bookmarkEnd w:id="39"/>
     </w:p>
     <w:p>
       <w:pPr>
@@ -5566,6 +5820,7 @@
       </w:pPr>
       <w:r>
         <w:rPr>
+          <w:bCs/>
           <w:b/>
         </w:rPr>
         <w:t xml:space="preserve">[N-7.4]</w:t>
@@ -5787,6 +6042,7 @@
       </w:pPr>
       <w:r>
         <w:rPr>
+          <w:bCs/>
           <w:b/>
         </w:rPr>
         <w:t xml:space="preserve">[N-7.5]</w:t>
@@ -5858,6 +6114,7 @@
       </w:pPr>
       <w:r>
         <w:rPr>
+          <w:bCs/>
           <w:b/>
         </w:rPr>
         <w:t xml:space="preserve">[N-7.6]</w:t>
@@ -5935,6 +6192,7 @@
       </w:pPr>
       <w:r>
         <w:rPr>
+          <w:bCs/>
           <w:b/>
         </w:rPr>
         <w:t xml:space="preserve">[N-7.7]</w:t>
@@ -5988,6 +6246,7 @@
       </w:pPr>
       <w:r>
         <w:rPr>
+          <w:bCs/>
           <w:b/>
         </w:rPr>
         <w:t xml:space="preserve">[N-7.8]</w:t>
@@ -6146,15 +6405,15 @@
         <w:t xml:space="preserve">this.</w:t>
       </w:r>
     </w:p>
+    <w:bookmarkEnd w:id="37"/>
+    <w:bookmarkStart w:id="38" w:name="Xae995df6341c0851eebc6052553a0c240041adb"/>
     <w:p>
       <w:pPr>
         <w:pStyle w:val="Heading3"/>
       </w:pPr>
-      <w:bookmarkStart w:id="40" w:name="Xae995df6341c0851eebc6052553a0c240041adb"/>
       <w:r>
         <w:t xml:space="preserve">7.3 Per-window access rate</w:t>
       </w:r>
-      <w:bookmarkEnd w:id="40"/>
     </w:p>
     <w:p>
       <w:pPr>
@@ -6162,6 +6421,7 @@
       </w:pPr>
       <w:r>
         <w:rPr>
+          <w:bCs/>
           <w:b/>
         </w:rPr>
         <w:t xml:space="preserve">[N-7.9]</w:t>
@@ -6236,6 +6496,7 @@
       </w:pPr>
       <w:r>
         <w:rPr>
+          <w:bCs/>
           <w:b/>
         </w:rPr>
         <w:t xml:space="preserve">[N-7.10]</w:t>
@@ -6272,6 +6533,7 @@
       </w:r>
       <w:r>
         <w:rPr>
+          <w:iCs/>
           <w:i/>
         </w:rPr>
         <w:t xml:space="preserve">interface</w:t>
@@ -6287,6 +6549,7 @@
       </w:r>
       <w:r>
         <w:rPr>
+          <w:bCs/>
           <w:b/>
         </w:rPr>
         <w:t xml:space="preserve">not</w:t>
@@ -6382,6 +6645,7 @@
       </w:pPr>
       <w:r>
         <w:rPr>
+          <w:bCs/>
           <w:b/>
         </w:rPr>
         <w:t xml:space="preserve">[N-7.11]</w:t>
@@ -6420,15 +6684,15 @@
         <w:t xml:space="preserve">changes and nothing else in the chip is affected.</w:t>
       </w:r>
     </w:p>
+    <w:bookmarkEnd w:id="38"/>
+    <w:bookmarkStart w:id="39" w:name="Xc614759af0e1cd87b1b70e1be1d713211571999"/>
     <w:p>
       <w:pPr>
         <w:pStyle w:val="Heading3"/>
       </w:pPr>
-      <w:bookmarkStart w:id="41" w:name="Xc614759af0e1cd87b1b70e1be1d713211571999"/>
       <w:r>
         <w:t xml:space="preserve">7.4 Word-only access</w:t>
       </w:r>
-      <w:bookmarkEnd w:id="41"/>
     </w:p>
     <w:p>
       <w:pPr>
@@ -6436,6 +6700,7 @@
       </w:pPr>
       <w:r>
         <w:rPr>
+          <w:bCs/>
           <w:b/>
         </w:rPr>
         <w:t xml:space="preserve">[N-7.12]</w:t>
@@ -6483,6 +6748,7 @@
       </w:pPr>
       <w:r>
         <w:rPr>
+          <w:bCs/>
           <w:b/>
         </w:rPr>
         <w:t xml:space="preserve">[N-7.13]</w:t>
@@ -6524,6 +6790,7 @@
       </w:pPr>
       <w:r>
         <w:rPr>
+          <w:bCs/>
           <w:b/>
         </w:rPr>
         <w:t xml:space="preserve">[N-7.14]</w:t>
@@ -6541,15 +6808,15 @@
         <w:t xml:space="preserve">correct firmware performs a sub-word peripheral access.</w:t>
       </w:r>
     </w:p>
+    <w:bookmarkEnd w:id="39"/>
+    <w:bookmarkStart w:id="40" w:name="X0fa8f0b01fa6928f3b344655ceb73275c9d9373"/>
     <w:p>
       <w:pPr>
         <w:pStyle w:val="Heading3"/>
       </w:pPr>
-      <w:bookmarkStart w:id="42" w:name="X0fa8f0b01fa6928f3b344655ceb73275c9d9373"/>
       <w:r>
         <w:t xml:space="preserve">7.5 Timeout</w:t>
       </w:r>
-      <w:bookmarkEnd w:id="42"/>
     </w:p>
     <w:p>
       <w:pPr>
@@ -6557,6 +6824,7 @@
       </w:pPr>
       <w:r>
         <w:rPr>
+          <w:bCs/>
           <w:b/>
         </w:rPr>
         <w:t xml:space="preserve">[N-7.15]</w:t>
@@ -6643,6 +6911,7 @@
       </w:pPr>
       <w:r>
         <w:rPr>
+          <w:bCs/>
           <w:b/>
         </w:rPr>
         <w:t xml:space="preserve">[N-7.16]</w:t>
@@ -6672,6 +6941,7 @@
       </w:pPr>
       <w:r>
         <w:rPr>
+          <w:bCs/>
           <w:b/>
         </w:rPr>
         <w:t xml:space="preserve">[N-7.17]</w:t>
@@ -6722,6 +6992,7 @@
       </w:pPr>
       <w:r>
         <w:rPr>
+          <w:bCs/>
           <w:b/>
         </w:rPr>
         <w:t xml:space="preserve">[N-7.18]</w:t>
@@ -6745,15 +7016,15 @@
         <w:t xml:space="preserve">fault as fatal and reset.</w:t>
       </w:r>
     </w:p>
+    <w:bookmarkEnd w:id="40"/>
+    <w:bookmarkStart w:id="41" w:name="Xa7fdd6c4c926b1bab69c72c35d19b6ebb7c8367"/>
     <w:p>
       <w:pPr>
         <w:pStyle w:val="Heading3"/>
       </w:pPr>
-      <w:bookmarkStart w:id="43" w:name="Xa7fdd6c4c926b1bab69c72c35d19b6ebb7c8367"/>
       <w:r>
         <w:t xml:space="preserve">7.6 Unmapped windows</w:t>
       </w:r>
-      <w:bookmarkEnd w:id="43"/>
     </w:p>
     <w:p>
       <w:pPr>
@@ -6761,6 +7032,7 @@
       </w:pPr>
       <w:r>
         <w:rPr>
+          <w:bCs/>
           <w:b/>
         </w:rPr>
         <w:t xml:space="preserve">[N-7.19]</w:t>
@@ -6853,15 +7125,15 @@
         <w:t xml:space="preserve">and return a two-cycle AHB ERROR.</w:t>
       </w:r>
     </w:p>
+    <w:bookmarkEnd w:id="41"/>
+    <w:bookmarkStart w:id="42" w:name="Xfba96822ffc00e4232a2b4204b3f1b9be4add70"/>
     <w:p>
       <w:pPr>
         <w:pStyle w:val="Heading3"/>
       </w:pPr>
-      <w:bookmarkStart w:id="44" w:name="Xfba96822ffc00e4232a2b4204b3f1b9be4add70"/>
       <w:r>
         <w:t xml:space="preserve">7.7 SLVERR</w:t>
       </w:r>
-      <w:bookmarkEnd w:id="44"/>
     </w:p>
     <w:p>
       <w:pPr>
@@ -6869,6 +7141,7 @@
       </w:pPr>
       <w:r>
         <w:rPr>
+          <w:bCs/>
           <w:b/>
         </w:rPr>
         <w:t xml:space="preserve">[N-7.20]</w:t>
@@ -6913,7 +7186,13 @@
         <w:t xml:space="preserve"> </w:t>
       </w:r>
       <w:r>
-        <w:t xml:space="preserve">two-cycle AHB ERROR. Peripherals assert</w:t>
+        <w:t xml:space="preserve">two-cycle AHB ERROR. One rule holds for every peripheral (AUD-13, ruled 2026-10-11 in the</w:t>
+      </w:r>
+      <w:r>
+        <w:t xml:space="preserve"> </w:t>
+      </w:r>
+      <w:r>
+        <w:t xml:space="preserve">two-track plan):</w:t>
       </w:r>
       <w:r>
         <w:t xml:space="preserve"> </w:t>
@@ -6928,13 +7207,94 @@
         <w:t xml:space="preserve"> </w:t>
       </w:r>
       <w:r>
-        <w:t xml:space="preserve">for unmapped offsets within their own</w:t>
-      </w:r>
-      <w:r>
-        <w:t xml:space="preserve"> </w:t>
-      </w:r>
-      <w:r>
-        <w:t xml:space="preserve">window and for illegal field writes, as defined in each peripheral's own specification.</w:t>
+        <w:t xml:space="preserve">is raised only for an offset that is not a register in the</w:t>
+      </w:r>
+      <w:r>
+        <w:t xml:space="preserve"> </w:t>
+      </w:r>
+      <w:r>
+        <w:t xml:space="preserve">window; a write to a read-only register is ignored and raises no error.</w:t>
+      </w:r>
+      <w:r>
+        <w:t xml:space="preserve"> </w:t>
+      </w:r>
+      <w:r>
+        <w:rPr>
+          <w:iCs/>
+          <w:i/>
+        </w:rPr>
+        <w:t xml:space="preserve">(Until 2026-10-12</w:t>
+      </w:r>
+      <w:r>
+        <w:rPr>
+          <w:iCs/>
+          <w:i/>
+        </w:rPr>
+        <w:t xml:space="preserve"> </w:t>
+      </w:r>
+      <w:r>
+        <w:rPr>
+          <w:iCs/>
+          <w:i/>
+        </w:rPr>
+        <w:t xml:space="preserve">this note left the choice to each peripheral's specification, and the timers and the DMA</w:t>
+      </w:r>
+      <w:r>
+        <w:rPr>
+          <w:iCs/>
+          <w:i/>
+        </w:rPr>
+        <w:t xml:space="preserve"> </w:t>
+      </w:r>
+      <w:r>
+        <w:rPr>
+          <w:iCs/>
+          <w:i/>
+        </w:rPr>
+        <w:t xml:space="preserve">answered</w:t>
+      </w:r>
+      <w:r>
+        <w:rPr>
+          <w:iCs/>
+          <w:i/>
+        </w:rPr>
+        <w:t xml:space="preserve"> </w:t>
+      </w:r>
+      <w:r>
+        <w:rPr>
+          <w:rStyle w:val="VerbatimChar"/>
+          <w:iCs/>
+          <w:i/>
+        </w:rPr>
+        <w:t xml:space="preserve">PSLVERR</w:t>
+      </w:r>
+      <w:r>
+        <w:rPr>
+          <w:iCs/>
+          <w:i/>
+        </w:rPr>
+        <w:t xml:space="preserve"> </w:t>
+      </w:r>
+      <w:r>
+        <w:rPr>
+          <w:iCs/>
+          <w:i/>
+        </w:rPr>
+        <w:t xml:space="preserve">to a read-only write while the CLIC, the reset controller and the shim</w:t>
+      </w:r>
+      <w:r>
+        <w:rPr>
+          <w:iCs/>
+          <w:i/>
+        </w:rPr>
+        <w:t xml:space="preserve"> </w:t>
+      </w:r>
+      <w:r>
+        <w:rPr>
+          <w:iCs/>
+          <w:i/>
+        </w:rPr>
+        <w:t xml:space="preserve">ignored it.)</w:t>
       </w:r>
     </w:p>
     <w:p>
@@ -6943,6 +7303,7 @@
       </w:pPr>
       <w:r>
         <w:rPr>
+          <w:bCs/>
           <w:b/>
         </w:rPr>
         <w:t xml:space="preserve">[N-7.21]</w:t>
@@ -7003,21 +7364,22 @@
         </w:pict>
       </w:r>
     </w:p>
+    <w:bookmarkEnd w:id="42"/>
+    <w:bookmarkEnd w:id="43"/>
+    <w:bookmarkStart w:id="48" w:name="Xaccd823957f7d6a3a504e6ec5042401faeeed45"/>
     <w:p>
       <w:pPr>
         <w:pStyle w:val="Heading2"/>
       </w:pPr>
-      <w:bookmarkStart w:id="45" w:name="Xaccd823957f7d6a3a504e6ec5042401faeeed45"/>
       <w:r>
         <w:t xml:space="preserve">8 Timing</w:t>
       </w:r>
-      <w:bookmarkEnd w:id="45"/>
     </w:p>
+    <w:bookmarkStart w:id="44" w:name="Xb0cec5d22f6c53e18c14f956ccc149c748c4b7c"/>
     <w:p>
       <w:pPr>
         <w:pStyle w:val="Heading3"/>
       </w:pPr>
-      <w:bookmarkStart w:id="46" w:name="Xb0cec5d22f6c53e18c14f956ccc149c748c4b7c"/>
       <w:r>
         <w:t xml:space="preserve">8.1 Word write,</w:t>
       </w:r>
@@ -7036,7 +7398,6 @@
       <w:r>
         <w:t xml:space="preserve">= ÷1</w:t>
       </w:r>
-      <w:bookmarkEnd w:id="46"/>
     </w:p>
     <w:p>
       <w:pPr>
@@ -7220,11 +7581,12 @@
         <w:t xml:space="preserve">hresp      ────────────────────────────────────────  OKAY</w:t>
       </w:r>
     </w:p>
+    <w:bookmarkEnd w:id="44"/>
+    <w:bookmarkStart w:id="45" w:name="X0738f7366ae22c43205ac3205ed071c99378964"/>
     <w:p>
       <w:pPr>
         <w:pStyle w:val="Heading3"/>
       </w:pPr>
-      <w:bookmarkStart w:id="47" w:name="X0738f7366ae22c43205ac3205ed071c99378964"/>
       <w:r>
         <w:t xml:space="preserve">8.2 Read with one wait state, then</w:t>
       </w:r>
@@ -7243,7 +7605,6 @@
       <w:r>
         <w:t xml:space="preserve">= ÷2 comparison</w:t>
       </w:r>
-      <w:bookmarkEnd w:id="47"/>
     </w:p>
     <w:p>
       <w:pPr>
@@ -7349,15 +7710,15 @@
         <w:t xml:space="preserve">pready     ──────┌───────────────────┐────   before being sampled</w:t>
       </w:r>
     </w:p>
+    <w:bookmarkEnd w:id="45"/>
+    <w:bookmarkStart w:id="46" w:name="X417888bed9b3e035950a7dcebc0f98559c355eb"/>
     <w:p>
       <w:pPr>
         <w:pStyle w:val="Heading3"/>
       </w:pPr>
-      <w:bookmarkStart w:id="48" w:name="X417888bed9b3e035950a7dcebc0f98559c355eb"/>
       <w:r>
         <w:t xml:space="preserve">8.3 Timeout</w:t>
       </w:r>
-      <w:bookmarkEnd w:id="48"/>
     </w:p>
     <w:p>
       <w:pPr>
@@ -7460,15 +7821,15 @@
         <w:t xml:space="preserve">                                           └──┘</w:t>
       </w:r>
     </w:p>
+    <w:bookmarkEnd w:id="46"/>
+    <w:bookmarkStart w:id="47" w:name="X214fb4f122edf98047699b8e3ed5dd8124de730"/>
     <w:p>
       <w:pPr>
         <w:pStyle w:val="Heading3"/>
       </w:pPr>
-      <w:bookmarkStart w:id="49" w:name="X214fb4f122edf98047699b8e3ed5dd8124de730"/>
       <w:r>
         <w:t xml:space="preserve">8.4 Sub-word access rejected</w:t>
       </w:r>
-      <w:bookmarkEnd w:id="49"/>
     </w:p>
     <w:p>
       <w:pPr>
@@ -7542,15 +7903,16 @@
         </w:pict>
       </w:r>
     </w:p>
+    <w:bookmarkEnd w:id="47"/>
+    <w:bookmarkEnd w:id="48"/>
+    <w:bookmarkStart w:id="49" w:name="X972733491b067ed0fa9a9862bf68234c05bd95b"/>
     <w:p>
       <w:pPr>
         <w:pStyle w:val="Heading2"/>
       </w:pPr>
-      <w:bookmarkStart w:id="50" w:name="X972733491b067ed0fa9a9862bf68234c05bd95b"/>
       <w:r>
         <w:t xml:space="preserve">9 Clock, reset and power</w:t>
       </w:r>
-      <w:bookmarkEnd w:id="50"/>
     </w:p>
     <w:p>
       <w:pPr>
@@ -7558,6 +7920,7 @@
       </w:pPr>
       <w:r>
         <w:rPr>
+          <w:bCs/>
           <w:b/>
         </w:rPr>
         <w:t xml:space="preserve">[N-9.1]</w:t>
@@ -7623,6 +7986,7 @@
       </w:pPr>
       <w:r>
         <w:rPr>
+          <w:bCs/>
           <w:b/>
         </w:rPr>
         <w:t xml:space="preserve">[N-9.2]</w:t>
@@ -7647,6 +8011,7 @@
       </w:r>
       <w:r>
         <w:rPr>
+          <w:bCs/>
           <w:b/>
         </w:rPr>
         <w:t xml:space="preserve">0</w:t>
@@ -7766,6 +8131,7 @@
       </w:pPr>
       <w:r>
         <w:rPr>
+          <w:bCs/>
           <w:b/>
         </w:rPr>
         <w:t xml:space="preserve">[N-9.3]</w:t>
@@ -7843,6 +8209,7 @@
       </w:pPr>
       <w:r>
         <w:rPr>
+          <w:bCs/>
           <w:b/>
         </w:rPr>
         <w:t xml:space="preserve">[N-9.4]</w:t>
@@ -7944,6 +8311,7 @@
       </w:pPr>
       <w:r>
         <w:rPr>
+          <w:bCs/>
           <w:b/>
         </w:rPr>
         <w:t xml:space="preserve">[N-9.5]</w:t>
@@ -8004,15 +8372,15 @@
         </w:pict>
       </w:r>
     </w:p>
+    <w:bookmarkEnd w:id="49"/>
+    <w:bookmarkStart w:id="50" w:name="X80dcce1fe51588c653d94ff32f780f3b44b607a"/>
     <w:p>
       <w:pPr>
         <w:pStyle w:val="Heading2"/>
       </w:pPr>
-      <w:bookmarkStart w:id="51" w:name="X80dcce1fe51588c653d94ff32f780f3b44b607a"/>
       <w:r>
         <w:t xml:space="preserve">10 Assertions</w:t>
       </w:r>
-      <w:bookmarkEnd w:id="51"/>
     </w:p>
     <w:p>
       <w:pPr>
@@ -8020,7 +8388,7 @@
       </w:pPr>
       <w:r>
         <w:rPr>
-          <w:rStyle w:val="VerbatimChar"/>
+          <w:rStyle w:val="CommentTok"/>
         </w:rPr>
         <w:t xml:space="preserve">// --- APB3 protocol: SETUP is exactly one cycle with PSEL and no PENABLE</w:t>
       </w:r>
@@ -8029,37 +8397,121 @@
       </w:r>
       <w:r>
         <w:rPr>
-          <w:rStyle w:val="VerbatimChar"/>
-        </w:rPr>
-        <w:t xml:space="preserve">a_apb_setup: assert property (</w:t>
-      </w:r>
-      <w:r>
-        <w:br/>
-      </w:r>
-      <w:r>
-        <w:rPr>
-          <w:rStyle w:val="VerbatimChar"/>
-        </w:rPr>
-        <w:t xml:space="preserve">  @(posedge pclk_i) disable iff (!preset_n_i)</w:t>
-      </w:r>
-      <w:r>
-        <w:br/>
-      </w:r>
-      <w:r>
-        <w:rPr>
-          <w:rStyle w:val="VerbatimChar"/>
-        </w:rPr>
-        <w:t xml:space="preserve">  $rose(|psel_o) |-&gt; !penable_o ##1 penable_o);</w:t>
-      </w:r>
-      <w:r>
-        <w:br/>
-      </w:r>
-      <w:r>
-        <w:br/>
-      </w:r>
-      <w:r>
-        <w:rPr>
-          <w:rStyle w:val="VerbatimChar"/>
+          <w:rStyle w:val="NormalTok"/>
+        </w:rPr>
+        <w:t xml:space="preserve">a_apb_setup: </w:t>
+      </w:r>
+      <w:r>
+        <w:rPr>
+          <w:rStyle w:val="KeywordTok"/>
+        </w:rPr>
+        <w:t xml:space="preserve">assert</w:t>
+      </w:r>
+      <w:r>
+        <w:rPr>
+          <w:rStyle w:val="NormalTok"/>
+        </w:rPr>
+        <w:t xml:space="preserve"> </w:t>
+      </w:r>
+      <w:r>
+        <w:rPr>
+          <w:rStyle w:val="KeywordTok"/>
+        </w:rPr>
+        <w:t xml:space="preserve">property</w:t>
+      </w:r>
+      <w:r>
+        <w:rPr>
+          <w:rStyle w:val="NormalTok"/>
+        </w:rPr>
+        <w:t xml:space="preserve"> (</w:t>
+      </w:r>
+      <w:r>
+        <w:br/>
+      </w:r>
+      <w:r>
+        <w:rPr>
+          <w:rStyle w:val="NormalTok"/>
+        </w:rPr>
+        <w:t xml:space="preserve">  @(</w:t>
+      </w:r>
+      <w:r>
+        <w:rPr>
+          <w:rStyle w:val="KeywordTok"/>
+        </w:rPr>
+        <w:t xml:space="preserve">posedge</w:t>
+      </w:r>
+      <w:r>
+        <w:rPr>
+          <w:rStyle w:val="NormalTok"/>
+        </w:rPr>
+        <w:t xml:space="preserve"> pclk_i) </w:t>
+      </w:r>
+      <w:r>
+        <w:rPr>
+          <w:rStyle w:val="KeywordTok"/>
+        </w:rPr>
+        <w:t xml:space="preserve">disable</w:t>
+      </w:r>
+      <w:r>
+        <w:rPr>
+          <w:rStyle w:val="NormalTok"/>
+        </w:rPr>
+        <w:t xml:space="preserve"> </w:t>
+      </w:r>
+      <w:r>
+        <w:rPr>
+          <w:rStyle w:val="KeywordTok"/>
+        </w:rPr>
+        <w:t xml:space="preserve">iff</w:t>
+      </w:r>
+      <w:r>
+        <w:rPr>
+          <w:rStyle w:val="NormalTok"/>
+        </w:rPr>
+        <w:t xml:space="preserve"> (!preset_n_i)</w:t>
+      </w:r>
+      <w:r>
+        <w:br/>
+      </w:r>
+      <w:r>
+        <w:rPr>
+          <w:rStyle w:val="NormalTok"/>
+        </w:rPr>
+        <w:t xml:space="preserve">  </w:t>
+      </w:r>
+      <w:r>
+        <w:rPr>
+          <w:rStyle w:val="KeywordTok"/>
+        </w:rPr>
+        <w:t xml:space="preserve">$rose</w:t>
+      </w:r>
+      <w:r>
+        <w:rPr>
+          <w:rStyle w:val="NormalTok"/>
+        </w:rPr>
+        <w:t xml:space="preserve">(|psel_o) |-&gt; !penable_o #</w:t>
+      </w:r>
+      <w:r>
+        <w:rPr>
+          <w:rStyle w:val="BaseNTok"/>
+        </w:rPr>
+        <w:t xml:space="preserve">#1</w:t>
+      </w:r>
+      <w:r>
+        <w:rPr>
+          <w:rStyle w:val="NormalTok"/>
+        </w:rPr>
+        <w:t xml:space="preserve"> penable_o);</w:t>
+      </w:r>
+      <w:r>
+        <w:br/>
+      </w:r>
+      <w:r>
+        <w:br/>
+      </w:r>
+      <w:r>
+        <w:rPr>
+          <w:rStyle w:val="CommentTok"/>
         </w:rPr>
         <w:t xml:space="preserve">// --- PENABLE never asserts without PSEL</w:t>
       </w:r>
@@ -8068,28 +8520,88 @@
       </w:r>
       <w:r>
         <w:rPr>
-          <w:rStyle w:val="VerbatimChar"/>
-        </w:rPr>
-        <w:t xml:space="preserve">a_penable_needs_psel: assert property (</w:t>
-      </w:r>
-      <w:r>
-        <w:br/>
-      </w:r>
-      <w:r>
-        <w:rPr>
-          <w:rStyle w:val="VerbatimChar"/>
-        </w:rPr>
-        <w:t xml:space="preserve">  @(posedge pclk_i) disable iff (!preset_n_i) penable_o |-&gt; |psel_o);</w:t>
-      </w:r>
-      <w:r>
-        <w:br/>
-      </w:r>
-      <w:r>
-        <w:br/>
-      </w:r>
-      <w:r>
-        <w:rPr>
-          <w:rStyle w:val="VerbatimChar"/>
+          <w:rStyle w:val="NormalTok"/>
+        </w:rPr>
+        <w:t xml:space="preserve">a_penable_needs_psel: </w:t>
+      </w:r>
+      <w:r>
+        <w:rPr>
+          <w:rStyle w:val="KeywordTok"/>
+        </w:rPr>
+        <w:t xml:space="preserve">assert</w:t>
+      </w:r>
+      <w:r>
+        <w:rPr>
+          <w:rStyle w:val="NormalTok"/>
+        </w:rPr>
+        <w:t xml:space="preserve"> </w:t>
+      </w:r>
+      <w:r>
+        <w:rPr>
+          <w:rStyle w:val="KeywordTok"/>
+        </w:rPr>
+        <w:t xml:space="preserve">property</w:t>
+      </w:r>
+      <w:r>
+        <w:rPr>
+          <w:rStyle w:val="NormalTok"/>
+        </w:rPr>
+        <w:t xml:space="preserve"> (</w:t>
+      </w:r>
+      <w:r>
+        <w:br/>
+      </w:r>
+      <w:r>
+        <w:rPr>
+          <w:rStyle w:val="NormalTok"/>
+        </w:rPr>
+        <w:t xml:space="preserve">  @(</w:t>
+      </w:r>
+      <w:r>
+        <w:rPr>
+          <w:rStyle w:val="KeywordTok"/>
+        </w:rPr>
+        <w:t xml:space="preserve">posedge</w:t>
+      </w:r>
+      <w:r>
+        <w:rPr>
+          <w:rStyle w:val="NormalTok"/>
+        </w:rPr>
+        <w:t xml:space="preserve"> pclk_i) </w:t>
+      </w:r>
+      <w:r>
+        <w:rPr>
+          <w:rStyle w:val="KeywordTok"/>
+        </w:rPr>
+        <w:t xml:space="preserve">disable</w:t>
+      </w:r>
+      <w:r>
+        <w:rPr>
+          <w:rStyle w:val="NormalTok"/>
+        </w:rPr>
+        <w:t xml:space="preserve"> </w:t>
+      </w:r>
+      <w:r>
+        <w:rPr>
+          <w:rStyle w:val="KeywordTok"/>
+        </w:rPr>
+        <w:t xml:space="preserve">iff</w:t>
+      </w:r>
+      <w:r>
+        <w:rPr>
+          <w:rStyle w:val="NormalTok"/>
+        </w:rPr>
+        <w:t xml:space="preserve"> (!preset_n_i) penable_o |-&gt; |psel_o);</w:t>
+      </w:r>
+      <w:r>
+        <w:br/>
+      </w:r>
+      <w:r>
+        <w:br/>
+      </w:r>
+      <w:r>
+        <w:rPr>
+          <w:rStyle w:val="CommentTok"/>
         </w:rPr>
         <w:t xml:space="preserve">// --- PSEL is one-hot or zero</w:t>
       </w:r>
@@ -8098,28 +8610,100 @@
       </w:r>
       <w:r>
         <w:rPr>
-          <w:rStyle w:val="VerbatimChar"/>
-        </w:rPr>
-        <w:t xml:space="preserve">a_psel_onehot: assert property (</w:t>
-      </w:r>
-      <w:r>
-        <w:br/>
-      </w:r>
-      <w:r>
-        <w:rPr>
-          <w:rStyle w:val="VerbatimChar"/>
-        </w:rPr>
-        <w:t xml:space="preserve">  @(posedge pclk_i) disable iff (!preset_n_i) $onehot0(psel_o));</w:t>
-      </w:r>
-      <w:r>
-        <w:br/>
-      </w:r>
-      <w:r>
-        <w:br/>
-      </w:r>
-      <w:r>
-        <w:rPr>
-          <w:rStyle w:val="VerbatimChar"/>
+          <w:rStyle w:val="NormalTok"/>
+        </w:rPr>
+        <w:t xml:space="preserve">a_psel_onehot: </w:t>
+      </w:r>
+      <w:r>
+        <w:rPr>
+          <w:rStyle w:val="KeywordTok"/>
+        </w:rPr>
+        <w:t xml:space="preserve">assert</w:t>
+      </w:r>
+      <w:r>
+        <w:rPr>
+          <w:rStyle w:val="NormalTok"/>
+        </w:rPr>
+        <w:t xml:space="preserve"> </w:t>
+      </w:r>
+      <w:r>
+        <w:rPr>
+          <w:rStyle w:val="KeywordTok"/>
+        </w:rPr>
+        <w:t xml:space="preserve">property</w:t>
+      </w:r>
+      <w:r>
+        <w:rPr>
+          <w:rStyle w:val="NormalTok"/>
+        </w:rPr>
+        <w:t xml:space="preserve"> (</w:t>
+      </w:r>
+      <w:r>
+        <w:br/>
+      </w:r>
+      <w:r>
+        <w:rPr>
+          <w:rStyle w:val="NormalTok"/>
+        </w:rPr>
+        <w:t xml:space="preserve">  @(</w:t>
+      </w:r>
+      <w:r>
+        <w:rPr>
+          <w:rStyle w:val="KeywordTok"/>
+        </w:rPr>
+        <w:t xml:space="preserve">posedge</w:t>
+      </w:r>
+      <w:r>
+        <w:rPr>
+          <w:rStyle w:val="NormalTok"/>
+        </w:rPr>
+        <w:t xml:space="preserve"> pclk_i) </w:t>
+      </w:r>
+      <w:r>
+        <w:rPr>
+          <w:rStyle w:val="KeywordTok"/>
+        </w:rPr>
+        <w:t xml:space="preserve">disable</w:t>
+      </w:r>
+      <w:r>
+        <w:rPr>
+          <w:rStyle w:val="NormalTok"/>
+        </w:rPr>
+        <w:t xml:space="preserve"> </w:t>
+      </w:r>
+      <w:r>
+        <w:rPr>
+          <w:rStyle w:val="KeywordTok"/>
+        </w:rPr>
+        <w:t xml:space="preserve">iff</w:t>
+      </w:r>
+      <w:r>
+        <w:rPr>
+          <w:rStyle w:val="NormalTok"/>
+        </w:rPr>
+        <w:t xml:space="preserve"> (!preset_n_i) </w:t>
+      </w:r>
+      <w:r>
+        <w:rPr>
+          <w:rStyle w:val="KeywordTok"/>
+        </w:rPr>
+        <w:t xml:space="preserve">$onehot0</w:t>
+      </w:r>
+      <w:r>
+        <w:rPr>
+          <w:rStyle w:val="NormalTok"/>
+        </w:rPr>
+        <w:t xml:space="preserve">(psel_o));</w:t>
+      </w:r>
+      <w:r>
+        <w:br/>
+      </w:r>
+      <w:r>
+        <w:br/>
+      </w:r>
+      <w:r>
+        <w:rPr>
+          <w:rStyle w:val="CommentTok"/>
         </w:rPr>
         <w:t xml:space="preserve">// --- address and write data stable for the whole APB transfer</w:t>
       </w:r>
@@ -8128,64 +8712,220 @@
       </w:r>
       <w:r>
         <w:rPr>
-          <w:rStyle w:val="VerbatimChar"/>
-        </w:rPr>
-        <w:t xml:space="preserve">a_apb_addr_stable: assert property (</w:t>
-      </w:r>
-      <w:r>
-        <w:br/>
-      </w:r>
-      <w:r>
-        <w:rPr>
-          <w:rStyle w:val="VerbatimChar"/>
-        </w:rPr>
-        <w:t xml:space="preserve">  @(posedge pclk_i) disable iff (!preset_n_i)</w:t>
-      </w:r>
-      <w:r>
-        <w:br/>
-      </w:r>
-      <w:r>
-        <w:rPr>
-          <w:rStyle w:val="VerbatimChar"/>
-        </w:rPr>
-        <w:t xml:space="preserve">  (|psel_o &amp;&amp; !done) |-&gt; $stable(paddr_o) &amp;&amp; $stable(pwrite_o));</w:t>
-      </w:r>
-      <w:r>
-        <w:br/>
-      </w:r>
-      <w:r>
-        <w:rPr>
-          <w:rStyle w:val="VerbatimChar"/>
-        </w:rPr>
-        <w:t xml:space="preserve">a_apb_wdata_stable: assert property (</w:t>
-      </w:r>
-      <w:r>
-        <w:br/>
-      </w:r>
-      <w:r>
-        <w:rPr>
-          <w:rStyle w:val="VerbatimChar"/>
-        </w:rPr>
-        <w:t xml:space="preserve">  @(posedge pclk_i) disable iff (!preset_n_i)</w:t>
-      </w:r>
-      <w:r>
-        <w:br/>
-      </w:r>
-      <w:r>
-        <w:rPr>
-          <w:rStyle w:val="VerbatimChar"/>
-        </w:rPr>
-        <w:t xml:space="preserve">  (penable_o &amp;&amp; pwrite_o &amp;&amp; !pready_sel) |=&gt; $stable(pwdata_o));</w:t>
-      </w:r>
-      <w:r>
-        <w:br/>
-      </w:r>
-      <w:r>
-        <w:br/>
-      </w:r>
-      <w:r>
-        <w:rPr>
-          <w:rStyle w:val="VerbatimChar"/>
+          <w:rStyle w:val="NormalTok"/>
+        </w:rPr>
+        <w:t xml:space="preserve">a_apb_addr_stable: </w:t>
+      </w:r>
+      <w:r>
+        <w:rPr>
+          <w:rStyle w:val="KeywordTok"/>
+        </w:rPr>
+        <w:t xml:space="preserve">assert</w:t>
+      </w:r>
+      <w:r>
+        <w:rPr>
+          <w:rStyle w:val="NormalTok"/>
+        </w:rPr>
+        <w:t xml:space="preserve"> </w:t>
+      </w:r>
+      <w:r>
+        <w:rPr>
+          <w:rStyle w:val="KeywordTok"/>
+        </w:rPr>
+        <w:t xml:space="preserve">property</w:t>
+      </w:r>
+      <w:r>
+        <w:rPr>
+          <w:rStyle w:val="NormalTok"/>
+        </w:rPr>
+        <w:t xml:space="preserve"> (</w:t>
+      </w:r>
+      <w:r>
+        <w:br/>
+      </w:r>
+      <w:r>
+        <w:rPr>
+          <w:rStyle w:val="NormalTok"/>
+        </w:rPr>
+        <w:t xml:space="preserve">  @(</w:t>
+      </w:r>
+      <w:r>
+        <w:rPr>
+          <w:rStyle w:val="KeywordTok"/>
+        </w:rPr>
+        <w:t xml:space="preserve">posedge</w:t>
+      </w:r>
+      <w:r>
+        <w:rPr>
+          <w:rStyle w:val="NormalTok"/>
+        </w:rPr>
+        <w:t xml:space="preserve"> pclk_i) </w:t>
+      </w:r>
+      <w:r>
+        <w:rPr>
+          <w:rStyle w:val="KeywordTok"/>
+        </w:rPr>
+        <w:t xml:space="preserve">disable</w:t>
+      </w:r>
+      <w:r>
+        <w:rPr>
+          <w:rStyle w:val="NormalTok"/>
+        </w:rPr>
+        <w:t xml:space="preserve"> </w:t>
+      </w:r>
+      <w:r>
+        <w:rPr>
+          <w:rStyle w:val="KeywordTok"/>
+        </w:rPr>
+        <w:t xml:space="preserve">iff</w:t>
+      </w:r>
+      <w:r>
+        <w:rPr>
+          <w:rStyle w:val="NormalTok"/>
+        </w:rPr>
+        <w:t xml:space="preserve"> (!preset_n_i)</w:t>
+      </w:r>
+      <w:r>
+        <w:br/>
+      </w:r>
+      <w:r>
+        <w:rPr>
+          <w:rStyle w:val="NormalTok"/>
+        </w:rPr>
+        <w:t xml:space="preserve">  (|psel_o &amp;&amp; !done) |-&gt; </w:t>
+      </w:r>
+      <w:r>
+        <w:rPr>
+          <w:rStyle w:val="KeywordTok"/>
+        </w:rPr>
+        <w:t xml:space="preserve">$stable</w:t>
+      </w:r>
+      <w:r>
+        <w:rPr>
+          <w:rStyle w:val="NormalTok"/>
+        </w:rPr>
+        <w:t xml:space="preserve">(paddr_o) &amp;&amp; </w:t>
+      </w:r>
+      <w:r>
+        <w:rPr>
+          <w:rStyle w:val="KeywordTok"/>
+        </w:rPr>
+        <w:t xml:space="preserve">$stable</w:t>
+      </w:r>
+      <w:r>
+        <w:rPr>
+          <w:rStyle w:val="NormalTok"/>
+        </w:rPr>
+        <w:t xml:space="preserve">(pwrite_o));</w:t>
+      </w:r>
+      <w:r>
+        <w:br/>
+      </w:r>
+      <w:r>
+        <w:rPr>
+          <w:rStyle w:val="NormalTok"/>
+        </w:rPr>
+        <w:t xml:space="preserve">a_apb_wdata_stable: </w:t>
+      </w:r>
+      <w:r>
+        <w:rPr>
+          <w:rStyle w:val="KeywordTok"/>
+        </w:rPr>
+        <w:t xml:space="preserve">assert</w:t>
+      </w:r>
+      <w:r>
+        <w:rPr>
+          <w:rStyle w:val="NormalTok"/>
+        </w:rPr>
+        <w:t xml:space="preserve"> </w:t>
+      </w:r>
+      <w:r>
+        <w:rPr>
+          <w:rStyle w:val="KeywordTok"/>
+        </w:rPr>
+        <w:t xml:space="preserve">property</w:t>
+      </w:r>
+      <w:r>
+        <w:rPr>
+          <w:rStyle w:val="NormalTok"/>
+        </w:rPr>
+        <w:t xml:space="preserve"> (</w:t>
+      </w:r>
+      <w:r>
+        <w:br/>
+      </w:r>
+      <w:r>
+        <w:rPr>
+          <w:rStyle w:val="NormalTok"/>
+        </w:rPr>
+        <w:t xml:space="preserve">  @(</w:t>
+      </w:r>
+      <w:r>
+        <w:rPr>
+          <w:rStyle w:val="KeywordTok"/>
+        </w:rPr>
+        <w:t xml:space="preserve">posedge</w:t>
+      </w:r>
+      <w:r>
+        <w:rPr>
+          <w:rStyle w:val="NormalTok"/>
+        </w:rPr>
+        <w:t xml:space="preserve"> pclk_i) </w:t>
+      </w:r>
+      <w:r>
+        <w:rPr>
+          <w:rStyle w:val="KeywordTok"/>
+        </w:rPr>
+        <w:t xml:space="preserve">disable</w:t>
+      </w:r>
+      <w:r>
+        <w:rPr>
+          <w:rStyle w:val="NormalTok"/>
+        </w:rPr>
+        <w:t xml:space="preserve"> </w:t>
+      </w:r>
+      <w:r>
+        <w:rPr>
+          <w:rStyle w:val="KeywordTok"/>
+        </w:rPr>
+        <w:t xml:space="preserve">iff</w:t>
+      </w:r>
+      <w:r>
+        <w:rPr>
+          <w:rStyle w:val="NormalTok"/>
+        </w:rPr>
+        <w:t xml:space="preserve"> (!preset_n_i)</w:t>
+      </w:r>
+      <w:r>
+        <w:br/>
+      </w:r>
+      <w:r>
+        <w:rPr>
+          <w:rStyle w:val="NormalTok"/>
+        </w:rPr>
+        <w:t xml:space="preserve">  (penable_o &amp;&amp; pwrite_o &amp;&amp; !pready_sel) |=&gt; </w:t>
+      </w:r>
+      <w:r>
+        <w:rPr>
+          <w:rStyle w:val="KeywordTok"/>
+        </w:rPr>
+        <w:t xml:space="preserve">$stable</w:t>
+      </w:r>
+      <w:r>
+        <w:rPr>
+          <w:rStyle w:val="NormalTok"/>
+        </w:rPr>
+        <w:t xml:space="preserve">(pwdata_o));</w:t>
+      </w:r>
+      <w:r>
+        <w:br/>
+      </w:r>
+      <w:r>
+        <w:br/>
+      </w:r>
+      <w:r>
+        <w:rPr>
+          <w:rStyle w:val="CommentTok"/>
         </w:rPr>
         <w:t xml:space="preserve">// --- THE no-CDC property: the hclk-side capture is stable on the shared edge</w:t>
       </w:r>
@@ -8194,37 +8934,133 @@
       </w:r>
       <w:r>
         <w:rPr>
-          <w:rStyle w:val="VerbatimChar"/>
-        </w:rPr>
-        <w:t xml:space="preserve">a_capture_stable_at_phase: assert property (</w:t>
-      </w:r>
-      <w:r>
-        <w:br/>
-      </w:r>
-      <w:r>
-        <w:rPr>
-          <w:rStyle w:val="VerbatimChar"/>
-        </w:rPr>
-        <w:t xml:space="preserve">  @(posedge hclk_i) disable iff (!hreset_n_i)</w:t>
-      </w:r>
-      <w:r>
-        <w:br/>
-      </w:r>
-      <w:r>
-        <w:rPr>
-          <w:rStyle w:val="VerbatimChar"/>
-        </w:rPr>
-        <w:t xml:space="preserve">  pclk_phase_i |-&gt; $stable(addr_cap) &amp;&amp; $stable(wdata_cap) &amp;&amp; $stable(ctl_cap));</w:t>
-      </w:r>
-      <w:r>
-        <w:br/>
-      </w:r>
-      <w:r>
-        <w:br/>
-      </w:r>
-      <w:r>
-        <w:rPr>
-          <w:rStyle w:val="VerbatimChar"/>
+          <w:rStyle w:val="NormalTok"/>
+        </w:rPr>
+        <w:t xml:space="preserve">a_capture_stable_at_phase: </w:t>
+      </w:r>
+      <w:r>
+        <w:rPr>
+          <w:rStyle w:val="KeywordTok"/>
+        </w:rPr>
+        <w:t xml:space="preserve">assert</w:t>
+      </w:r>
+      <w:r>
+        <w:rPr>
+          <w:rStyle w:val="NormalTok"/>
+        </w:rPr>
+        <w:t xml:space="preserve"> </w:t>
+      </w:r>
+      <w:r>
+        <w:rPr>
+          <w:rStyle w:val="KeywordTok"/>
+        </w:rPr>
+        <w:t xml:space="preserve">property</w:t>
+      </w:r>
+      <w:r>
+        <w:rPr>
+          <w:rStyle w:val="NormalTok"/>
+        </w:rPr>
+        <w:t xml:space="preserve"> (</w:t>
+      </w:r>
+      <w:r>
+        <w:br/>
+      </w:r>
+      <w:r>
+        <w:rPr>
+          <w:rStyle w:val="NormalTok"/>
+        </w:rPr>
+        <w:t xml:space="preserve">  @(</w:t>
+      </w:r>
+      <w:r>
+        <w:rPr>
+          <w:rStyle w:val="KeywordTok"/>
+        </w:rPr>
+        <w:t xml:space="preserve">posedge</w:t>
+      </w:r>
+      <w:r>
+        <w:rPr>
+          <w:rStyle w:val="NormalTok"/>
+        </w:rPr>
+        <w:t xml:space="preserve"> hclk_i) </w:t>
+      </w:r>
+      <w:r>
+        <w:rPr>
+          <w:rStyle w:val="KeywordTok"/>
+        </w:rPr>
+        <w:t xml:space="preserve">disable</w:t>
+      </w:r>
+      <w:r>
+        <w:rPr>
+          <w:rStyle w:val="NormalTok"/>
+        </w:rPr>
+        <w:t xml:space="preserve"> </w:t>
+      </w:r>
+      <w:r>
+        <w:rPr>
+          <w:rStyle w:val="KeywordTok"/>
+        </w:rPr>
+        <w:t xml:space="preserve">iff</w:t>
+      </w:r>
+      <w:r>
+        <w:rPr>
+          <w:rStyle w:val="NormalTok"/>
+        </w:rPr>
+        <w:t xml:space="preserve"> (!hreset_n_i)</w:t>
+      </w:r>
+      <w:r>
+        <w:br/>
+      </w:r>
+      <w:r>
+        <w:rPr>
+          <w:rStyle w:val="NormalTok"/>
+        </w:rPr>
+        <w:t xml:space="preserve">  pclk_phase_i |-&gt; </w:t>
+      </w:r>
+      <w:r>
+        <w:rPr>
+          <w:rStyle w:val="KeywordTok"/>
+        </w:rPr>
+        <w:t xml:space="preserve">$stable</w:t>
+      </w:r>
+      <w:r>
+        <w:rPr>
+          <w:rStyle w:val="NormalTok"/>
+        </w:rPr>
+        <w:t xml:space="preserve">(addr_cap) &amp;&amp; </w:t>
+      </w:r>
+      <w:r>
+        <w:rPr>
+          <w:rStyle w:val="KeywordTok"/>
+        </w:rPr>
+        <w:t xml:space="preserve">$stable</w:t>
+      </w:r>
+      <w:r>
+        <w:rPr>
+          <w:rStyle w:val="NormalTok"/>
+        </w:rPr>
+        <w:t xml:space="preserve">(wdata_cap) &amp;&amp; </w:t>
+      </w:r>
+      <w:r>
+        <w:rPr>
+          <w:rStyle w:val="KeywordTok"/>
+        </w:rPr>
+        <w:t xml:space="preserve">$stable</w:t>
+      </w:r>
+      <w:r>
+        <w:rPr>
+          <w:rStyle w:val="NormalTok"/>
+        </w:rPr>
+        <w:t xml:space="preserve">(ctl_cap));</w:t>
+      </w:r>
+      <w:r>
+        <w:br/>
+      </w:r>
+      <w:r>
+        <w:br/>
+      </w:r>
+      <w:r>
+        <w:rPr>
+          <w:rStyle w:val="CommentTok"/>
         </w:rPr>
         <w:t xml:space="preserve">// --- every pclk edge coincides with an hclk edge (checked, not assumed)</w:t>
       </w:r>
@@ -8233,19 +9069,55 @@
       </w:r>
       <w:r>
         <w:rPr>
-          <w:rStyle w:val="VerbatimChar"/>
-        </w:rPr>
-        <w:t xml:space="preserve">a_pclk_on_hclk: assert property (@(posedge pclk_i) hclk_i);</w:t>
-      </w:r>
-      <w:r>
-        <w:br/>
-      </w:r>
-      <w:r>
-        <w:br/>
-      </w:r>
-      <w:r>
-        <w:rPr>
-          <w:rStyle w:val="VerbatimChar"/>
+          <w:rStyle w:val="NormalTok"/>
+        </w:rPr>
+        <w:t xml:space="preserve">a_pclk_on_hclk: </w:t>
+      </w:r>
+      <w:r>
+        <w:rPr>
+          <w:rStyle w:val="KeywordTok"/>
+        </w:rPr>
+        <w:t xml:space="preserve">assert</w:t>
+      </w:r>
+      <w:r>
+        <w:rPr>
+          <w:rStyle w:val="NormalTok"/>
+        </w:rPr>
+        <w:t xml:space="preserve"> </w:t>
+      </w:r>
+      <w:r>
+        <w:rPr>
+          <w:rStyle w:val="KeywordTok"/>
+        </w:rPr>
+        <w:t xml:space="preserve">property</w:t>
+      </w:r>
+      <w:r>
+        <w:rPr>
+          <w:rStyle w:val="NormalTok"/>
+        </w:rPr>
+        <w:t xml:space="preserve"> (@(</w:t>
+      </w:r>
+      <w:r>
+        <w:rPr>
+          <w:rStyle w:val="KeywordTok"/>
+        </w:rPr>
+        <w:t xml:space="preserve">posedge</w:t>
+      </w:r>
+      <w:r>
+        <w:rPr>
+          <w:rStyle w:val="NormalTok"/>
+        </w:rPr>
+        <w:t xml:space="preserve"> pclk_i) hclk_i);</w:t>
+      </w:r>
+      <w:r>
+        <w:br/>
+      </w:r>
+      <w:r>
+        <w:br/>
+      </w:r>
+      <w:r>
+        <w:rPr>
+          <w:rStyle w:val="CommentTok"/>
         </w:rPr>
         <w:t xml:space="preserve">// --- word-only: no APB transfer is ever generated for a sub-word access</w:t>
       </w:r>
@@ -8254,37 +9126,133 @@
       </w:r>
       <w:r>
         <w:rPr>
-          <w:rStyle w:val="VerbatimChar"/>
-        </w:rPr>
-        <w:t xml:space="preserve">a_subword_no_apb: assert property (</w:t>
-      </w:r>
-      <w:r>
-        <w:br/>
-      </w:r>
-      <w:r>
-        <w:rPr>
-          <w:rStyle w:val="VerbatimChar"/>
-        </w:rPr>
-        <w:t xml:space="preserve">  @(posedge hclk_i) disable iff (!hreset_n_i)</w:t>
-      </w:r>
-      <w:r>
-        <w:br/>
-      </w:r>
-      <w:r>
-        <w:rPr>
-          <w:rStyle w:val="VerbatimChar"/>
-        </w:rPr>
-        <w:t xml:space="preserve">  (hsel_i &amp;&amp; htrans_i != IDLE &amp;&amp; hsize_i != WORD) |-&gt; ##[1:4] !$rose(|psel_o));</w:t>
-      </w:r>
-      <w:r>
-        <w:br/>
-      </w:r>
-      <w:r>
-        <w:br/>
-      </w:r>
-      <w:r>
-        <w:rPr>
-          <w:rStyle w:val="VerbatimChar"/>
+          <w:rStyle w:val="NormalTok"/>
+        </w:rPr>
+        <w:t xml:space="preserve">a_subword_no_apb: </w:t>
+      </w:r>
+      <w:r>
+        <w:rPr>
+          <w:rStyle w:val="KeywordTok"/>
+        </w:rPr>
+        <w:t xml:space="preserve">assert</w:t>
+      </w:r>
+      <w:r>
+        <w:rPr>
+          <w:rStyle w:val="NormalTok"/>
+        </w:rPr>
+        <w:t xml:space="preserve"> </w:t>
+      </w:r>
+      <w:r>
+        <w:rPr>
+          <w:rStyle w:val="KeywordTok"/>
+        </w:rPr>
+        <w:t xml:space="preserve">property</w:t>
+      </w:r>
+      <w:r>
+        <w:rPr>
+          <w:rStyle w:val="NormalTok"/>
+        </w:rPr>
+        <w:t xml:space="preserve"> (</w:t>
+      </w:r>
+      <w:r>
+        <w:br/>
+      </w:r>
+      <w:r>
+        <w:rPr>
+          <w:rStyle w:val="NormalTok"/>
+        </w:rPr>
+        <w:t xml:space="preserve">  @(</w:t>
+      </w:r>
+      <w:r>
+        <w:rPr>
+          <w:rStyle w:val="KeywordTok"/>
+        </w:rPr>
+        <w:t xml:space="preserve">posedge</w:t>
+      </w:r>
+      <w:r>
+        <w:rPr>
+          <w:rStyle w:val="NormalTok"/>
+        </w:rPr>
+        <w:t xml:space="preserve"> hclk_i) </w:t>
+      </w:r>
+      <w:r>
+        <w:rPr>
+          <w:rStyle w:val="KeywordTok"/>
+        </w:rPr>
+        <w:t xml:space="preserve">disable</w:t>
+      </w:r>
+      <w:r>
+        <w:rPr>
+          <w:rStyle w:val="NormalTok"/>
+        </w:rPr>
+        <w:t xml:space="preserve"> </w:t>
+      </w:r>
+      <w:r>
+        <w:rPr>
+          <w:rStyle w:val="KeywordTok"/>
+        </w:rPr>
+        <w:t xml:space="preserve">iff</w:t>
+      </w:r>
+      <w:r>
+        <w:rPr>
+          <w:rStyle w:val="NormalTok"/>
+        </w:rPr>
+        <w:t xml:space="preserve"> (!hreset_n_i)</w:t>
+      </w:r>
+      <w:r>
+        <w:br/>
+      </w:r>
+      <w:r>
+        <w:rPr>
+          <w:rStyle w:val="NormalTok"/>
+        </w:rPr>
+        <w:t xml:space="preserve">  (hsel_i &amp;&amp; htrans_i != IDLE &amp;&amp; hsize_i != WORD) |-&gt; ##[</w:t>
+      </w:r>
+      <w:r>
+        <w:rPr>
+          <w:rStyle w:val="DecValTok"/>
+        </w:rPr>
+        <w:t xml:space="preserve">1</w:t>
+      </w:r>
+      <w:r>
+        <w:rPr>
+          <w:rStyle w:val="NormalTok"/>
+        </w:rPr>
+        <w:t xml:space="preserve">:</w:t>
+      </w:r>
+      <w:r>
+        <w:rPr>
+          <w:rStyle w:val="DecValTok"/>
+        </w:rPr>
+        <w:t xml:space="preserve">4</w:t>
+      </w:r>
+      <w:r>
+        <w:rPr>
+          <w:rStyle w:val="NormalTok"/>
+        </w:rPr>
+        <w:t xml:space="preserve">] !</w:t>
+      </w:r>
+      <w:r>
+        <w:rPr>
+          <w:rStyle w:val="KeywordTok"/>
+        </w:rPr>
+        <w:t xml:space="preserve">$rose</w:t>
+      </w:r>
+      <w:r>
+        <w:rPr>
+          <w:rStyle w:val="NormalTok"/>
+        </w:rPr>
+        <w:t xml:space="preserve">(|psel_o));</w:t>
+      </w:r>
+      <w:r>
+        <w:br/>
+      </w:r>
+      <w:r>
+        <w:br/>
+      </w:r>
+      <w:r>
+        <w:rPr>
+          <w:rStyle w:val="CommentTok"/>
         </w:rPr>
         <w:t xml:space="preserve">// --- sub-word access returns ERROR</w:t>
       </w:r>
@@ -8293,37 +9261,121 @@
       </w:r>
       <w:r>
         <w:rPr>
-          <w:rStyle w:val="VerbatimChar"/>
-        </w:rPr>
-        <w:t xml:space="preserve">a_subword_error: assert property (</w:t>
-      </w:r>
-      <w:r>
-        <w:br/>
-      </w:r>
-      <w:r>
-        <w:rPr>
-          <w:rStyle w:val="VerbatimChar"/>
-        </w:rPr>
-        <w:t xml:space="preserve">  @(posedge hclk_i) disable iff (!hreset_n_i)</w:t>
-      </w:r>
-      <w:r>
-        <w:br/>
-      </w:r>
-      <w:r>
-        <w:rPr>
-          <w:rStyle w:val="VerbatimChar"/>
-        </w:rPr>
-        <w:t xml:space="preserve">  (hsel_i &amp;&amp; htrans_i != IDLE &amp;&amp; hsize_i != WORD) |-&gt; ##[1:2] hresp_o);</w:t>
-      </w:r>
-      <w:r>
-        <w:br/>
-      </w:r>
-      <w:r>
-        <w:br/>
-      </w:r>
-      <w:r>
-        <w:rPr>
-          <w:rStyle w:val="VerbatimChar"/>
+          <w:rStyle w:val="NormalTok"/>
+        </w:rPr>
+        <w:t xml:space="preserve">a_subword_error: </w:t>
+      </w:r>
+      <w:r>
+        <w:rPr>
+          <w:rStyle w:val="KeywordTok"/>
+        </w:rPr>
+        <w:t xml:space="preserve">assert</w:t>
+      </w:r>
+      <w:r>
+        <w:rPr>
+          <w:rStyle w:val="NormalTok"/>
+        </w:rPr>
+        <w:t xml:space="preserve"> </w:t>
+      </w:r>
+      <w:r>
+        <w:rPr>
+          <w:rStyle w:val="KeywordTok"/>
+        </w:rPr>
+        <w:t xml:space="preserve">property</w:t>
+      </w:r>
+      <w:r>
+        <w:rPr>
+          <w:rStyle w:val="NormalTok"/>
+        </w:rPr>
+        <w:t xml:space="preserve"> (</w:t>
+      </w:r>
+      <w:r>
+        <w:br/>
+      </w:r>
+      <w:r>
+        <w:rPr>
+          <w:rStyle w:val="NormalTok"/>
+        </w:rPr>
+        <w:t xml:space="preserve">  @(</w:t>
+      </w:r>
+      <w:r>
+        <w:rPr>
+          <w:rStyle w:val="KeywordTok"/>
+        </w:rPr>
+        <w:t xml:space="preserve">posedge</w:t>
+      </w:r>
+      <w:r>
+        <w:rPr>
+          <w:rStyle w:val="NormalTok"/>
+        </w:rPr>
+        <w:t xml:space="preserve"> hclk_i) </w:t>
+      </w:r>
+      <w:r>
+        <w:rPr>
+          <w:rStyle w:val="KeywordTok"/>
+        </w:rPr>
+        <w:t xml:space="preserve">disable</w:t>
+      </w:r>
+      <w:r>
+        <w:rPr>
+          <w:rStyle w:val="NormalTok"/>
+        </w:rPr>
+        <w:t xml:space="preserve"> </w:t>
+      </w:r>
+      <w:r>
+        <w:rPr>
+          <w:rStyle w:val="KeywordTok"/>
+        </w:rPr>
+        <w:t xml:space="preserve">iff</w:t>
+      </w:r>
+      <w:r>
+        <w:rPr>
+          <w:rStyle w:val="NormalTok"/>
+        </w:rPr>
+        <w:t xml:space="preserve"> (!hreset_n_i)</w:t>
+      </w:r>
+      <w:r>
+        <w:br/>
+      </w:r>
+      <w:r>
+        <w:rPr>
+          <w:rStyle w:val="NormalTok"/>
+        </w:rPr>
+        <w:t xml:space="preserve">  (hsel_i &amp;&amp; htrans_i != IDLE &amp;&amp; hsize_i != WORD) |-&gt; ##[</w:t>
+      </w:r>
+      <w:r>
+        <w:rPr>
+          <w:rStyle w:val="DecValTok"/>
+        </w:rPr>
+        <w:t xml:space="preserve">1</w:t>
+      </w:r>
+      <w:r>
+        <w:rPr>
+          <w:rStyle w:val="NormalTok"/>
+        </w:rPr>
+        <w:t xml:space="preserve">:</w:t>
+      </w:r>
+      <w:r>
+        <w:rPr>
+          <w:rStyle w:val="DecValTok"/>
+        </w:rPr>
+        <w:t xml:space="preserve">2</w:t>
+      </w:r>
+      <w:r>
+        <w:rPr>
+          <w:rStyle w:val="NormalTok"/>
+        </w:rPr>
+        <w:t xml:space="preserve">] hresp_o);</w:t>
+      </w:r>
+      <w:r>
+        <w:br/>
+      </w:r>
+      <w:r>
+        <w:br/>
+      </w:r>
+      <w:r>
+        <w:rPr>
+          <w:rStyle w:val="CommentTok"/>
         </w:rPr>
         <w:t xml:space="preserve">// --- every error is exactly the AHB two-cycle sequence</w:t>
       </w:r>
@@ -8332,25 +9384,85 @@
       </w:r>
       <w:r>
         <w:rPr>
-          <w:rStyle w:val="VerbatimChar"/>
-        </w:rPr>
-        <w:t xml:space="preserve">a_error_two_cycle: assert property (</w:t>
-      </w:r>
-      <w:r>
-        <w:br/>
-      </w:r>
-      <w:r>
-        <w:rPr>
-          <w:rStyle w:val="VerbatimChar"/>
-        </w:rPr>
-        <w:t xml:space="preserve">  @(posedge hclk_i) disable iff (!hreset_n_i)</w:t>
-      </w:r>
-      <w:r>
-        <w:br/>
-      </w:r>
-      <w:r>
-        <w:rPr>
-          <w:rStyle w:val="VerbatimChar"/>
+          <w:rStyle w:val="NormalTok"/>
+        </w:rPr>
+        <w:t xml:space="preserve">a_error_two_cycle: </w:t>
+      </w:r>
+      <w:r>
+        <w:rPr>
+          <w:rStyle w:val="KeywordTok"/>
+        </w:rPr>
+        <w:t xml:space="preserve">assert</w:t>
+      </w:r>
+      <w:r>
+        <w:rPr>
+          <w:rStyle w:val="NormalTok"/>
+        </w:rPr>
+        <w:t xml:space="preserve"> </w:t>
+      </w:r>
+      <w:r>
+        <w:rPr>
+          <w:rStyle w:val="KeywordTok"/>
+        </w:rPr>
+        <w:t xml:space="preserve">property</w:t>
+      </w:r>
+      <w:r>
+        <w:rPr>
+          <w:rStyle w:val="NormalTok"/>
+        </w:rPr>
+        <w:t xml:space="preserve"> (</w:t>
+      </w:r>
+      <w:r>
+        <w:br/>
+      </w:r>
+      <w:r>
+        <w:rPr>
+          <w:rStyle w:val="NormalTok"/>
+        </w:rPr>
+        <w:t xml:space="preserve">  @(</w:t>
+      </w:r>
+      <w:r>
+        <w:rPr>
+          <w:rStyle w:val="KeywordTok"/>
+        </w:rPr>
+        <w:t xml:space="preserve">posedge</w:t>
+      </w:r>
+      <w:r>
+        <w:rPr>
+          <w:rStyle w:val="NormalTok"/>
+        </w:rPr>
+        <w:t xml:space="preserve"> hclk_i) </w:t>
+      </w:r>
+      <w:r>
+        <w:rPr>
+          <w:rStyle w:val="KeywordTok"/>
+        </w:rPr>
+        <w:t xml:space="preserve">disable</w:t>
+      </w:r>
+      <w:r>
+        <w:rPr>
+          <w:rStyle w:val="NormalTok"/>
+        </w:rPr>
+        <w:t xml:space="preserve"> </w:t>
+      </w:r>
+      <w:r>
+        <w:rPr>
+          <w:rStyle w:val="KeywordTok"/>
+        </w:rPr>
+        <w:t xml:space="preserve">iff</w:t>
+      </w:r>
+      <w:r>
+        <w:rPr>
+          <w:rStyle w:val="NormalTok"/>
+        </w:rPr>
+        <w:t xml:space="preserve"> (!hreset_n_i)</w:t>
+      </w:r>
+      <w:r>
+        <w:br/>
+      </w:r>
+      <w:r>
+        <w:rPr>
+          <w:rStyle w:val="NormalTok"/>
         </w:rPr>
         <w:t xml:space="preserve">  (hresp_o &amp;&amp; !hreadyout_o) |=&gt; (hresp_o &amp;&amp; hreadyout_o));</w:t>
       </w:r>
@@ -8362,7 +9474,7 @@
       </w:r>
       <w:r>
         <w:rPr>
-          <w:rStyle w:val="VerbatimChar"/>
+          <w:rStyle w:val="CommentTok"/>
         </w:rPr>
         <w:t xml:space="preserve">// --- timeout fires at exactly 16 and abandons the transfer</w:t>
       </w:r>
@@ -8371,37 +9483,109 @@
       </w:r>
       <w:r>
         <w:rPr>
-          <w:rStyle w:val="VerbatimChar"/>
-        </w:rPr>
-        <w:t xml:space="preserve">a_timeout_at_16: assert property (</w:t>
-      </w:r>
-      <w:r>
-        <w:br/>
-      </w:r>
-      <w:r>
-        <w:rPr>
-          <w:rStyle w:val="VerbatimChar"/>
-        </w:rPr>
-        <w:t xml:space="preserve">  @(posedge pclk_i) disable iff (!preset_n_i)</w:t>
-      </w:r>
-      <w:r>
-        <w:br/>
-      </w:r>
-      <w:r>
-        <w:rPr>
-          <w:rStyle w:val="VerbatimChar"/>
-        </w:rPr>
-        <w:t xml:space="preserve">  (penable_o &amp;&amp; !pready_sel)[*16] |=&gt; (!penable_o &amp;&amp; !|psel_o));</w:t>
-      </w:r>
-      <w:r>
-        <w:br/>
-      </w:r>
-      <w:r>
-        <w:br/>
-      </w:r>
-      <w:r>
-        <w:rPr>
-          <w:rStyle w:val="VerbatimChar"/>
+          <w:rStyle w:val="NormalTok"/>
+        </w:rPr>
+        <w:t xml:space="preserve">a_timeout_at_16: </w:t>
+      </w:r>
+      <w:r>
+        <w:rPr>
+          <w:rStyle w:val="KeywordTok"/>
+        </w:rPr>
+        <w:t xml:space="preserve">assert</w:t>
+      </w:r>
+      <w:r>
+        <w:rPr>
+          <w:rStyle w:val="NormalTok"/>
+        </w:rPr>
+        <w:t xml:space="preserve"> </w:t>
+      </w:r>
+      <w:r>
+        <w:rPr>
+          <w:rStyle w:val="KeywordTok"/>
+        </w:rPr>
+        <w:t xml:space="preserve">property</w:t>
+      </w:r>
+      <w:r>
+        <w:rPr>
+          <w:rStyle w:val="NormalTok"/>
+        </w:rPr>
+        <w:t xml:space="preserve"> (</w:t>
+      </w:r>
+      <w:r>
+        <w:br/>
+      </w:r>
+      <w:r>
+        <w:rPr>
+          <w:rStyle w:val="NormalTok"/>
+        </w:rPr>
+        <w:t xml:space="preserve">  @(</w:t>
+      </w:r>
+      <w:r>
+        <w:rPr>
+          <w:rStyle w:val="KeywordTok"/>
+        </w:rPr>
+        <w:t xml:space="preserve">posedge</w:t>
+      </w:r>
+      <w:r>
+        <w:rPr>
+          <w:rStyle w:val="NormalTok"/>
+        </w:rPr>
+        <w:t xml:space="preserve"> pclk_i) </w:t>
+      </w:r>
+      <w:r>
+        <w:rPr>
+          <w:rStyle w:val="KeywordTok"/>
+        </w:rPr>
+        <w:t xml:space="preserve">disable</w:t>
+      </w:r>
+      <w:r>
+        <w:rPr>
+          <w:rStyle w:val="NormalTok"/>
+        </w:rPr>
+        <w:t xml:space="preserve"> </w:t>
+      </w:r>
+      <w:r>
+        <w:rPr>
+          <w:rStyle w:val="KeywordTok"/>
+        </w:rPr>
+        <w:t xml:space="preserve">iff</w:t>
+      </w:r>
+      <w:r>
+        <w:rPr>
+          <w:rStyle w:val="NormalTok"/>
+        </w:rPr>
+        <w:t xml:space="preserve"> (!preset_n_i)</w:t>
+      </w:r>
+      <w:r>
+        <w:br/>
+      </w:r>
+      <w:r>
+        <w:rPr>
+          <w:rStyle w:val="NormalTok"/>
+        </w:rPr>
+        <w:t xml:space="preserve">  (penable_o &amp;&amp; !pready_sel)[*</w:t>
+      </w:r>
+      <w:r>
+        <w:rPr>
+          <w:rStyle w:val="DecValTok"/>
+        </w:rPr>
+        <w:t xml:space="preserve">16</w:t>
+      </w:r>
+      <w:r>
+        <w:rPr>
+          <w:rStyle w:val="NormalTok"/>
+        </w:rPr>
+        <w:t xml:space="preserve">] |=&gt; (!penable_o &amp;&amp; !|psel_o));</w:t>
+      </w:r>
+      <w:r>
+        <w:br/>
+      </w:r>
+      <w:r>
+        <w:br/>
+      </w:r>
+      <w:r>
+        <w:rPr>
+          <w:rStyle w:val="CommentTok"/>
         </w:rPr>
         <w:t xml:space="preserve">// --- timeout always terminates the AHB transfer: the bus cannot hang (R-7)</w:t>
       </w:r>
@@ -8410,37 +9594,121 @@
       </w:r>
       <w:r>
         <w:rPr>
-          <w:rStyle w:val="VerbatimChar"/>
-        </w:rPr>
-        <w:t xml:space="preserve">a_no_hang: assert property (</w:t>
-      </w:r>
-      <w:r>
-        <w:br/>
-      </w:r>
-      <w:r>
-        <w:rPr>
-          <w:rStyle w:val="VerbatimChar"/>
-        </w:rPr>
-        <w:t xml:space="preserve">  @(posedge hclk_i) disable iff (!hreset_n_i)</w:t>
-      </w:r>
-      <w:r>
-        <w:br/>
-      </w:r>
-      <w:r>
-        <w:rPr>
-          <w:rStyle w:val="VerbatimChar"/>
-        </w:rPr>
-        <w:t xml:space="preserve">  (hsel_i &amp;&amp; htrans_i != IDLE) |-&gt; ##[1:40] hreadyout_o);</w:t>
-      </w:r>
-      <w:r>
-        <w:br/>
-      </w:r>
-      <w:r>
-        <w:br/>
-      </w:r>
-      <w:r>
-        <w:rPr>
-          <w:rStyle w:val="VerbatimChar"/>
+          <w:rStyle w:val="NormalTok"/>
+        </w:rPr>
+        <w:t xml:space="preserve">a_no_hang: </w:t>
+      </w:r>
+      <w:r>
+        <w:rPr>
+          <w:rStyle w:val="KeywordTok"/>
+        </w:rPr>
+        <w:t xml:space="preserve">assert</w:t>
+      </w:r>
+      <w:r>
+        <w:rPr>
+          <w:rStyle w:val="NormalTok"/>
+        </w:rPr>
+        <w:t xml:space="preserve"> </w:t>
+      </w:r>
+      <w:r>
+        <w:rPr>
+          <w:rStyle w:val="KeywordTok"/>
+        </w:rPr>
+        <w:t xml:space="preserve">property</w:t>
+      </w:r>
+      <w:r>
+        <w:rPr>
+          <w:rStyle w:val="NormalTok"/>
+        </w:rPr>
+        <w:t xml:space="preserve"> (</w:t>
+      </w:r>
+      <w:r>
+        <w:br/>
+      </w:r>
+      <w:r>
+        <w:rPr>
+          <w:rStyle w:val="NormalTok"/>
+        </w:rPr>
+        <w:t xml:space="preserve">  @(</w:t>
+      </w:r>
+      <w:r>
+        <w:rPr>
+          <w:rStyle w:val="KeywordTok"/>
+        </w:rPr>
+        <w:t xml:space="preserve">posedge</w:t>
+      </w:r>
+      <w:r>
+        <w:rPr>
+          <w:rStyle w:val="NormalTok"/>
+        </w:rPr>
+        <w:t xml:space="preserve"> hclk_i) </w:t>
+      </w:r>
+      <w:r>
+        <w:rPr>
+          <w:rStyle w:val="KeywordTok"/>
+        </w:rPr>
+        <w:t xml:space="preserve">disable</w:t>
+      </w:r>
+      <w:r>
+        <w:rPr>
+          <w:rStyle w:val="NormalTok"/>
+        </w:rPr>
+        <w:t xml:space="preserve"> </w:t>
+      </w:r>
+      <w:r>
+        <w:rPr>
+          <w:rStyle w:val="KeywordTok"/>
+        </w:rPr>
+        <w:t xml:space="preserve">iff</w:t>
+      </w:r>
+      <w:r>
+        <w:rPr>
+          <w:rStyle w:val="NormalTok"/>
+        </w:rPr>
+        <w:t xml:space="preserve"> (!hreset_n_i)</w:t>
+      </w:r>
+      <w:r>
+        <w:br/>
+      </w:r>
+      <w:r>
+        <w:rPr>
+          <w:rStyle w:val="NormalTok"/>
+        </w:rPr>
+        <w:t xml:space="preserve">  (hsel_i &amp;&amp; htrans_i != IDLE) |-&gt; ##[</w:t>
+      </w:r>
+      <w:r>
+        <w:rPr>
+          <w:rStyle w:val="DecValTok"/>
+        </w:rPr>
+        <w:t xml:space="preserve">1</w:t>
+      </w:r>
+      <w:r>
+        <w:rPr>
+          <w:rStyle w:val="NormalTok"/>
+        </w:rPr>
+        <w:t xml:space="preserve">:</w:t>
+      </w:r>
+      <w:r>
+        <w:rPr>
+          <w:rStyle w:val="DecValTok"/>
+        </w:rPr>
+        <w:t xml:space="preserve">40</w:t>
+      </w:r>
+      <w:r>
+        <w:rPr>
+          <w:rStyle w:val="NormalTok"/>
+        </w:rPr>
+        <w:t xml:space="preserve">] hreadyout_o);</w:t>
+      </w:r>
+      <w:r>
+        <w:br/>
+      </w:r>
+      <w:r>
+        <w:br/>
+      </w:r>
+      <w:r>
+        <w:rPr>
+          <w:rStyle w:val="CommentTok"/>
         </w:rPr>
         <w:t xml:space="preserve">// --- unmapped window asserts no PSEL and errors</w:t>
       </w:r>
@@ -8449,46 +9717,154 @@
       </w:r>
       <w:r>
         <w:rPr>
-          <w:rStyle w:val="VerbatimChar"/>
-        </w:rPr>
-        <w:t xml:space="preserve">a_unmapped: assert property (</w:t>
-      </w:r>
-      <w:r>
-        <w:br/>
-      </w:r>
-      <w:r>
-        <w:rPr>
-          <w:rStyle w:val="VerbatimChar"/>
-        </w:rPr>
-        <w:t xml:space="preserve">  @(posedge hclk_i) disable iff (!hreset_n_i)</w:t>
-      </w:r>
-      <w:r>
-        <w:br/>
-      </w:r>
-      <w:r>
-        <w:rPr>
-          <w:rStyle w:val="VerbatimChar"/>
-        </w:rPr>
-        <w:t xml:space="preserve">  (hsel_i &amp;&amp; htrans_i != IDLE &amp;&amp; !WINDOW_MASK[haddr_i[15:12]])</w:t>
-      </w:r>
-      <w:r>
-        <w:br/>
-      </w:r>
-      <w:r>
-        <w:rPr>
-          <w:rStyle w:val="VerbatimChar"/>
-        </w:rPr>
-        <w:t xml:space="preserve">    |-&gt; ##[1:2] hresp_o);</w:t>
-      </w:r>
-      <w:r>
-        <w:br/>
-      </w:r>
-      <w:r>
-        <w:br/>
-      </w:r>
-      <w:r>
-        <w:rPr>
-          <w:rStyle w:val="VerbatimChar"/>
+          <w:rStyle w:val="NormalTok"/>
+        </w:rPr>
+        <w:t xml:space="preserve">a_unmapped: </w:t>
+      </w:r>
+      <w:r>
+        <w:rPr>
+          <w:rStyle w:val="KeywordTok"/>
+        </w:rPr>
+        <w:t xml:space="preserve">assert</w:t>
+      </w:r>
+      <w:r>
+        <w:rPr>
+          <w:rStyle w:val="NormalTok"/>
+        </w:rPr>
+        <w:t xml:space="preserve"> </w:t>
+      </w:r>
+      <w:r>
+        <w:rPr>
+          <w:rStyle w:val="KeywordTok"/>
+        </w:rPr>
+        <w:t xml:space="preserve">property</w:t>
+      </w:r>
+      <w:r>
+        <w:rPr>
+          <w:rStyle w:val="NormalTok"/>
+        </w:rPr>
+        <w:t xml:space="preserve"> (</w:t>
+      </w:r>
+      <w:r>
+        <w:br/>
+      </w:r>
+      <w:r>
+        <w:rPr>
+          <w:rStyle w:val="NormalTok"/>
+        </w:rPr>
+        <w:t xml:space="preserve">  @(</w:t>
+      </w:r>
+      <w:r>
+        <w:rPr>
+          <w:rStyle w:val="KeywordTok"/>
+        </w:rPr>
+        <w:t xml:space="preserve">posedge</w:t>
+      </w:r>
+      <w:r>
+        <w:rPr>
+          <w:rStyle w:val="NormalTok"/>
+        </w:rPr>
+        <w:t xml:space="preserve"> hclk_i) </w:t>
+      </w:r>
+      <w:r>
+        <w:rPr>
+          <w:rStyle w:val="KeywordTok"/>
+        </w:rPr>
+        <w:t xml:space="preserve">disable</w:t>
+      </w:r>
+      <w:r>
+        <w:rPr>
+          <w:rStyle w:val="NormalTok"/>
+        </w:rPr>
+        <w:t xml:space="preserve"> </w:t>
+      </w:r>
+      <w:r>
+        <w:rPr>
+          <w:rStyle w:val="KeywordTok"/>
+        </w:rPr>
+        <w:t xml:space="preserve">iff</w:t>
+      </w:r>
+      <w:r>
+        <w:rPr>
+          <w:rStyle w:val="NormalTok"/>
+        </w:rPr>
+        <w:t xml:space="preserve"> (!hreset_n_i)</w:t>
+      </w:r>
+      <w:r>
+        <w:br/>
+      </w:r>
+      <w:r>
+        <w:rPr>
+          <w:rStyle w:val="NormalTok"/>
+        </w:rPr>
+        <w:t xml:space="preserve">  (hsel_i &amp;&amp; htrans_i != IDLE &amp;&amp; !WINDOW_MASK[haddr_i[</w:t>
+      </w:r>
+      <w:r>
+        <w:rPr>
+          <w:rStyle w:val="DecValTok"/>
+        </w:rPr>
+        <w:t xml:space="preserve">15</w:t>
+      </w:r>
+      <w:r>
+        <w:rPr>
+          <w:rStyle w:val="NormalTok"/>
+        </w:rPr>
+        <w:t xml:space="preserve">:</w:t>
+      </w:r>
+      <w:r>
+        <w:rPr>
+          <w:rStyle w:val="DecValTok"/>
+        </w:rPr>
+        <w:t xml:space="preserve">12</w:t>
+      </w:r>
+      <w:r>
+        <w:rPr>
+          <w:rStyle w:val="NormalTok"/>
+        </w:rPr>
+        <w:t xml:space="preserve">]])</w:t>
+      </w:r>
+      <w:r>
+        <w:br/>
+      </w:r>
+      <w:r>
+        <w:rPr>
+          <w:rStyle w:val="NormalTok"/>
+        </w:rPr>
+        <w:t xml:space="preserve">    |-&gt; ##[</w:t>
+      </w:r>
+      <w:r>
+        <w:rPr>
+          <w:rStyle w:val="DecValTok"/>
+        </w:rPr>
+        <w:t xml:space="preserve">1</w:t>
+      </w:r>
+      <w:r>
+        <w:rPr>
+          <w:rStyle w:val="NormalTok"/>
+        </w:rPr>
+        <w:t xml:space="preserve">:</w:t>
+      </w:r>
+      <w:r>
+        <w:rPr>
+          <w:rStyle w:val="DecValTok"/>
+        </w:rPr>
+        <w:t xml:space="preserve">2</w:t>
+      </w:r>
+      <w:r>
+        <w:rPr>
+          <w:rStyle w:val="NormalTok"/>
+        </w:rPr>
+        <w:t xml:space="preserve">] hresp_o);</w:t>
+      </w:r>
+      <w:r>
+        <w:br/>
+      </w:r>
+      <w:r>
+        <w:br/>
+      </w:r>
+      <w:r>
+        <w:rPr>
+          <w:rStyle w:val="CommentTok"/>
         </w:rPr>
         <w:t xml:space="preserve">// --- PSLVERR propagates as an AHB error</w:t>
       </w:r>
@@ -8497,37 +9873,121 @@
       </w:r>
       <w:r>
         <w:rPr>
-          <w:rStyle w:val="VerbatimChar"/>
-        </w:rPr>
-        <w:t xml:space="preserve">a_slverr_prop: assert property (</w:t>
-      </w:r>
-      <w:r>
-        <w:br/>
-      </w:r>
-      <w:r>
-        <w:rPr>
-          <w:rStyle w:val="VerbatimChar"/>
-        </w:rPr>
-        <w:t xml:space="preserve">  @(posedge pclk_i) disable iff (!preset_n_i)</w:t>
-      </w:r>
-      <w:r>
-        <w:br/>
-      </w:r>
-      <w:r>
-        <w:rPr>
-          <w:rStyle w:val="VerbatimChar"/>
-        </w:rPr>
-        <w:t xml:space="preserve">  (pready_sel &amp;&amp; pslverr_sel) |-&gt; ##[1:4] hresp_pending);</w:t>
-      </w:r>
-      <w:r>
-        <w:br/>
-      </w:r>
-      <w:r>
-        <w:br/>
-      </w:r>
-      <w:r>
-        <w:rPr>
-          <w:rStyle w:val="VerbatimChar"/>
+          <w:rStyle w:val="NormalTok"/>
+        </w:rPr>
+        <w:t xml:space="preserve">a_slverr_prop: </w:t>
+      </w:r>
+      <w:r>
+        <w:rPr>
+          <w:rStyle w:val="KeywordTok"/>
+        </w:rPr>
+        <w:t xml:space="preserve">assert</w:t>
+      </w:r>
+      <w:r>
+        <w:rPr>
+          <w:rStyle w:val="NormalTok"/>
+        </w:rPr>
+        <w:t xml:space="preserve"> </w:t>
+      </w:r>
+      <w:r>
+        <w:rPr>
+          <w:rStyle w:val="KeywordTok"/>
+        </w:rPr>
+        <w:t xml:space="preserve">property</w:t>
+      </w:r>
+      <w:r>
+        <w:rPr>
+          <w:rStyle w:val="NormalTok"/>
+        </w:rPr>
+        <w:t xml:space="preserve"> (</w:t>
+      </w:r>
+      <w:r>
+        <w:br/>
+      </w:r>
+      <w:r>
+        <w:rPr>
+          <w:rStyle w:val="NormalTok"/>
+        </w:rPr>
+        <w:t xml:space="preserve">  @(</w:t>
+      </w:r>
+      <w:r>
+        <w:rPr>
+          <w:rStyle w:val="KeywordTok"/>
+        </w:rPr>
+        <w:t xml:space="preserve">posedge</w:t>
+      </w:r>
+      <w:r>
+        <w:rPr>
+          <w:rStyle w:val="NormalTok"/>
+        </w:rPr>
+        <w:t xml:space="preserve"> pclk_i) </w:t>
+      </w:r>
+      <w:r>
+        <w:rPr>
+          <w:rStyle w:val="KeywordTok"/>
+        </w:rPr>
+        <w:t xml:space="preserve">disable</w:t>
+      </w:r>
+      <w:r>
+        <w:rPr>
+          <w:rStyle w:val="NormalTok"/>
+        </w:rPr>
+        <w:t xml:space="preserve"> </w:t>
+      </w:r>
+      <w:r>
+        <w:rPr>
+          <w:rStyle w:val="KeywordTok"/>
+        </w:rPr>
+        <w:t xml:space="preserve">iff</w:t>
+      </w:r>
+      <w:r>
+        <w:rPr>
+          <w:rStyle w:val="NormalTok"/>
+        </w:rPr>
+        <w:t xml:space="preserve"> (!preset_n_i)</w:t>
+      </w:r>
+      <w:r>
+        <w:br/>
+      </w:r>
+      <w:r>
+        <w:rPr>
+          <w:rStyle w:val="NormalTok"/>
+        </w:rPr>
+        <w:t xml:space="preserve">  (pready_sel &amp;&amp; pslverr_sel) |-&gt; ##[</w:t>
+      </w:r>
+      <w:r>
+        <w:rPr>
+          <w:rStyle w:val="DecValTok"/>
+        </w:rPr>
+        <w:t xml:space="preserve">1</w:t>
+      </w:r>
+      <w:r>
+        <w:rPr>
+          <w:rStyle w:val="NormalTok"/>
+        </w:rPr>
+        <w:t xml:space="preserve">:</w:t>
+      </w:r>
+      <w:r>
+        <w:rPr>
+          <w:rStyle w:val="DecValTok"/>
+        </w:rPr>
+        <w:t xml:space="preserve">4</w:t>
+      </w:r>
+      <w:r>
+        <w:rPr>
+          <w:rStyle w:val="NormalTok"/>
+        </w:rPr>
+        <w:t xml:space="preserve">] hresp_pending);</w:t>
+      </w:r>
+      <w:r>
+        <w:br/>
+      </w:r>
+      <w:r>
+        <w:br/>
+      </w:r>
+      <w:r>
+        <w:rPr>
+          <w:rStyle w:val="CommentTok"/>
         </w:rPr>
         <w:t xml:space="preserve">// --- hreadyout stays low until both resets have released (N-9.3)</w:t>
       </w:r>
@@ -8536,28 +9996,64 @@
       </w:r>
       <w:r>
         <w:rPr>
-          <w:rStyle w:val="VerbatimChar"/>
-        </w:rPr>
-        <w:t xml:space="preserve">a_dual_reset_hold: assert property (</w:t>
-      </w:r>
-      <w:r>
-        <w:br/>
-      </w:r>
-      <w:r>
-        <w:rPr>
-          <w:rStyle w:val="VerbatimChar"/>
-        </w:rPr>
-        <w:t xml:space="preserve">  @(posedge hclk_i) (!hreset_n_i || !preset_n_sync) |-&gt; !hreadyout_o);</w:t>
-      </w:r>
-      <w:r>
-        <w:br/>
-      </w:r>
-      <w:r>
-        <w:br/>
-      </w:r>
-      <w:r>
-        <w:rPr>
-          <w:rStyle w:val="VerbatimChar"/>
+          <w:rStyle w:val="NormalTok"/>
+        </w:rPr>
+        <w:t xml:space="preserve">a_dual_reset_hold: </w:t>
+      </w:r>
+      <w:r>
+        <w:rPr>
+          <w:rStyle w:val="KeywordTok"/>
+        </w:rPr>
+        <w:t xml:space="preserve">assert</w:t>
+      </w:r>
+      <w:r>
+        <w:rPr>
+          <w:rStyle w:val="NormalTok"/>
+        </w:rPr>
+        <w:t xml:space="preserve"> </w:t>
+      </w:r>
+      <w:r>
+        <w:rPr>
+          <w:rStyle w:val="KeywordTok"/>
+        </w:rPr>
+        <w:t xml:space="preserve">property</w:t>
+      </w:r>
+      <w:r>
+        <w:rPr>
+          <w:rStyle w:val="NormalTok"/>
+        </w:rPr>
+        <w:t xml:space="preserve"> (</w:t>
+      </w:r>
+      <w:r>
+        <w:br/>
+      </w:r>
+      <w:r>
+        <w:rPr>
+          <w:rStyle w:val="NormalTok"/>
+        </w:rPr>
+        <w:t xml:space="preserve">  @(</w:t>
+      </w:r>
+      <w:r>
+        <w:rPr>
+          <w:rStyle w:val="KeywordTok"/>
+        </w:rPr>
+        <w:t xml:space="preserve">posedge</w:t>
+      </w:r>
+      <w:r>
+        <w:rPr>
+          <w:rStyle w:val="NormalTok"/>
+        </w:rPr>
+        <w:t xml:space="preserve"> hclk_i) (!hreset_n_i || !preset_n_sync) |-&gt; !hreadyout_o);</w:t>
+      </w:r>
+      <w:r>
+        <w:br/>
+      </w:r>
+      <w:r>
+        <w:br/>
+      </w:r>
+      <w:r>
+        <w:rPr>
+          <w:rStyle w:val="CommentTok"/>
         </w:rPr>
         <w:t xml:space="preserve">// --- APB_DIV: PENABLE held for the configured number of cycles</w:t>
       </w:r>
@@ -8566,27 +10062,111 @@
       </w:r>
       <w:r>
         <w:rPr>
-          <w:rStyle w:val="VerbatimChar"/>
-        </w:rPr>
-        <w:t xml:space="preserve">a_apb_div: assert property (</w:t>
-      </w:r>
-      <w:r>
-        <w:br/>
-      </w:r>
-      <w:r>
-        <w:rPr>
-          <w:rStyle w:val="VerbatimChar"/>
-        </w:rPr>
-        <w:t xml:space="preserve">  @(posedge pclk_i) disable iff (!preset_n_i)</w:t>
-      </w:r>
-      <w:r>
-        <w:br/>
-      </w:r>
-      <w:r>
-        <w:rPr>
-          <w:rStyle w:val="VerbatimChar"/>
-        </w:rPr>
-        <w:t xml:space="preserve">  $rose(penable_o) |-&gt; penable_o[*(1 &lt;&lt; apb_div_sel)]);</w:t>
+          <w:rStyle w:val="NormalTok"/>
+        </w:rPr>
+        <w:t xml:space="preserve">a_apb_div: </w:t>
+      </w:r>
+      <w:r>
+        <w:rPr>
+          <w:rStyle w:val="KeywordTok"/>
+        </w:rPr>
+        <w:t xml:space="preserve">assert</w:t>
+      </w:r>
+      <w:r>
+        <w:rPr>
+          <w:rStyle w:val="NormalTok"/>
+        </w:rPr>
+        <w:t xml:space="preserve"> </w:t>
+      </w:r>
+      <w:r>
+        <w:rPr>
+          <w:rStyle w:val="KeywordTok"/>
+        </w:rPr>
+        <w:t xml:space="preserve">property</w:t>
+      </w:r>
+      <w:r>
+        <w:rPr>
+          <w:rStyle w:val="NormalTok"/>
+        </w:rPr>
+        <w:t xml:space="preserve"> (</w:t>
+      </w:r>
+      <w:r>
+        <w:br/>
+      </w:r>
+      <w:r>
+        <w:rPr>
+          <w:rStyle w:val="NormalTok"/>
+        </w:rPr>
+        <w:t xml:space="preserve">  @(</w:t>
+      </w:r>
+      <w:r>
+        <w:rPr>
+          <w:rStyle w:val="KeywordTok"/>
+        </w:rPr>
+        <w:t xml:space="preserve">posedge</w:t>
+      </w:r>
+      <w:r>
+        <w:rPr>
+          <w:rStyle w:val="NormalTok"/>
+        </w:rPr>
+        <w:t xml:space="preserve"> pclk_i) </w:t>
+      </w:r>
+      <w:r>
+        <w:rPr>
+          <w:rStyle w:val="KeywordTok"/>
+        </w:rPr>
+        <w:t xml:space="preserve">disable</w:t>
+      </w:r>
+      <w:r>
+        <w:rPr>
+          <w:rStyle w:val="NormalTok"/>
+        </w:rPr>
+        <w:t xml:space="preserve"> </w:t>
+      </w:r>
+      <w:r>
+        <w:rPr>
+          <w:rStyle w:val="KeywordTok"/>
+        </w:rPr>
+        <w:t xml:space="preserve">iff</w:t>
+      </w:r>
+      <w:r>
+        <w:rPr>
+          <w:rStyle w:val="NormalTok"/>
+        </w:rPr>
+        <w:t xml:space="preserve"> (!preset_n_i)</w:t>
+      </w:r>
+      <w:r>
+        <w:br/>
+      </w:r>
+      <w:r>
+        <w:rPr>
+          <w:rStyle w:val="NormalTok"/>
+        </w:rPr>
+        <w:t xml:space="preserve">  </w:t>
+      </w:r>
+      <w:r>
+        <w:rPr>
+          <w:rStyle w:val="KeywordTok"/>
+        </w:rPr>
+        <w:t xml:space="preserve">$rose</w:t>
+      </w:r>
+      <w:r>
+        <w:rPr>
+          <w:rStyle w:val="NormalTok"/>
+        </w:rPr>
+        <w:t xml:space="preserve">(penable_o) |-&gt; penable_o[*(</w:t>
+      </w:r>
+      <w:r>
+        <w:rPr>
+          <w:rStyle w:val="DecValTok"/>
+        </w:rPr>
+        <w:t xml:space="preserve">1</w:t>
+      </w:r>
+      <w:r>
+        <w:rPr>
+          <w:rStyle w:val="NormalTok"/>
+        </w:rPr>
+        <w:t xml:space="preserve"> &lt;&lt; apb_div_sel)]);</w:t>
       </w:r>
     </w:p>
     <w:p>
@@ -8596,34 +10176,36 @@
         </w:pict>
       </w:r>
     </w:p>
+    <w:bookmarkEnd w:id="50"/>
+    <w:bookmarkStart w:id="51" w:name="X7c07a5b179cc8ff504630894f7928110af6ce23"/>
     <w:p>
       <w:pPr>
         <w:pStyle w:val="Heading2"/>
       </w:pPr>
-      <w:bookmarkStart w:id="52" w:name="X7c07a5b179cc8ff504630894f7928110af6ce23"/>
       <w:r>
         <w:t xml:space="preserve">11 Verification plan</w:t>
       </w:r>
-      <w:bookmarkEnd w:id="52"/>
     </w:p>
     <w:tbl>
       <w:tblPr>
         <w:tblStyle w:val="Table"/>
-        <w:tblW w:type="pct" w:w="0.0"/>
-        <w:tblLook w:firstRow="1"/>
+        <w:tblW w:type="auto" w:w="0"/>
+        <w:tblLook w:firstRow="1" w:lastRow="0" w:firstColumn="0" w:lastColumn="0" w:noHBand="0" w:noVBand="0" w:val="0020"/>
+        <w:jc w:val="start"/>
       </w:tblPr>
-      <w:tblGrid/>
+      <w:tblGrid>
+        <w:gridCol w:w="1584"/>
+        <w:gridCol w:w="1584"/>
+        <w:gridCol w:w="1584"/>
+        <w:gridCol w:w="1584"/>
+        <w:gridCol w:w="1584"/>
+      </w:tblGrid>
       <w:tr>
         <w:trPr>
-          <w:cnfStyle w:firstRow="1"/>
+          <w:tblHeader w:val="true"/>
         </w:trPr>
         <w:tc>
-          <w:tcPr>
-            <w:tcBorders>
-              <w:bottom w:val="single"/>
-            </w:tcBorders>
-            <w:vAlign w:val="bottom"/>
-          </w:tcPr>
+          <w:tcPr/>
           <w:p>
             <w:pPr>
               <w:pStyle w:val="Compact"/>
@@ -8635,12 +10217,7 @@
           </w:p>
         </w:tc>
         <w:tc>
-          <w:tcPr>
-            <w:tcBorders>
-              <w:bottom w:val="single"/>
-            </w:tcBorders>
-            <w:vAlign w:val="bottom"/>
-          </w:tcPr>
+          <w:tcPr/>
           <w:p>
             <w:pPr>
               <w:pStyle w:val="Compact"/>
@@ -8652,12 +10229,7 @@
           </w:p>
         </w:tc>
         <w:tc>
-          <w:tcPr>
-            <w:tcBorders>
-              <w:bottom w:val="single"/>
-            </w:tcBorders>
-            <w:vAlign w:val="bottom"/>
-          </w:tcPr>
+          <w:tcPr/>
           <w:p>
             <w:pPr>
               <w:pStyle w:val="Compact"/>
@@ -8669,12 +10241,7 @@
           </w:p>
         </w:tc>
         <w:tc>
-          <w:tcPr>
-            <w:tcBorders>
-              <w:bottom w:val="single"/>
-            </w:tcBorders>
-            <w:vAlign w:val="bottom"/>
-          </w:tcPr>
+          <w:tcPr/>
           <w:p>
             <w:pPr>
               <w:pStyle w:val="Compact"/>
@@ -8686,12 +10253,7 @@
           </w:p>
         </w:tc>
         <w:tc>
-          <w:tcPr>
-            <w:tcBorders>
-              <w:bottom w:val="single"/>
-            </w:tcBorders>
-            <w:vAlign w:val="bottom"/>
-          </w:tcPr>
+          <w:tcPr/>
           <w:p>
             <w:pPr>
               <w:pStyle w:val="Compact"/>
@@ -8705,6 +10267,7 @@
       </w:tr>
       <w:tr>
         <w:tc>
+          <w:tcPr/>
           <w:p>
             <w:pPr>
               <w:pStyle w:val="Compact"/>
@@ -8716,6 +10279,7 @@
           </w:p>
         </w:tc>
         <w:tc>
+          <w:tcPr/>
           <w:p>
             <w:pPr>
               <w:pStyle w:val="Compact"/>
@@ -8730,6 +10294,7 @@
           </w:p>
         </w:tc>
         <w:tc>
+          <w:tcPr/>
           <w:p>
             <w:pPr>
               <w:pStyle w:val="Compact"/>
@@ -8741,6 +10306,7 @@
           </w:p>
         </w:tc>
         <w:tc>
+          <w:tcPr/>
           <w:p>
             <w:pPr>
               <w:pStyle w:val="Compact"/>
@@ -8752,6 +10318,7 @@
           </w:p>
         </w:tc>
         <w:tc>
+          <w:tcPr/>
           <w:p>
             <w:pPr>
               <w:pStyle w:val="Compact"/>
@@ -8765,6 +10332,7 @@
       </w:tr>
       <w:tr>
         <w:tc>
+          <w:tcPr/>
           <w:p>
             <w:pPr>
               <w:pStyle w:val="Compact"/>
@@ -8776,6 +10344,7 @@
           </w:p>
         </w:tc>
         <w:tc>
+          <w:tcPr/>
           <w:p>
             <w:pPr>
               <w:pStyle w:val="Compact"/>
@@ -8790,6 +10359,7 @@
           </w:p>
         </w:tc>
         <w:tc>
+          <w:tcPr/>
           <w:p>
             <w:pPr>
               <w:pStyle w:val="Compact"/>
@@ -8801,17 +10371,19 @@
           </w:p>
         </w:tc>
         <w:tc>
-          <w:p>
-            <w:pPr>
-              <w:pStyle w:val="Compact"/>
-              <w:jc w:val="left"/>
-            </w:pPr>
-            <w:r>
-              <w:t xml:space="preserve">all 11 windows</w:t>
-            </w:r>
-          </w:p>
-        </w:tc>
-        <w:tc>
+          <w:tcPr/>
+          <w:p>
+            <w:pPr>
+              <w:pStyle w:val="Compact"/>
+              <w:jc w:val="left"/>
+            </w:pPr>
+            <w:r>
+              <w:t xml:space="preserve">all 12 windows</w:t>
+            </w:r>
+          </w:p>
+        </w:tc>
+        <w:tc>
+          <w:tcPr/>
           <w:p>
             <w:pPr>
               <w:pStyle w:val="Compact"/>
@@ -8825,6 +10397,7 @@
       </w:tr>
       <w:tr>
         <w:tc>
+          <w:tcPr/>
           <w:p>
             <w:pPr>
               <w:pStyle w:val="Compact"/>
@@ -8836,6 +10409,7 @@
           </w:p>
         </w:tc>
         <w:tc>
+          <w:tcPr/>
           <w:p>
             <w:pPr>
               <w:pStyle w:val="Compact"/>
@@ -8850,6 +10424,7 @@
           </w:p>
         </w:tc>
         <w:tc>
+          <w:tcPr/>
           <w:p>
             <w:pPr>
               <w:pStyle w:val="Compact"/>
@@ -8876,6 +10451,7 @@
           </w:p>
         </w:tc>
         <w:tc>
+          <w:tcPr/>
           <w:p>
             <w:pPr>
               <w:pStyle w:val="Compact"/>
@@ -8887,6 +10463,7 @@
           </w:p>
         </w:tc>
         <w:tc>
+          <w:tcPr/>
           <w:p>
             <w:pPr>
               <w:pStyle w:val="Compact"/>
@@ -8900,6 +10477,7 @@
       </w:tr>
       <w:tr>
         <w:tc>
+          <w:tcPr/>
           <w:p>
             <w:pPr>
               <w:pStyle w:val="Compact"/>
@@ -8911,6 +10489,7 @@
           </w:p>
         </w:tc>
         <w:tc>
+          <w:tcPr/>
           <w:p>
             <w:pPr>
               <w:pStyle w:val="Compact"/>
@@ -8925,6 +10504,7 @@
           </w:p>
         </w:tc>
         <w:tc>
+          <w:tcPr/>
           <w:p>
             <w:pPr>
               <w:pStyle w:val="Compact"/>
@@ -8936,6 +10516,7 @@
           </w:p>
         </w:tc>
         <w:tc>
+          <w:tcPr/>
           <w:p>
             <w:pPr>
               <w:pStyle w:val="Compact"/>
@@ -8947,6 +10528,7 @@
           </w:p>
         </w:tc>
         <w:tc>
+          <w:tcPr/>
           <w:p>
             <w:pPr>
               <w:pStyle w:val="Compact"/>
@@ -8960,6 +10542,7 @@
       </w:tr>
       <w:tr>
         <w:tc>
+          <w:tcPr/>
           <w:p>
             <w:pPr>
               <w:pStyle w:val="Compact"/>
@@ -8971,6 +10554,7 @@
           </w:p>
         </w:tc>
         <w:tc>
+          <w:tcPr/>
           <w:p>
             <w:pPr>
               <w:pStyle w:val="Compact"/>
@@ -8985,6 +10569,7 @@
           </w:p>
         </w:tc>
         <w:tc>
+          <w:tcPr/>
           <w:p>
             <w:pPr>
               <w:pStyle w:val="Compact"/>
@@ -9020,6 +10605,7 @@
           </w:p>
         </w:tc>
         <w:tc>
+          <w:tcPr/>
           <w:p>
             <w:pPr>
               <w:pStyle w:val="Compact"/>
@@ -9031,6 +10617,7 @@
           </w:p>
         </w:tc>
         <w:tc>
+          <w:tcPr/>
           <w:p>
             <w:pPr>
               <w:pStyle w:val="Compact"/>
@@ -9044,6 +10631,7 @@
       </w:tr>
       <w:tr>
         <w:tc>
+          <w:tcPr/>
           <w:p>
             <w:pPr>
               <w:pStyle w:val="Compact"/>
@@ -9055,6 +10643,7 @@
           </w:p>
         </w:tc>
         <w:tc>
+          <w:tcPr/>
           <w:p>
             <w:pPr>
               <w:pStyle w:val="Compact"/>
@@ -9069,6 +10658,7 @@
           </w:p>
         </w:tc>
         <w:tc>
+          <w:tcPr/>
           <w:p>
             <w:pPr>
               <w:pStyle w:val="Compact"/>
@@ -9095,6 +10685,7 @@
           </w:p>
         </w:tc>
         <w:tc>
+          <w:tcPr/>
           <w:p>
             <w:pPr>
               <w:pStyle w:val="Compact"/>
@@ -9106,6 +10697,7 @@
           </w:p>
         </w:tc>
         <w:tc>
+          <w:tcPr/>
           <w:p>
             <w:pPr>
               <w:pStyle w:val="Compact"/>
@@ -9119,6 +10711,7 @@
       </w:tr>
       <w:tr>
         <w:tc>
+          <w:tcPr/>
           <w:p>
             <w:pPr>
               <w:pStyle w:val="Compact"/>
@@ -9130,6 +10723,7 @@
           </w:p>
         </w:tc>
         <w:tc>
+          <w:tcPr/>
           <w:p>
             <w:pPr>
               <w:pStyle w:val="Compact"/>
@@ -9144,6 +10738,7 @@
           </w:p>
         </w:tc>
         <w:tc>
+          <w:tcPr/>
           <w:p>
             <w:pPr>
               <w:pStyle w:val="Compact"/>
@@ -9155,6 +10750,7 @@
           </w:p>
         </w:tc>
         <w:tc>
+          <w:tcPr/>
           <w:p>
             <w:pPr>
               <w:pStyle w:val="Compact"/>
@@ -9166,6 +10762,7 @@
           </w:p>
         </w:tc>
         <w:tc>
+          <w:tcPr/>
           <w:p>
             <w:pPr>
               <w:pStyle w:val="Compact"/>
@@ -9179,6 +10776,7 @@
       </w:tr>
       <w:tr>
         <w:tc>
+          <w:tcPr/>
           <w:p>
             <w:pPr>
               <w:pStyle w:val="Compact"/>
@@ -9190,6 +10788,7 @@
           </w:p>
         </w:tc>
         <w:tc>
+          <w:tcPr/>
           <w:p>
             <w:pPr>
               <w:pStyle w:val="Compact"/>
@@ -9204,6 +10803,7 @@
           </w:p>
         </w:tc>
         <w:tc>
+          <w:tcPr/>
           <w:p>
             <w:pPr>
               <w:pStyle w:val="Compact"/>
@@ -9230,6 +10830,7 @@
           </w:p>
         </w:tc>
         <w:tc>
+          <w:tcPr/>
           <w:p>
             <w:pPr>
               <w:pStyle w:val="Compact"/>
@@ -9241,6 +10842,7 @@
           </w:p>
         </w:tc>
         <w:tc>
+          <w:tcPr/>
           <w:p>
             <w:pPr>
               <w:pStyle w:val="Compact"/>
@@ -9254,6 +10856,7 @@
       </w:tr>
       <w:tr>
         <w:tc>
+          <w:tcPr/>
           <w:p>
             <w:pPr>
               <w:pStyle w:val="Compact"/>
@@ -9265,6 +10868,7 @@
           </w:p>
         </w:tc>
         <w:tc>
+          <w:tcPr/>
           <w:p>
             <w:pPr>
               <w:pStyle w:val="Compact"/>
@@ -9279,6 +10883,7 @@
           </w:p>
         </w:tc>
         <w:tc>
+          <w:tcPr/>
           <w:p>
             <w:pPr>
               <w:pStyle w:val="Compact"/>
@@ -9299,6 +10904,7 @@
           </w:p>
         </w:tc>
         <w:tc>
+          <w:tcPr/>
           <w:p>
             <w:pPr>
               <w:pStyle w:val="Compact"/>
@@ -9310,6 +10916,7 @@
           </w:p>
         </w:tc>
         <w:tc>
+          <w:tcPr/>
           <w:p>
             <w:pPr>
               <w:pStyle w:val="Compact"/>
@@ -9323,6 +10930,7 @@
       </w:tr>
       <w:tr>
         <w:tc>
+          <w:tcPr/>
           <w:p>
             <w:pPr>
               <w:pStyle w:val="Compact"/>
@@ -9334,6 +10942,7 @@
           </w:p>
         </w:tc>
         <w:tc>
+          <w:tcPr/>
           <w:p>
             <w:pPr>
               <w:pStyle w:val="Compact"/>
@@ -9348,6 +10957,7 @@
           </w:p>
         </w:tc>
         <w:tc>
+          <w:tcPr/>
           <w:p>
             <w:pPr>
               <w:pStyle w:val="Compact"/>
@@ -9407,6 +11017,7 @@
           </w:p>
         </w:tc>
         <w:tc>
+          <w:tcPr/>
           <w:p>
             <w:pPr>
               <w:pStyle w:val="Compact"/>
@@ -9418,6 +11029,7 @@
           </w:p>
         </w:tc>
         <w:tc>
+          <w:tcPr/>
           <w:p>
             <w:pPr>
               <w:pStyle w:val="Compact"/>
@@ -9431,6 +11043,7 @@
       </w:tr>
       <w:tr>
         <w:tc>
+          <w:tcPr/>
           <w:p>
             <w:pPr>
               <w:pStyle w:val="Compact"/>
@@ -9442,6 +11055,7 @@
           </w:p>
         </w:tc>
         <w:tc>
+          <w:tcPr/>
           <w:p>
             <w:pPr>
               <w:pStyle w:val="Compact"/>
@@ -9456,6 +11070,7 @@
           </w:p>
         </w:tc>
         <w:tc>
+          <w:tcPr/>
           <w:p>
             <w:pPr>
               <w:pStyle w:val="Compact"/>
@@ -9476,6 +11091,7 @@
           </w:p>
         </w:tc>
         <w:tc>
+          <w:tcPr/>
           <w:p>
             <w:pPr>
               <w:pStyle w:val="Compact"/>
@@ -9487,6 +11103,7 @@
           </w:p>
         </w:tc>
         <w:tc>
+          <w:tcPr/>
           <w:p>
             <w:pPr>
               <w:pStyle w:val="Compact"/>
@@ -9500,6 +11117,7 @@
       </w:tr>
       <w:tr>
         <w:tc>
+          <w:tcPr/>
           <w:p>
             <w:pPr>
               <w:pStyle w:val="Compact"/>
@@ -9511,6 +11129,7 @@
           </w:p>
         </w:tc>
         <w:tc>
+          <w:tcPr/>
           <w:p>
             <w:pPr>
               <w:pStyle w:val="Compact"/>
@@ -9525,6 +11144,7 @@
           </w:p>
         </w:tc>
         <w:tc>
+          <w:tcPr/>
           <w:p>
             <w:pPr>
               <w:pStyle w:val="Compact"/>
@@ -9560,6 +11180,7 @@
           </w:p>
         </w:tc>
         <w:tc>
+          <w:tcPr/>
           <w:p>
             <w:pPr>
               <w:pStyle w:val="Compact"/>
@@ -9571,6 +11192,7 @@
           </w:p>
         </w:tc>
         <w:tc>
+          <w:tcPr/>
           <w:p>
             <w:pPr>
               <w:pStyle w:val="Compact"/>
@@ -9584,6 +11206,7 @@
       </w:tr>
       <w:tr>
         <w:tc>
+          <w:tcPr/>
           <w:p>
             <w:pPr>
               <w:pStyle w:val="Compact"/>
@@ -9595,6 +11218,7 @@
           </w:p>
         </w:tc>
         <w:tc>
+          <w:tcPr/>
           <w:p>
             <w:pPr>
               <w:pStyle w:val="Compact"/>
@@ -9609,6 +11233,7 @@
           </w:p>
         </w:tc>
         <w:tc>
+          <w:tcPr/>
           <w:p>
             <w:pPr>
               <w:pStyle w:val="Compact"/>
@@ -9620,6 +11245,7 @@
           </w:p>
         </w:tc>
         <w:tc>
+          <w:tcPr/>
           <w:p>
             <w:pPr>
               <w:pStyle w:val="Compact"/>
@@ -9631,6 +11257,7 @@
           </w:p>
         </w:tc>
         <w:tc>
+          <w:tcPr/>
           <w:p>
             <w:pPr>
               <w:pStyle w:val="Compact"/>
@@ -9649,6 +11276,7 @@
       </w:pPr>
       <w:r>
         <w:rPr>
+          <w:bCs/>
           <w:b/>
         </w:rPr>
         <w:t xml:space="preserve">[N-11.1]</w:t>
@@ -9708,6 +11336,7 @@
       </w:pPr>
       <w:r>
         <w:rPr>
+          <w:bCs/>
           <w:b/>
         </w:rPr>
         <w:t xml:space="preserve">[N-11.2]</w:t>
@@ -9759,34 +11388,33 @@
         </w:pict>
       </w:r>
     </w:p>
+    <w:bookmarkEnd w:id="51"/>
+    <w:bookmarkStart w:id="52" w:name="X59f5cce7eef127036c20cabc8986d1f4e77c1bc"/>
     <w:p>
       <w:pPr>
         <w:pStyle w:val="Heading2"/>
       </w:pPr>
-      <w:bookmarkStart w:id="53" w:name="X59f5cce7eef127036c20cabc8986d1f4e77c1bc"/>
       <w:r>
         <w:t xml:space="preserve">12 Design decisions</w:t>
       </w:r>
-      <w:bookmarkEnd w:id="53"/>
     </w:p>
     <w:tbl>
       <w:tblPr>
         <w:tblStyle w:val="Table"/>
-        <w:tblW w:type="pct" w:w="0.0"/>
-        <w:tblLook w:firstRow="1"/>
+        <w:tblW w:type="auto" w:w="0"/>
+        <w:tblLook w:firstRow="1" w:lastRow="0" w:firstColumn="0" w:lastColumn="0" w:noHBand="0" w:noVBand="0" w:val="0020"/>
+        <w:jc w:val="start"/>
       </w:tblPr>
-      <w:tblGrid/>
+      <w:tblGrid>
+        <w:gridCol w:w="3960"/>
+        <w:gridCol w:w="3960"/>
+      </w:tblGrid>
       <w:tr>
         <w:trPr>
-          <w:cnfStyle w:firstRow="1"/>
+          <w:tblHeader w:val="true"/>
         </w:trPr>
         <w:tc>
-          <w:tcPr>
-            <w:tcBorders>
-              <w:bottom w:val="single"/>
-            </w:tcBorders>
-            <w:vAlign w:val="bottom"/>
-          </w:tcPr>
+          <w:tcPr/>
           <w:p>
             <w:pPr>
               <w:pStyle w:val="Compact"/>
@@ -9798,12 +11426,7 @@
           </w:p>
         </w:tc>
         <w:tc>
-          <w:tcPr>
-            <w:tcBorders>
-              <w:bottom w:val="single"/>
-            </w:tcBorders>
-            <w:vAlign w:val="bottom"/>
-          </w:tcPr>
+          <w:tcPr/>
           <w:p>
             <w:pPr>
               <w:pStyle w:val="Compact"/>
@@ -9817,6 +11440,7 @@
       </w:tr>
       <w:tr>
         <w:tc>
+          <w:tcPr/>
           <w:p>
             <w:pPr>
               <w:pStyle w:val="Compact"/>
@@ -9855,6 +11479,7 @@
           </w:p>
         </w:tc>
         <w:tc>
+          <w:tcPr/>
           <w:p>
             <w:pPr>
               <w:pStyle w:val="Compact"/>
@@ -9868,6 +11493,7 @@
       </w:tr>
       <w:tr>
         <w:tc>
+          <w:tcPr/>
           <w:p>
             <w:pPr>
               <w:pStyle w:val="Compact"/>
@@ -9879,6 +11505,7 @@
           </w:p>
         </w:tc>
         <w:tc>
+          <w:tcPr/>
           <w:p>
             <w:pPr>
               <w:pStyle w:val="Compact"/>
@@ -9892,6 +11519,7 @@
       </w:tr>
       <w:tr>
         <w:tc>
+          <w:tcPr/>
           <w:p>
             <w:pPr>
               <w:pStyle w:val="Compact"/>
@@ -9918,6 +11546,7 @@
           </w:p>
         </w:tc>
         <w:tc>
+          <w:tcPr/>
           <w:p>
             <w:pPr>
               <w:pStyle w:val="Compact"/>
@@ -9931,6 +11560,7 @@
       </w:tr>
       <w:tr>
         <w:tc>
+          <w:tcPr/>
           <w:p>
             <w:pPr>
               <w:pStyle w:val="Compact"/>
@@ -9942,6 +11572,7 @@
           </w:p>
         </w:tc>
         <w:tc>
+          <w:tcPr/>
           <w:p>
             <w:pPr>
               <w:pStyle w:val="Compact"/>
@@ -9955,6 +11586,7 @@
       </w:tr>
       <w:tr>
         <w:tc>
+          <w:tcPr/>
           <w:p>
             <w:pPr>
               <w:pStyle w:val="Compact"/>
@@ -9981,6 +11613,7 @@
           </w:p>
         </w:tc>
         <w:tc>
+          <w:tcPr/>
           <w:p>
             <w:pPr>
               <w:pStyle w:val="Compact"/>
@@ -10000,34 +11633,33 @@
         </w:pict>
       </w:r>
     </w:p>
+    <w:bookmarkEnd w:id="52"/>
+    <w:bookmarkStart w:id="53" w:name="X28f9a372160e4cdd897fa6b3a066b04db81ebc8"/>
     <w:p>
       <w:pPr>
         <w:pStyle w:val="Heading2"/>
       </w:pPr>
-      <w:bookmarkStart w:id="54" w:name="X28f9a372160e4cdd897fa6b3a066b04db81ebc8"/>
       <w:r>
         <w:t xml:space="preserve">13 Not implemented</w:t>
       </w:r>
-      <w:bookmarkEnd w:id="54"/>
     </w:p>
     <w:tbl>
       <w:tblPr>
         <w:tblStyle w:val="Table"/>
-        <w:tblW w:type="pct" w:w="0.0"/>
-        <w:tblLook w:firstRow="1"/>
+        <w:tblW w:type="auto" w:w="0"/>
+        <w:tblLook w:firstRow="1" w:lastRow="0" w:firstColumn="0" w:lastColumn="0" w:noHBand="0" w:noVBand="0" w:val="0020"/>
+        <w:jc w:val="start"/>
       </w:tblPr>
-      <w:tblGrid/>
+      <w:tblGrid>
+        <w:gridCol w:w="3960"/>
+        <w:gridCol w:w="3960"/>
+      </w:tblGrid>
       <w:tr>
         <w:trPr>
-          <w:cnfStyle w:firstRow="1"/>
+          <w:tblHeader w:val="true"/>
         </w:trPr>
         <w:tc>
-          <w:tcPr>
-            <w:tcBorders>
-              <w:bottom w:val="single"/>
-            </w:tcBorders>
-            <w:vAlign w:val="bottom"/>
-          </w:tcPr>
+          <w:tcPr/>
           <w:p>
             <w:pPr>
               <w:pStyle w:val="Compact"/>
@@ -10039,12 +11671,7 @@
           </w:p>
         </w:tc>
         <w:tc>
-          <w:tcPr>
-            <w:tcBorders>
-              <w:bottom w:val="single"/>
-            </w:tcBorders>
-            <w:vAlign w:val="bottom"/>
-          </w:tcPr>
+          <w:tcPr/>
           <w:p>
             <w:pPr>
               <w:pStyle w:val="Compact"/>
@@ -10058,6 +11685,7 @@
       </w:tr>
       <w:tr>
         <w:tc>
+          <w:tcPr/>
           <w:p>
             <w:pPr>
               <w:pStyle w:val="Compact"/>
@@ -10078,6 +11706,7 @@
           </w:p>
         </w:tc>
         <w:tc>
+          <w:tcPr/>
           <w:p>
             <w:pPr>
               <w:pStyle w:val="Compact"/>
@@ -10091,6 +11720,7 @@
       </w:tr>
       <w:tr>
         <w:tc>
+          <w:tcPr/>
           <w:p>
             <w:pPr>
               <w:pStyle w:val="Compact"/>
@@ -10102,6 +11732,7 @@
           </w:p>
         </w:tc>
         <w:tc>
+          <w:tcPr/>
           <w:p>
             <w:pPr>
               <w:pStyle w:val="Compact"/>
@@ -10115,6 +11746,7 @@
       </w:tr>
       <w:tr>
         <w:tc>
+          <w:tcPr/>
           <w:p>
             <w:pPr>
               <w:pStyle w:val="Compact"/>
@@ -10126,6 +11758,7 @@
           </w:p>
         </w:tc>
         <w:tc>
+          <w:tcPr/>
           <w:p>
             <w:pPr>
               <w:pStyle w:val="Compact"/>
@@ -10139,6 +11772,7 @@
       </w:tr>
       <w:tr>
         <w:tc>
+          <w:tcPr/>
           <w:p>
             <w:pPr>
               <w:pStyle w:val="Compact"/>
@@ -10171,6 +11805,7 @@
           </w:p>
         </w:tc>
         <w:tc>
+          <w:tcPr/>
           <w:p>
             <w:pPr>
               <w:pStyle w:val="Compact"/>
@@ -10184,6 +11819,7 @@
       </w:tr>
       <w:tr>
         <w:tc>
+          <w:tcPr/>
           <w:p>
             <w:pPr>
               <w:pStyle w:val="Compact"/>
@@ -10195,6 +11831,7 @@
           </w:p>
         </w:tc>
         <w:tc>
+          <w:tcPr/>
           <w:p>
             <w:pPr>
               <w:pStyle w:val="Compact"/>
@@ -10208,6 +11845,7 @@
       </w:tr>
       <w:tr>
         <w:tc>
+          <w:tcPr/>
           <w:p>
             <w:pPr>
               <w:pStyle w:val="Compact"/>
@@ -10219,6 +11857,7 @@
           </w:p>
         </w:tc>
         <w:tc>
+          <w:tcPr/>
           <w:p>
             <w:pPr>
               <w:pStyle w:val="Compact"/>
@@ -10247,6 +11886,7 @@
       </w:tr>
       <w:tr>
         <w:tc>
+          <w:tcPr/>
           <w:p>
             <w:pPr>
               <w:pStyle w:val="Compact"/>
@@ -10258,6 +11898,7 @@
           </w:p>
         </w:tc>
         <w:tc>
+          <w:tcPr/>
           <w:p>
             <w:pPr>
               <w:pStyle w:val="Compact"/>
@@ -10271,6 +11912,7 @@
       </w:tr>
       <w:tr>
         <w:tc>
+          <w:tcPr/>
           <w:p>
             <w:pPr>
               <w:pStyle w:val="Compact"/>
@@ -10291,6 +11933,7 @@
           </w:p>
         </w:tc>
         <w:tc>
+          <w:tcPr/>
           <w:p>
             <w:pPr>
               <w:pStyle w:val="Compact"/>
@@ -10304,6 +11947,7 @@
       </w:tr>
       <w:tr>
         <w:tc>
+          <w:tcPr/>
           <w:p>
             <w:pPr>
               <w:pStyle w:val="Compact"/>
@@ -10315,6 +11959,7 @@
           </w:p>
         </w:tc>
         <w:tc>
+          <w:tcPr/>
           <w:p>
             <w:pPr>
               <w:pStyle w:val="Compact"/>
@@ -10346,15 +11991,15 @@
         </w:pict>
       </w:r>
     </w:p>
+    <w:bookmarkEnd w:id="53"/>
+    <w:bookmarkStart w:id="54" w:name="X1b92181afb94626b64dde4a1928e66f4dbfaa1b"/>
     <w:p>
       <w:pPr>
         <w:pStyle w:val="Heading2"/>
       </w:pPr>
-      <w:bookmarkStart w:id="55" w:name="X1b92181afb94626b64dde4a1928e66f4dbfaa1b"/>
       <w:r>
         <w:t xml:space="preserve">14 Open items</w:t>
       </w:r>
-      <w:bookmarkEnd w:id="55"/>
     </w:p>
     <w:p>
       <w:pPr>
@@ -10428,15 +12073,15 @@
         </w:pict>
       </w:r>
     </w:p>
+    <w:bookmarkEnd w:id="54"/>
+    <w:bookmarkStart w:id="55" w:name="Xcf6ad7b8070c666514712df471d6381a14b1a48"/>
     <w:p>
       <w:pPr>
         <w:pStyle w:val="Heading2"/>
       </w:pPr>
-      <w:bookmarkStart w:id="56" w:name="Xcf6ad7b8070c666514712df471d6381a14b1a48"/>
       <w:r>
         <w:t xml:space="preserve">15 Errata</w:t>
       </w:r>
-      <w:bookmarkEnd w:id="56"/>
     </w:p>
     <w:p>
       <w:pPr>
@@ -10452,6 +12097,7 @@
       </w:pPr>
       <w:r>
         <w:rPr>
+          <w:bCs/>
           <w:b/>
         </w:rPr>
         <w:t xml:space="preserve">Defects fixed in this revision:</w:t>
@@ -10460,21 +12106,22 @@
     <w:tbl>
       <w:tblPr>
         <w:tblStyle w:val="Table"/>
-        <w:tblW w:type="pct" w:w="0.0"/>
-        <w:tblLook w:firstRow="1"/>
+        <w:tblW w:type="auto" w:w="0"/>
+        <w:tblLook w:firstRow="1" w:lastRow="0" w:firstColumn="0" w:lastColumn="0" w:noHBand="0" w:noVBand="0" w:val="0020"/>
+        <w:jc w:val="start"/>
       </w:tblPr>
-      <w:tblGrid/>
+      <w:tblGrid>
+        <w:gridCol w:w="1980"/>
+        <w:gridCol w:w="1980"/>
+        <w:gridCol w:w="1980"/>
+        <w:gridCol w:w="1980"/>
+      </w:tblGrid>
       <w:tr>
         <w:trPr>
-          <w:cnfStyle w:firstRow="1"/>
+          <w:tblHeader w:val="true"/>
         </w:trPr>
         <w:tc>
-          <w:tcPr>
-            <w:tcBorders>
-              <w:bottom w:val="single"/>
-            </w:tcBorders>
-            <w:vAlign w:val="bottom"/>
-          </w:tcPr>
+          <w:tcPr/>
           <w:p>
             <w:pPr>
               <w:pStyle w:val="Compact"/>
@@ -10486,12 +12133,7 @@
           </w:p>
         </w:tc>
         <w:tc>
-          <w:tcPr>
-            <w:tcBorders>
-              <w:bottom w:val="single"/>
-            </w:tcBorders>
-            <w:vAlign w:val="bottom"/>
-          </w:tcPr>
+          <w:tcPr/>
           <w:p>
             <w:pPr>
               <w:pStyle w:val="Compact"/>
@@ -10503,12 +12145,7 @@
           </w:p>
         </w:tc>
         <w:tc>
-          <w:tcPr>
-            <w:tcBorders>
-              <w:bottom w:val="single"/>
-            </w:tcBorders>
-            <w:vAlign w:val="bottom"/>
-          </w:tcPr>
+          <w:tcPr/>
           <w:p>
             <w:pPr>
               <w:pStyle w:val="Compact"/>
@@ -10520,12 +12157,7 @@
           </w:p>
         </w:tc>
         <w:tc>
-          <w:tcPr>
-            <w:tcBorders>
-              <w:bottom w:val="single"/>
-            </w:tcBorders>
-            <w:vAlign w:val="bottom"/>
-          </w:tcPr>
+          <w:tcPr/>
           <w:p>
             <w:pPr>
               <w:pStyle w:val="Compact"/>
@@ -10539,6 +12171,7 @@
       </w:tr>
       <w:tr>
         <w:tc>
+          <w:tcPr/>
           <w:p>
             <w:pPr>
               <w:pStyle w:val="Compact"/>
@@ -10550,6 +12183,7 @@
           </w:p>
         </w:tc>
         <w:tc>
+          <w:tcPr/>
           <w:p>
             <w:pPr>
               <w:pStyle w:val="Compact"/>
@@ -10570,6 +12204,7 @@
           </w:p>
         </w:tc>
         <w:tc>
+          <w:tcPr/>
           <w:p>
             <w:pPr>
               <w:pStyle w:val="Compact"/>
@@ -10581,6 +12216,7 @@
           </w:p>
         </w:tc>
         <w:tc>
+          <w:tcPr/>
           <w:p>
             <w:pPr>
               <w:pStyle w:val="Compact"/>
@@ -10630,6 +12266,7 @@
       </w:tr>
       <w:tr>
         <w:tc>
+          <w:tcPr/>
           <w:p>
             <w:pPr>
               <w:pStyle w:val="Compact"/>
@@ -10641,6 +12278,7 @@
           </w:p>
         </w:tc>
         <w:tc>
+          <w:tcPr/>
           <w:p>
             <w:pPr>
               <w:pStyle w:val="Compact"/>
@@ -10652,6 +12290,7 @@
           </w:p>
         </w:tc>
         <w:tc>
+          <w:tcPr/>
           <w:p>
             <w:pPr>
               <w:pStyle w:val="Compact"/>
@@ -10663,6 +12302,7 @@
           </w:p>
         </w:tc>
         <w:tc>
+          <w:tcPr/>
           <w:p>
             <w:pPr>
               <w:pStyle w:val="Compact"/>
@@ -10691,6 +12331,7 @@
       </w:tr>
       <w:tr>
         <w:tc>
+          <w:tcPr/>
           <w:p>
             <w:pPr>
               <w:pStyle w:val="Compact"/>
@@ -10702,6 +12343,7 @@
           </w:p>
         </w:tc>
         <w:tc>
+          <w:tcPr/>
           <w:p>
             <w:pPr>
               <w:pStyle w:val="Compact"/>
@@ -10743,6 +12385,7 @@
           </w:p>
         </w:tc>
         <w:tc>
+          <w:tcPr/>
           <w:p>
             <w:pPr>
               <w:pStyle w:val="Compact"/>
@@ -10763,6 +12406,7 @@
           </w:p>
         </w:tc>
         <w:tc>
+          <w:tcPr/>
           <w:p>
             <w:pPr>
               <w:pStyle w:val="Compact"/>
@@ -10785,6 +12429,7 @@
       </w:tr>
       <w:tr>
         <w:tc>
+          <w:tcPr/>
           <w:p>
             <w:pPr>
               <w:pStyle w:val="Compact"/>
@@ -10796,6 +12441,7 @@
           </w:p>
         </w:tc>
         <w:tc>
+          <w:tcPr/>
           <w:p>
             <w:pPr>
               <w:pStyle w:val="Compact"/>
@@ -10807,6 +12453,7 @@
           </w:p>
         </w:tc>
         <w:tc>
+          <w:tcPr/>
           <w:p>
             <w:pPr>
               <w:pStyle w:val="Compact"/>
@@ -10818,6 +12465,7 @@
           </w:p>
         </w:tc>
         <w:tc>
+          <w:tcPr/>
           <w:p>
             <w:pPr>
               <w:pStyle w:val="Compact"/>
@@ -10842,6 +12490,8 @@
         </w:tc>
       </w:tr>
     </w:tbl>
+    <w:bookmarkEnd w:id="55"/>
+    <w:bookmarkEnd w:id="56"/>
     <w:sectPr/>
   </w:body>
 </w:document>
@@ -10873,17 +12523,14 @@
 <file path=word/numbering.xml><?xml version="1.0" encoding="utf-8"?>
 <w:numbering xmlns:w="http://schemas.openxmlformats.org/wordprocessingml/2006/main">
   <w:abstractNum w:abstractNumId="990">
-    <w:nsid w:val="2c1ae401"/>
+    <w:nsid w:val="A990"/>
     <w:multiLevelType w:val="multilevel"/>
     <w:lvl w:ilvl="0">
       <w:numFmt w:val="bullet"/>
       <w:lvlText w:val=" "/>
       <w:lvlJc w:val="left"/>
       <w:pPr>
-        <w:tabs>
-          <w:tab w:val="num" w:pos="0"/>
-        </w:tabs>
-        <w:ind w:left="480" w:hanging="480"/>
+        <w:ind w:left="720" w:hanging="480"/>
       </w:pPr>
     </w:lvl>
     <w:lvl w:ilvl="1">
@@ -10891,10 +12538,7 @@
       <w:lvlText w:val=" "/>
       <w:lvlJc w:val="left"/>
       <w:pPr>
-        <w:tabs>
-          <w:tab w:val="num" w:pos="720"/>
-        </w:tabs>
-        <w:ind w:left="1200" w:hanging="480"/>
+        <w:ind w:left="1440" w:hanging="480"/>
       </w:pPr>
     </w:lvl>
     <w:lvl w:ilvl="2">
@@ -10902,10 +12546,7 @@
       <w:lvlText w:val=" "/>
       <w:lvlJc w:val="left"/>
       <w:pPr>
-        <w:tabs>
-          <w:tab w:val="num" w:pos="1440"/>
-        </w:tabs>
-        <w:ind w:left="1920" w:hanging="480"/>
+        <w:ind w:left="2160" w:hanging="480"/>
       </w:pPr>
     </w:lvl>
     <w:lvl w:ilvl="3">
@@ -10913,10 +12554,7 @@
       <w:lvlText w:val=" "/>
       <w:lvlJc w:val="left"/>
       <w:pPr>
-        <w:tabs>
-          <w:tab w:val="num" w:pos="2160"/>
-        </w:tabs>
-        <w:ind w:left="2640" w:hanging="480"/>
+        <w:ind w:left="2880" w:hanging="480"/>
       </w:pPr>
     </w:lvl>
     <w:lvl w:ilvl="4">
@@ -10924,10 +12562,7 @@
       <w:lvlText w:val=" "/>
       <w:lvlJc w:val="left"/>
       <w:pPr>
-        <w:tabs>
-          <w:tab w:val="num" w:pos="2880"/>
-        </w:tabs>
-        <w:ind w:left="3360" w:hanging="480"/>
+        <w:ind w:left="3600" w:hanging="480"/>
       </w:pPr>
     </w:lvl>
     <w:lvl w:ilvl="5">
@@ -10935,10 +12570,7 @@
       <w:lvlText w:val=" "/>
       <w:lvlJc w:val="left"/>
       <w:pPr>
-        <w:tabs>
-          <w:tab w:val="num" w:pos="3600"/>
-        </w:tabs>
-        <w:ind w:left="4080" w:hanging="480"/>
+        <w:ind w:left="4320" w:hanging="480"/>
       </w:pPr>
     </w:lvl>
     <w:lvl w:ilvl="6">
@@ -10946,10 +12578,7 @@
       <w:lvlText w:val=" "/>
       <w:lvlJc w:val="left"/>
       <w:pPr>
-        <w:tabs>
-          <w:tab w:val="num" w:pos="4320"/>
-        </w:tabs>
-        <w:ind w:left="4800" w:hanging="480"/>
+        <w:ind w:left="5040" w:hanging="480"/>
       </w:pPr>
     </w:lvl>
     <w:lvl w:ilvl="7">
@@ -10957,10 +12586,7 @@
       <w:lvlText w:val=" "/>
       <w:lvlJc w:val="left"/>
       <w:pPr>
-        <w:tabs>
-          <w:tab w:val="num" w:pos="5040"/>
-        </w:tabs>
-        <w:ind w:left="5520" w:hanging="480"/>
+        <w:ind w:left="5760" w:hanging="480"/>
       </w:pPr>
     </w:lvl>
     <w:lvl w:ilvl="8">
@@ -10968,15 +12594,12 @@
       <w:lvlText w:val=" "/>
       <w:lvlJc w:val="left"/>
       <w:pPr>
-        <w:tabs>
-          <w:tab w:val="num" w:pos="5760"/>
-        </w:tabs>
-        <w:ind w:left="6240" w:hanging="480"/>
+        <w:ind w:left="6480" w:hanging="480"/>
       </w:pPr>
     </w:lvl>
   </w:abstractNum>
-  <w:abstractNum w:abstractNumId="99211">
-    <w:nsid w:val="ea454b4c"/>
+  <w:abstractNum w:abstractNumId="99411">
+    <w:nsid w:val="A99411"/>
     <w:multiLevelType w:val="multilevel"/>
     <w:lvl w:ilvl="0">
       <w:start w:val="1"/>
@@ -10984,34 +12607,25 @@
       <w:lvlText w:val="%1."/>
       <w:lvlJc w:val="left"/>
       <w:pPr>
-        <w:tabs>
-          <w:tab w:val="num" w:pos="0"/>
-        </w:tabs>
-        <w:ind w:left="480" w:hanging="480"/>
+        <w:ind w:left="720" w:hanging="480"/>
       </w:pPr>
     </w:lvl>
     <w:lvl w:ilvl="1">
       <w:start w:val="1"/>
-      <w:numFmt w:val="lowerLetter"/>
+      <w:numFmt w:val="decimal"/>
       <w:lvlText w:val="%2."/>
       <w:lvlJc w:val="left"/>
       <w:pPr>
-        <w:tabs>
-          <w:tab w:val="num" w:pos="720"/>
-        </w:tabs>
-        <w:ind w:left="1200" w:hanging="480"/>
+        <w:ind w:left="1440" w:hanging="480"/>
       </w:pPr>
     </w:lvl>
     <w:lvl w:ilvl="2">
       <w:start w:val="1"/>
-      <w:numFmt w:val="lowerRoman"/>
+      <w:numFmt w:val="decimal"/>
       <w:lvlText w:val="%3."/>
       <w:lvlJc w:val="left"/>
       <w:pPr>
-        <w:tabs>
-          <w:tab w:val="num" w:pos="1440"/>
-        </w:tabs>
-        <w:ind w:left="1920" w:hanging="480"/>
+        <w:ind w:left="2160" w:hanging="480"/>
       </w:pPr>
     </w:lvl>
     <w:lvl w:ilvl="3">
@@ -11020,34 +12634,25 @@
       <w:lvlText w:val="%4."/>
       <w:lvlJc w:val="left"/>
       <w:pPr>
-        <w:tabs>
-          <w:tab w:val="num" w:pos="2160"/>
-        </w:tabs>
-        <w:ind w:left="2640" w:hanging="480"/>
+        <w:ind w:left="2880" w:hanging="480"/>
       </w:pPr>
     </w:lvl>
     <w:lvl w:ilvl="4">
       <w:start w:val="1"/>
-      <w:numFmt w:val="lowerLetter"/>
+      <w:numFmt w:val="decimal"/>
       <w:lvlText w:val="%5."/>
       <w:lvlJc w:val="left"/>
       <w:pPr>
-        <w:tabs>
-          <w:tab w:val="num" w:pos="2880"/>
-        </w:tabs>
-        <w:ind w:left="3360" w:hanging="480"/>
+        <w:ind w:left="3600" w:hanging="480"/>
       </w:pPr>
     </w:lvl>
     <w:lvl w:ilvl="5">
       <w:start w:val="1"/>
-      <w:numFmt w:val="lowerRoman"/>
+      <w:numFmt w:val="decimal"/>
       <w:lvlText w:val="%6."/>
       <w:lvlJc w:val="left"/>
       <w:pPr>
-        <w:tabs>
-          <w:tab w:val="num" w:pos="3600"/>
-        </w:tabs>
-        <w:ind w:left="4080" w:hanging="480"/>
+        <w:ind w:left="4320" w:hanging="480"/>
       </w:pPr>
     </w:lvl>
     <w:lvl w:ilvl="6">
@@ -11056,49 +12661,37 @@
       <w:lvlText w:val="%7."/>
       <w:lvlJc w:val="left"/>
       <w:pPr>
-        <w:tabs>
-          <w:tab w:val="num" w:pos="4320"/>
-        </w:tabs>
-        <w:ind w:left="4800" w:hanging="480"/>
+        <w:ind w:left="5040" w:hanging="480"/>
       </w:pPr>
     </w:lvl>
     <w:lvl w:ilvl="7">
       <w:start w:val="1"/>
-      <w:numFmt w:val="lowerLetter"/>
+      <w:numFmt w:val="decimal"/>
       <w:lvlText w:val="%8."/>
       <w:lvlJc w:val="left"/>
       <w:pPr>
-        <w:tabs>
-          <w:tab w:val="num" w:pos="5040"/>
-        </w:tabs>
-        <w:ind w:left="5520" w:hanging="480"/>
+        <w:ind w:left="5760" w:hanging="480"/>
       </w:pPr>
     </w:lvl>
     <w:lvl w:ilvl="8">
       <w:start w:val="1"/>
-      <w:numFmt w:val="lowerRoman"/>
+      <w:numFmt w:val="decimal"/>
       <w:lvlText w:val="%9."/>
       <w:lvlJc w:val="left"/>
       <w:pPr>
-        <w:tabs>
-          <w:tab w:val="num" w:pos="5760"/>
-        </w:tabs>
-        <w:ind w:left="6240" w:hanging="480"/>
+        <w:ind w:left="6480" w:hanging="480"/>
       </w:pPr>
     </w:lvl>
   </w:abstractNum>
   <w:abstractNum w:abstractNumId="991">
-    <w:nsid w:val="71315dca"/>
+    <w:nsid w:val="A991"/>
     <w:multiLevelType w:val="multilevel"/>
     <w:lvl w:ilvl="0">
       <w:numFmt w:val="bullet"/>
       <w:lvlText w:val="•"/>
       <w:lvlJc w:val="left"/>
       <w:pPr>
-        <w:tabs>
-          <w:tab w:val="num" w:pos="0"/>
-        </w:tabs>
-        <w:ind w:left="480" w:hanging="480"/>
+        <w:ind w:left="720" w:hanging="480"/>
       </w:pPr>
     </w:lvl>
     <w:lvl w:ilvl="1">
@@ -11106,10 +12699,7 @@
       <w:lvlText w:val="–"/>
       <w:lvlJc w:val="left"/>
       <w:pPr>
-        <w:tabs>
-          <w:tab w:val="num" w:pos="720"/>
-        </w:tabs>
-        <w:ind w:left="1200" w:hanging="480"/>
+        <w:ind w:left="1440" w:hanging="480"/>
       </w:pPr>
     </w:lvl>
     <w:lvl w:ilvl="2">
@@ -11117,10 +12707,7 @@
       <w:lvlText w:val="•"/>
       <w:lvlJc w:val="left"/>
       <w:pPr>
-        <w:tabs>
-          <w:tab w:val="num" w:pos="1440"/>
-        </w:tabs>
-        <w:ind w:left="1920" w:hanging="480"/>
+        <w:ind w:left="2160" w:hanging="480"/>
       </w:pPr>
     </w:lvl>
     <w:lvl w:ilvl="3">
@@ -11128,10 +12715,7 @@
       <w:lvlText w:val="–"/>
       <w:lvlJc w:val="left"/>
       <w:pPr>
-        <w:tabs>
-          <w:tab w:val="num" w:pos="2160"/>
-        </w:tabs>
-        <w:ind w:left="2640" w:hanging="480"/>
+        <w:ind w:left="2880" w:hanging="480"/>
       </w:pPr>
     </w:lvl>
     <w:lvl w:ilvl="4">
@@ -11139,10 +12723,7 @@
       <w:lvlText w:val="•"/>
       <w:lvlJc w:val="left"/>
       <w:pPr>
-        <w:tabs>
-          <w:tab w:val="num" w:pos="2880"/>
-        </w:tabs>
-        <w:ind w:left="3360" w:hanging="480"/>
+        <w:ind w:left="3600" w:hanging="480"/>
       </w:pPr>
     </w:lvl>
     <w:lvl w:ilvl="5">
@@ -11150,10 +12731,7 @@
       <w:lvlText w:val="–"/>
       <w:lvlJc w:val="left"/>
       <w:pPr>
-        <w:tabs>
-          <w:tab w:val="num" w:pos="3600"/>
-        </w:tabs>
-        <w:ind w:left="4080" w:hanging="480"/>
+        <w:ind w:left="4320" w:hanging="480"/>
       </w:pPr>
     </w:lvl>
     <w:lvl w:ilvl="6">
@@ -11161,10 +12739,7 @@
       <w:lvlText w:val="•"/>
       <w:lvlJc w:val="left"/>
       <w:pPr>
-        <w:tabs>
-          <w:tab w:val="num" w:pos="4320"/>
-        </w:tabs>
-        <w:ind w:left="4800" w:hanging="480"/>
+        <w:ind w:left="5040" w:hanging="480"/>
       </w:pPr>
     </w:lvl>
     <w:lvl w:ilvl="7">
@@ -11172,10 +12747,7 @@
       <w:lvlText w:val="–"/>
       <w:lvlJc w:val="left"/>
       <w:pPr>
-        <w:tabs>
-          <w:tab w:val="num" w:pos="5040"/>
-        </w:tabs>
-        <w:ind w:left="5520" w:hanging="480"/>
+        <w:ind w:left="5760" w:hanging="480"/>
       </w:pPr>
     </w:lvl>
     <w:lvl w:ilvl="8">
@@ -11183,10 +12755,7 @@
       <w:lvlText w:val="•"/>
       <w:lvlJc w:val="left"/>
       <w:pPr>
-        <w:tabs>
-          <w:tab w:val="num" w:pos="5760"/>
-        </w:tabs>
-        <w:ind w:left="6240" w:hanging="480"/>
+        <w:ind w:left="6480" w:hanging="480"/>
       </w:pPr>
     </w:lvl>
   </w:abstractNum>
@@ -11194,7 +12763,7 @@
     <w:abstractNumId w:val="990"/>
   </w:num>
   <w:num w:numId="1001">
-    <w:abstractNumId w:val="99211"/>
+    <w:abstractNumId w:val="99411"/>
     <w:lvlOverride w:ilvl="0">
       <w:startOverride w:val="1"/>
     </w:lvlOverride>
@@ -11227,7 +12796,7 @@
     <w:abstractNumId w:val="991"/>
   </w:num>
   <w:num w:numId="1003">
-    <w:abstractNumId w:val="99211"/>
+    <w:abstractNumId w:val="99411"/>
     <w:lvlOverride w:ilvl="0">
       <w:startOverride w:val="1"/>
     </w:lvlOverride>
@@ -11264,10 +12833,10 @@
   <w:docDefaults>
     <w:rPrDefault>
       <w:rPr>
-        <w:rFonts w:asciiTheme="minorHAnsi" w:eastAsiaTheme="minorHAnsi" w:hAnsiTheme="minorHAnsi" w:cstheme="minorBidi"/>
+        <w:rFonts w:asciiTheme="minorHAnsi" w:cstheme="minorBidi" w:eastAsiaTheme="minorHAnsi" w:hAnsiTheme="minorHAnsi"/>
         <w:sz w:val="24"/>
         <w:szCs w:val="24"/>
-        <w:lang w:val="en-US" w:eastAsia="en-US" w:bidi="ar-SA"/>
+        <w:lang w:bidi="ar-SA" w:eastAsia="en-US" w:val="en-US"/>
       </w:rPr>
     </w:rPrDefault>
     <w:pPrDefault>
@@ -11276,35 +12845,35 @@
       </w:pPr>
     </w:pPrDefault>
   </w:docDefaults>
-  <w:latentStyles w:defLockedState="0" w:defUIPriority="0" w:defSemiHidden="0" w:defUnhideWhenUsed="0" w:defQFormat="0" w:count="276"/>
-  <w:style w:type="paragraph" w:default="1" w:styleId="Normal">
+  <w:latentStyles w:count="276" w:defLockedState="0" w:defQFormat="0" w:defSemiHidden="0" w:defUIPriority="0" w:defUnhideWhenUsed="0"/>
+  <w:style w:default="1" w:styleId="Normal" w:type="paragraph">
     <w:name w:val="Normal"/>
     <w:qFormat/>
   </w:style>
-  <w:style w:type="paragraph" w:styleId="BodyText">
+  <w:style w:styleId="BodyText" w:type="paragraph">
     <w:name w:val="Body Text"/>
     <w:basedOn w:val="Normal"/>
     <w:link w:val="BodyTextChar"/>
     <w:pPr>
-      <w:spacing w:before="180" w:after="180"/>
+      <w:spacing w:after="180" w:before="180"/>
     </w:pPr>
     <w:qFormat/>
   </w:style>
-  <w:style w:type="paragraph" w:customStyle="1" w:styleId="FirstParagraph">
+  <w:style w:customStyle="1" w:styleId="FirstParagraph" w:type="paragraph">
     <w:name w:val="First Paragraph"/>
     <w:basedOn w:val="BodyText"/>
     <w:next w:val="BodyText"/>
     <w:qFormat/>
   </w:style>
-  <w:style w:type="paragraph" w:customStyle="1" w:styleId="Compact">
+  <w:style w:customStyle="1" w:styleId="Compact" w:type="paragraph">
     <w:name w:val="Compact"/>
     <w:basedOn w:val="BodyText"/>
     <w:qFormat/>
     <w:pPr>
-      <w:spacing w:before="36" w:after="36"/>
+      <w:spacing w:after="36" w:before="36"/>
     </w:pPr>
   </w:style>
-  <w:style w:type="paragraph" w:styleId="Title">
+  <w:style w:styleId="Title" w:type="paragraph">
     <w:name w:val="Title"/>
     <w:basedOn w:val="Normal"/>
     <w:next w:val="BodyText"/>
@@ -11312,19 +12881,19 @@
     <w:pPr>
       <w:keepNext/>
       <w:keepLines/>
-      <w:spacing w:before="480" w:after="240"/>
+      <w:spacing w:after="240" w:before="480"/>
       <w:jc w:val="center"/>
     </w:pPr>
     <w:rPr>
-      <w:rFonts w:asciiTheme="majorHAnsi" w:eastAsiaTheme="majorEastAsia" w:hAnsiTheme="majorHAnsi" w:cstheme="majorBidi"/>
+      <w:rFonts w:asciiTheme="majorHAnsi" w:cstheme="majorBidi" w:eastAsiaTheme="majorEastAsia" w:hAnsiTheme="majorHAnsi"/>
       <w:b/>
       <w:bCs/>
-      <w:color w:val="345A8A" w:themeColor="accent1" w:themeShade="B5"/>
+      <w:color w:themeColor="accent1" w:themeShade="B5" w:val="345A8A"/>
       <w:sz w:val="36"/>
       <w:szCs w:val="36"/>
     </w:rPr>
   </w:style>
-  <w:style w:type="paragraph" w:styleId="Subtitle">
+  <w:style w:styleId="Subtitle" w:type="paragraph">
     <w:name w:val="Subtitle"/>
     <w:basedOn w:val="Title"/>
     <w:next w:val="BodyText"/>
@@ -11332,7 +12901,7 @@
     <w:pPr>
       <w:keepNext/>
       <w:keepLines/>
-      <w:spacing w:before="240" w:after="240"/>
+      <w:spacing w:after="240" w:before="240"/>
       <w:jc w:val="center"/>
     </w:pPr>
     <w:rPr>
@@ -11340,7 +12909,7 @@
       <w:szCs w:val="30"/>
     </w:rPr>
   </w:style>
-  <w:style w:type="paragraph" w:customStyle="1" w:styleId="Author">
+  <w:style w:customStyle="1" w:styleId="Author" w:type="paragraph">
     <w:name w:val="Author"/>
     <w:next w:val="BodyText"/>
     <w:qFormat/>
@@ -11350,7 +12919,7 @@
       <w:jc w:val="center"/>
     </w:pPr>
   </w:style>
-  <w:style w:type="paragraph" w:styleId="Date">
+  <w:style w:styleId="Date" w:type="paragraph">
     <w:name w:val="Date"/>
     <w:next w:val="BodyText"/>
     <w:qFormat/>
@@ -11360,7 +12929,26 @@
       <w:jc w:val="center"/>
     </w:pPr>
   </w:style>
-  <w:style w:type="paragraph" w:customStyle="1" w:styleId="Abstract">
+  <w:style w:customStyle="1" w:styleId="AbstractTitle" w:type="paragraph">
+    <w:name w:val="Abstract Title"/>
+    <w:basedOn w:val="Normal"/>
+    <w:next w:val="Abstract"/>
+    <w:qFormat/>
+    <w:pPr>
+      <w:keepNext/>
+      <w:keepLines/>
+      <w:jc w:val="center"/>
+      <w:spacing w:after="0" w:before="300"/>
+    </w:pPr>
+    <w:rPr>
+      <w:sz w:val="20"/>
+      <w:szCs w:val="20"/>
+      <w:b/>
+      <w:color w:val="345A8A"/>
+      &gt;
+    </w:rPr>
+  </w:style>
+  <w:style w:customStyle="1" w:styleId="Abstract" w:type="paragraph">
     <w:name w:val="Abstract"/>
     <w:basedOn w:val="Normal"/>
     <w:next w:val="BodyText"/>
@@ -11368,14 +12956,14 @@
     <w:pPr>
       <w:keepNext/>
       <w:keepLines/>
-      <w:spacing w:before="300" w:after="300"/>
+      <w:spacing w:after="300" w:before="100"/>
     </w:pPr>
     <w:rPr>
       <w:sz w:val="20"/>
       <w:szCs w:val="20"/>
     </w:rPr>
   </w:style>
-  <w:style w:type="paragraph" w:styleId="Bibliography">
+  <w:style w:styleId="Bibliography" w:type="paragraph">
     <w:name w:val="Bibliography"/>
     <w:basedOn w:val="Normal"/>
     <w:next w:val="Bibliography"/>
@@ -11383,7 +12971,7 @@
     <w:pPr/>
     <w:rPr/>
   </w:style>
-  <w:style w:type="paragraph" w:styleId="Heading1">
+  <w:style w:styleId="Heading1" w:type="paragraph">
     <w:name w:val="Heading 1"/>
     <w:basedOn w:val="Normal"/>
     <w:next w:val="BodyText"/>
@@ -11392,19 +12980,19 @@
     <w:pPr>
       <w:keepNext/>
       <w:keepLines/>
-      <w:spacing w:before="480" w:after="0"/>
+      <w:spacing w:after="0" w:before="480"/>
       <w:outlineLvl w:val="0"/>
     </w:pPr>
     <w:rPr>
-      <w:rFonts w:asciiTheme="majorHAnsi" w:eastAsiaTheme="majorEastAsia" w:hAnsiTheme="majorHAnsi" w:cstheme="majorBidi"/>
+      <w:rFonts w:asciiTheme="majorHAnsi" w:cstheme="majorBidi" w:eastAsiaTheme="majorEastAsia" w:hAnsiTheme="majorHAnsi"/>
       <w:b/>
       <w:bCs/>
-      <w:color w:val="4F81BD" w:themeColor="accent1"/>
+      <w:color w:themeColor="accent1" w:val="4F81BD"/>
       <w:sz w:val="32"/>
       <w:szCs w:val="32"/>
     </w:rPr>
   </w:style>
-  <w:style w:type="paragraph" w:styleId="Heading2">
+  <w:style w:styleId="Heading2" w:type="paragraph">
     <w:name w:val="Heading 2"/>
     <w:basedOn w:val="Normal"/>
     <w:next w:val="BodyText"/>
@@ -11414,19 +13002,19 @@
     <w:pPr>
       <w:keepNext/>
       <w:keepLines/>
-      <w:spacing w:before="200" w:after="0"/>
+      <w:spacing w:after="0" w:before="200"/>
       <w:outlineLvl w:val="1"/>
     </w:pPr>
     <w:rPr>
-      <w:rFonts w:asciiTheme="majorHAnsi" w:eastAsiaTheme="majorEastAsia" w:hAnsiTheme="majorHAnsi" w:cstheme="majorBidi"/>
+      <w:rFonts w:asciiTheme="majorHAnsi" w:cstheme="majorBidi" w:eastAsiaTheme="majorEastAsia" w:hAnsiTheme="majorHAnsi"/>
       <w:b/>
       <w:bCs/>
-      <w:color w:val="4F81BD" w:themeColor="accent1"/>
+      <w:color w:themeColor="accent1" w:val="4F81BD"/>
       <w:sz w:val="28"/>
       <w:szCs w:val="28"/>
     </w:rPr>
   </w:style>
-  <w:style w:type="paragraph" w:styleId="Heading3">
+  <w:style w:styleId="Heading3" w:type="paragraph">
     <w:name w:val="Heading 3"/>
     <w:basedOn w:val="Normal"/>
     <w:next w:val="BodyText"/>
@@ -11436,19 +13024,19 @@
     <w:pPr>
       <w:keepNext/>
       <w:keepLines/>
-      <w:spacing w:before="200" w:after="0"/>
+      <w:spacing w:after="0" w:before="200"/>
       <w:outlineLvl w:val="2"/>
     </w:pPr>
     <w:rPr>
-      <w:rFonts w:asciiTheme="majorHAnsi" w:eastAsiaTheme="majorEastAsia" w:hAnsiTheme="majorHAnsi" w:cstheme="majorBidi"/>
+      <w:rFonts w:asciiTheme="majorHAnsi" w:cstheme="majorBidi" w:eastAsiaTheme="majorEastAsia" w:hAnsiTheme="majorHAnsi"/>
       <w:b/>
       <w:bCs/>
-      <w:color w:val="4F81BD" w:themeColor="accent1"/>
+      <w:color w:themeColor="accent1" w:val="4F81BD"/>
       <w:sz w:val="24"/>
       <w:szCs w:val="24"/>
     </w:rPr>
   </w:style>
-  <w:style w:type="paragraph" w:styleId="Heading4">
+  <w:style w:styleId="Heading4" w:type="paragraph">
     <w:name w:val="Heading 4"/>
     <w:basedOn w:val="Normal"/>
     <w:next w:val="BodyText"/>
@@ -11458,19 +13046,19 @@
     <w:pPr>
       <w:keepNext/>
       <w:keepLines/>
-      <w:spacing w:before="200" w:after="0"/>
+      <w:spacing w:after="0" w:before="200"/>
       <w:outlineLvl w:val="3"/>
     </w:pPr>
     <w:rPr>
-      <w:rFonts w:asciiTheme="majorHAnsi" w:eastAsiaTheme="majorEastAsia" w:hAnsiTheme="majorHAnsi" w:cstheme="majorBidi"/>
+      <w:rFonts w:asciiTheme="majorHAnsi" w:cstheme="majorBidi" w:eastAsiaTheme="majorEastAsia" w:hAnsiTheme="majorHAnsi"/>
       <w:i/>
       <w:bCs/>
-      <w:color w:val="4F81BD" w:themeColor="accent1"/>
+      <w:color w:themeColor="accent1" w:val="4F81BD"/>
       <w:sz w:val="24"/>
       <w:szCs w:val="24"/>
     </w:rPr>
   </w:style>
-  <w:style w:type="paragraph" w:styleId="Heading5">
+  <w:style w:styleId="Heading5" w:type="paragraph">
     <w:name w:val="Heading 5"/>
     <w:basedOn w:val="Normal"/>
     <w:next w:val="BodyText"/>
@@ -11480,18 +13068,18 @@
     <w:pPr>
       <w:keepNext/>
       <w:keepLines/>
-      <w:spacing w:before="200" w:after="0"/>
+      <w:spacing w:after="0" w:before="200"/>
       <w:outlineLvl w:val="4"/>
     </w:pPr>
     <w:rPr>
-      <w:rFonts w:asciiTheme="majorHAnsi" w:eastAsiaTheme="majorEastAsia" w:hAnsiTheme="majorHAnsi" w:cstheme="majorBidi"/>
+      <w:rFonts w:asciiTheme="majorHAnsi" w:cstheme="majorBidi" w:eastAsiaTheme="majorEastAsia" w:hAnsiTheme="majorHAnsi"/>
       <w:iCs/>
-      <w:color w:val="4F81BD" w:themeColor="accent1"/>
+      <w:color w:themeColor="accent1" w:val="4F81BD"/>
       <w:sz w:val="24"/>
       <w:szCs w:val="24"/>
     </w:rPr>
   </w:style>
-  <w:style w:type="paragraph" w:styleId="Heading6">
+  <w:style w:styleId="Heading6" w:type="paragraph">
     <w:name w:val="Heading 6"/>
     <w:basedOn w:val="Normal"/>
     <w:next w:val="BodyText"/>
@@ -11501,17 +13089,17 @@
     <w:pPr>
       <w:keepNext/>
       <w:keepLines/>
-      <w:spacing w:before="200" w:after="0"/>
+      <w:spacing w:after="0" w:before="200"/>
       <w:outlineLvl w:val="5"/>
     </w:pPr>
     <w:rPr>
-      <w:rFonts w:asciiTheme="majorHAnsi" w:eastAsiaTheme="majorEastAsia" w:hAnsiTheme="majorHAnsi" w:cstheme="majorBidi"/>
-      <w:color w:val="4F81BD" w:themeColor="accent1"/>
+      <w:rFonts w:asciiTheme="majorHAnsi" w:cstheme="majorBidi" w:eastAsiaTheme="majorEastAsia" w:hAnsiTheme="majorHAnsi"/>
+      <w:color w:themeColor="accent1" w:val="4F81BD"/>
       <w:sz w:val="24"/>
       <w:szCs w:val="24"/>
     </w:rPr>
   </w:style>
-  <w:style w:type="paragraph" w:styleId="Heading7">
+  <w:style w:styleId="Heading7" w:type="paragraph">
     <w:name w:val="Heading 7"/>
     <w:basedOn w:val="Normal"/>
     <w:next w:val="BodyText"/>
@@ -11521,17 +13109,17 @@
     <w:pPr>
       <w:keepNext/>
       <w:keepLines/>
-      <w:spacing w:before="200" w:after="0"/>
+      <w:spacing w:after="0" w:before="200"/>
       <w:outlineLvl w:val="6"/>
     </w:pPr>
     <w:rPr>
-      <w:rFonts w:asciiTheme="majorHAnsi" w:eastAsiaTheme="majorEastAsia" w:hAnsiTheme="majorHAnsi" w:cstheme="majorBidi"/>
-      <w:color w:val="4F81BD" w:themeColor="accent1"/>
+      <w:rFonts w:asciiTheme="majorHAnsi" w:cstheme="majorBidi" w:eastAsiaTheme="majorEastAsia" w:hAnsiTheme="majorHAnsi"/>
+      <w:color w:themeColor="accent1" w:val="4F81BD"/>
       <w:sz w:val="24"/>
       <w:szCs w:val="24"/>
     </w:rPr>
   </w:style>
-  <w:style w:type="paragraph" w:styleId="Heading8">
+  <w:style w:styleId="Heading8" w:type="paragraph">
     <w:name w:val="Heading 8"/>
     <w:basedOn w:val="Normal"/>
     <w:next w:val="BodyText"/>
@@ -11541,17 +13129,17 @@
     <w:pPr>
       <w:keepNext/>
       <w:keepLines/>
-      <w:spacing w:before="200" w:after="0"/>
+      <w:spacing w:after="0" w:before="200"/>
       <w:outlineLvl w:val="7"/>
     </w:pPr>
     <w:rPr>
-      <w:rFonts w:asciiTheme="majorHAnsi" w:eastAsiaTheme="majorEastAsia" w:hAnsiTheme="majorHAnsi" w:cstheme="majorBidi"/>
-      <w:color w:val="4F81BD" w:themeColor="accent1"/>
+      <w:rFonts w:asciiTheme="majorHAnsi" w:cstheme="majorBidi" w:eastAsiaTheme="majorEastAsia" w:hAnsiTheme="majorHAnsi"/>
+      <w:color w:themeColor="accent1" w:val="4F81BD"/>
       <w:sz w:val="24"/>
       <w:szCs w:val="24"/>
     </w:rPr>
   </w:style>
-  <w:style w:type="paragraph" w:styleId="Heading9">
+  <w:style w:styleId="Heading9" w:type="paragraph">
     <w:name w:val="Heading 9"/>
     <w:basedOn w:val="Normal"/>
     <w:next w:val="BodyText"/>
@@ -11561,17 +13149,17 @@
     <w:pPr>
       <w:keepNext/>
       <w:keepLines/>
-      <w:spacing w:before="200" w:after="0"/>
+      <w:spacing w:after="0" w:before="200"/>
       <w:outlineLvl w:val="8"/>
     </w:pPr>
     <w:rPr>
-      <w:rFonts w:asciiTheme="majorHAnsi" w:eastAsiaTheme="majorEastAsia" w:hAnsiTheme="majorHAnsi" w:cstheme="majorBidi"/>
-      <w:color w:val="4F81BD" w:themeColor="accent1"/>
+      <w:rFonts w:asciiTheme="majorHAnsi" w:cstheme="majorBidi" w:eastAsiaTheme="majorEastAsia" w:hAnsiTheme="majorHAnsi"/>
+      <w:color w:themeColor="accent1" w:val="4F81BD"/>
       <w:sz w:val="24"/>
       <w:szCs w:val="24"/>
     </w:rPr>
   </w:style>
-  <w:style w:type="paragraph" w:styleId="BlockText">
+  <w:style w:styleId="BlockText" w:type="paragraph">
     <w:name w:val="Block Text"/>
     <w:basedOn w:val="BodyText"/>
     <w:next w:val="BodyText"/>
@@ -11579,11 +13167,11 @@
     <w:unhideWhenUsed/>
     <w:qFormat/>
     <w:pPr>
-      <w:spacing w:before="100" w:after="100"/>
+      <w:spacing w:after="100" w:before="100"/>
       <w:ind w:firstLine="0" w:left="480" w:right="480"/>
     </w:pPr>
   </w:style>
-  <w:style w:type="paragraph" w:styleId="FootnoteText">
+  <w:style w:styleId="FootnoteText" w:type="paragraph">
     <w:name w:val="Footnote Text"/>
     <w:basedOn w:val="Normal"/>
     <w:next w:val="FootnoteText"/>
@@ -11591,28 +13179,55 @@
     <w:unhideWhenUsed/>
     <w:qFormat/>
   </w:style>
-  <w:style w:type="character" w:default="1" w:styleId="DefaultParagraphFont">
+  <w:style w:styleId="FootnoteBlockText" w:type="paragraph">
+    <w:name w:val="Footnote Block Text"/>
+    <w:basedOn w:val="Footnote Text"/>
+    <w:next w:val="Footnote Text"/>
+    <w:uiPriority w:val="9"/>
+    <w:unhideWhenUsed/>
+    <w:qFormat/>
+    <w:pPr>
+      <w:spacing w:after="100" w:before="100"/>
+      <w:ind w:firstLine="0" w:left="480" w:right="480"/>
+    </w:pPr>
+  </w:style>
+  <w:style w:default="1" w:styleId="DefaultParagraphFont" w:type="character">
     <w:name w:val="Default Paragraph Font"/>
     <w:semiHidden/>
     <w:unhideWhenUsed/>
   </w:style>
-  <w:style w:type="table" w:default="1" w:styleId="Table">
+  <w:style w:default="1" w:styleId="Table" w:type="table">
     <w:name w:val="Table"/>
     <w:basedOn w:val="TableNormal"/>
     <w:semiHidden/>
     <w:unhideWhenUsed/>
     <w:qFormat/>
     <w:tblPr>
-      <w:tblInd w:w="0" w:type="dxa"/>
+      <w:tblInd w:type="dxa" w:w="0"/>
       <w:tblCellMar>
-        <w:top w:w="0" w:type="dxa"/>
-        <w:left w:w="108" w:type="dxa"/>
-        <w:bottom w:w="0" w:type="dxa"/>
-        <w:right w:w="108" w:type="dxa"/>
+        <w:top w:type="dxa" w:w="0"/>
+        <w:left w:type="dxa" w:w="108"/>
+        <w:bottom w:type="dxa" w:w="0"/>
+        <w:right w:type="dxa" w:w="108"/>
       </w:tblCellMar>
     </w:tblPr>
+    <w:tblStylePr w:type="firstRow">
+      <w:tblPr>
+        <w:jc w:val="left"/>
+        <w:tblInd w:type="dxa" w:w="0"/>
+      </w:tblPr>
+      <w:trPr>
+        <w:jc w:val="left"/>
+      </w:trPr>
+      <w:tcPr>
+        <w:vAlign w:val="bottom"/>
+        <w:tcBorders>
+          <w:bottom w:val="single"/>
+        </w:tcBorders>
+      </w:tcPr>
+    </w:tblStylePr>
   </w:style>
-  <w:style w:type="paragraph" w:customStyle="1" w:styleId="DefinitionTerm">
+  <w:style w:customStyle="1" w:styleId="DefinitionTerm" w:type="paragraph">
     <w:name w:val="Definition Term"/>
     <w:basedOn w:val="Normal"/>
     <w:next w:val="Definition"/>
@@ -11625,49 +13240,49 @@
       <w:b/>
     </w:rPr>
   </w:style>
-  <w:style w:type="paragraph" w:customStyle="1" w:styleId="Definition">
+  <w:style w:customStyle="1" w:styleId="Definition" w:type="paragraph">
     <w:name w:val="Definition"/>
     <w:basedOn w:val="Normal"/>
   </w:style>
-  <w:style w:type="paragraph" w:styleId="Caption">
+  <w:style w:styleId="Caption" w:type="paragraph">
     <w:name w:val="Caption"/>
     <w:basedOn w:val="Normal"/>
     <w:link w:val="BodyTextChar"/>
     <w:pPr>
-      <w:spacing w:before="0" w:after="120"/>
+      <w:spacing w:after="120" w:before="0"/>
     </w:pPr>
     <w:rPr>
       <w:i/>
     </w:rPr>
   </w:style>
-  <w:style w:type="paragraph" w:customStyle="1" w:styleId="TableCaption">
+  <w:style w:customStyle="1" w:styleId="TableCaption" w:type="paragraph">
     <w:name w:val="Table Caption"/>
     <w:basedOn w:val="Caption"/>
     <w:pPr>
       <w:keepNext/>
     </w:pPr>
   </w:style>
-  <w:style w:type="paragraph" w:customStyle="1" w:styleId="ImageCaption">
+  <w:style w:customStyle="1" w:styleId="ImageCaption" w:type="paragraph">
     <w:name w:val="Image Caption"/>
     <w:basedOn w:val="Caption"/>
   </w:style>
-  <w:style w:type="paragraph" w:customStyle="1" w:styleId="Figure">
+  <w:style w:customStyle="1" w:styleId="Figure" w:type="paragraph">
     <w:name w:val="Figure"/>
     <w:basedOn w:val="Normal"/>
   </w:style>
-  <w:style w:type="paragraph" w:customStyle="1" w:styleId="CaptionedFigure">
+  <w:style w:customStyle="1" w:styleId="CaptionedFigure" w:type="paragraph">
     <w:name w:val="Captioned Figure"/>
     <w:basedOn w:val="Figure"/>
     <w:pPr>
       <w:keepNext/>
     </w:pPr>
   </w:style>
-  <w:style w:type="character" w:customStyle="1" w:styleId="BodyTextChar">
+  <w:style w:customStyle="1" w:styleId="BodyTextChar" w:type="character">
     <w:name w:val="Body Text Char"/>
     <w:basedOn w:val="DefaultParagraphFont"/>
     <w:link w:val="BodyText"/>
   </w:style>
-  <w:style w:type="character" w:customStyle="1" w:styleId="VerbatimChar">
+  <w:style w:customStyle="1" w:styleId="VerbatimChar" w:type="character">
     <w:name w:val="Verbatim Char"/>
     <w:basedOn w:val="BodyTextChar"/>
     <w:rPr>
@@ -11675,21 +13290,25 @@
       <w:sz w:val="22"/>
     </w:rPr>
   </w:style>
-  <w:style w:type="character" w:styleId="FootnoteReference">
+  <w:style w:customStyle="1" w:styleId="SectionNumber" w:type="character">
+    <w:name w:val="Section Number"/>
+    <w:basedOn w:val="BodyTextChar"/>
+  </w:style>
+  <w:style w:styleId="FootnoteReference" w:type="character">
     <w:name w:val="Footnote Reference"/>
     <w:basedOn w:val="BodyTextChar"/>
     <w:rPr>
       <w:vertAlign w:val="superscript"/>
     </w:rPr>
   </w:style>
-  <w:style w:type="character" w:styleId="Hyperlink">
+  <w:style w:styleId="Hyperlink" w:type="character">
     <w:name w:val="Hyperlink"/>
     <w:basedOn w:val="BodyTextChar"/>
     <w:rPr>
-      <w:color w:val="4F81BD" w:themeColor="accent1"/>
+      <w:color w:themeColor="accent1" w:val="4F81BD"/>
     </w:rPr>
   </w:style>
-  <w:style w:type="paragraph" w:styleId="TOCHeading">
+  <w:style w:styleId="TOCHeading" w:type="paragraph">
     <w:name w:val="TOC Heading"/>
     <w:basedOn w:val="Heading1"/>
     <w:next w:val="BodyText"/>
@@ -11701,10 +13320,10 @@
       <w:outlineLvl w:val="9"/>
     </w:pPr>
     <w:rPr>
-      <w:rFonts w:asciiTheme="majorHAnsi" w:eastAsiaTheme="majorEastAsia" w:hAnsiTheme="majorHAnsi" w:cstheme="majorBidi"/>
+      <w:rFonts w:asciiTheme="majorHAnsi" w:cstheme="majorBidi" w:eastAsiaTheme="majorEastAsia" w:hAnsiTheme="majorHAnsi"/>
       <w:b w:val="0"/>
       <w:bCs w:val="0"/>
-      <w:color w:val="365F91" w:themeColor="accent1" w:themeShade="BF"/>
+      <w:color w:themeColor="accent1" w:themeShade="BF" w:val="365F91"/>
     </w:rPr>
   </w:style>
   <w:style w:type="paragraph" w:customStyle="1" w:styleId="SourceCode">
@@ -11796,7 +13415,10 @@
   <w:style w:type="character" w:customStyle="1" w:styleId="ImportTok">
     <w:name w:val="ImportTok"/>
     <w:basedOn w:val="VerbatimChar"/>
-    <w:rPr/>
+    <w:rPr>
+      <w:color w:val="008000"/>
+      <w:b/>
+    </w:rPr>
   </w:style>
   <w:style w:type="character" w:customStyle="1" w:styleId="CommentTok">
     <w:name w:val="CommentTok"/>
@@ -11871,7 +13493,9 @@
   <w:style w:type="character" w:customStyle="1" w:styleId="BuiltInTok">
     <w:name w:val="BuiltInTok"/>
     <w:basedOn w:val="VerbatimChar"/>
-    <w:rPr/>
+    <w:rPr>
+      <w:color w:val="008000"/>
+    </w:rPr>
   </w:style>
   <w:style w:type="character" w:customStyle="1" w:styleId="ExtensionTok">
     <w:name w:val="ExtensionTok"/>
